--- a/文件/042-可參加的相關競賽.docx
+++ b/文件/042-可參加的相關競賽.docx
@@ -5,12 +5,10 @@
     <w:p>
       <w:pPr>
         <w:rPr>
-          <w:rFonts w:hint="eastAsia"/>
-          <w:sz w:val="28"/>
-          <w:szCs w:val="28"/>
-        </w:rPr>
-      </w:pPr>
-      <w:proofErr w:type="gramStart"/>
+          <w:sz w:val="28"/>
+          <w:szCs w:val="28"/>
+        </w:rPr>
+      </w:pPr>
       <w:r>
         <w:rPr>
           <w:rFonts w:hint="eastAsia"/>
@@ -19,7 +17,6 @@
         </w:rPr>
         <w:t>萬潤</w:t>
       </w:r>
-      <w:proofErr w:type="gramEnd"/>
       <w:r>
         <w:rPr>
           <w:rFonts w:hint="eastAsia"/>
@@ -76,7 +73,7 @@
           <w:szCs w:val="28"/>
         </w:rPr>
       </w:pPr>
-      <w:hyperlink r:id="rId4" w:history="1">
+      <w:hyperlink r:id="rId5" w:history="1">
         <w:r>
           <w:rPr>
             <w:rStyle w:val="ae"/>
@@ -146,7 +143,6 @@
     <w:p>
       <w:pPr>
         <w:rPr>
-          <w:rFonts w:hint="eastAsia"/>
           <w:sz w:val="28"/>
           <w:szCs w:val="28"/>
         </w:rPr>
@@ -166,7 +162,7 @@
           <w:szCs w:val="28"/>
         </w:rPr>
       </w:pPr>
-      <w:hyperlink r:id="rId5" w:history="1">
+      <w:hyperlink r:id="rId6" w:history="1">
         <w:r>
           <w:rPr>
             <w:rStyle w:val="ae"/>
@@ -180,6 +176,7 @@
     <w:p>
       <w:pPr>
         <w:rPr>
+          <w:rFonts w:hint="eastAsia"/>
           <w:sz w:val="28"/>
           <w:szCs w:val="28"/>
         </w:rPr>
@@ -241,6 +238,534 @@
           <w:szCs w:val="28"/>
         </w:rPr>
       </w:pPr>
+      <w:r>
+        <w:rPr>
+          <w:rFonts w:hint="eastAsia"/>
+          <w:sz w:val="28"/>
+          <w:szCs w:val="28"/>
+        </w:rPr>
+        <w:t xml:space="preserve">2025 </w:t>
+      </w:r>
+      <w:r>
+        <w:rPr>
+          <w:rFonts w:hint="eastAsia"/>
+          <w:sz w:val="28"/>
+          <w:szCs w:val="28"/>
+        </w:rPr>
+        <w:t>全國大專院校產學創新實作競賽</w:t>
+      </w:r>
+    </w:p>
+    <w:p>
+      <w:pPr>
+        <w:rPr>
+          <w:sz w:val="28"/>
+          <w:szCs w:val="28"/>
+        </w:rPr>
+      </w:pPr>
+      <w:hyperlink r:id="rId7" w:history="1">
+        <w:r>
+          <w:rPr>
+            <w:rStyle w:val="ae"/>
+            <w:sz w:val="28"/>
+            <w:szCs w:val="28"/>
+          </w:rPr>
+          <w:t>https://eedept.ncue.edu.tw/innovation2025/intro.html</w:t>
+        </w:r>
+      </w:hyperlink>
+    </w:p>
+    <w:p>
+      <w:pPr>
+        <w:rPr>
+          <w:sz w:val="28"/>
+          <w:szCs w:val="28"/>
+        </w:rPr>
+      </w:pPr>
+      <w:r>
+        <w:rPr>
+          <w:rFonts w:hint="eastAsia"/>
+          <w:sz w:val="28"/>
+          <w:szCs w:val="28"/>
+        </w:rPr>
+        <w:t>創新實作主題分成四組：</w:t>
+      </w:r>
+    </w:p>
+    <w:p>
+      <w:pPr>
+        <w:numPr>
+          <w:ilvl w:val="0"/>
+          <w:numId w:val="1"/>
+        </w:numPr>
+        <w:rPr>
+          <w:rFonts w:hint="eastAsia"/>
+          <w:sz w:val="28"/>
+          <w:szCs w:val="28"/>
+        </w:rPr>
+      </w:pPr>
+      <w:r>
+        <w:rPr>
+          <w:sz w:val="28"/>
+          <w:szCs w:val="28"/>
+        </w:rPr>
+        <w:t xml:space="preserve">A. </w:t>
+      </w:r>
+      <w:r>
+        <w:rPr>
+          <w:sz w:val="28"/>
+          <w:szCs w:val="28"/>
+        </w:rPr>
+        <w:t>綠色科技</w:t>
+      </w:r>
+    </w:p>
+    <w:p>
+      <w:pPr>
+        <w:numPr>
+          <w:ilvl w:val="0"/>
+          <w:numId w:val="1"/>
+        </w:numPr>
+        <w:rPr>
+          <w:sz w:val="28"/>
+          <w:szCs w:val="28"/>
+        </w:rPr>
+      </w:pPr>
+      <w:r>
+        <w:rPr>
+          <w:sz w:val="28"/>
+          <w:szCs w:val="28"/>
+        </w:rPr>
+        <w:t xml:space="preserve">B. </w:t>
+      </w:r>
+      <w:r>
+        <w:rPr>
+          <w:sz w:val="28"/>
+          <w:szCs w:val="28"/>
+        </w:rPr>
+        <w:t>機械及自動化</w:t>
+      </w:r>
+    </w:p>
+    <w:p>
+      <w:pPr>
+        <w:numPr>
+          <w:ilvl w:val="0"/>
+          <w:numId w:val="1"/>
+        </w:numPr>
+        <w:rPr>
+          <w:sz w:val="28"/>
+          <w:szCs w:val="28"/>
+        </w:rPr>
+      </w:pPr>
+      <w:r>
+        <w:rPr>
+          <w:sz w:val="28"/>
+          <w:szCs w:val="28"/>
+        </w:rPr>
+        <w:t xml:space="preserve">C. </w:t>
+      </w:r>
+      <w:r>
+        <w:rPr>
+          <w:sz w:val="28"/>
+          <w:szCs w:val="28"/>
+        </w:rPr>
+        <w:t>資訊與電子</w:t>
+      </w:r>
+    </w:p>
+    <w:p>
+      <w:pPr>
+        <w:numPr>
+          <w:ilvl w:val="0"/>
+          <w:numId w:val="1"/>
+        </w:numPr>
+        <w:rPr>
+          <w:sz w:val="28"/>
+          <w:szCs w:val="28"/>
+        </w:rPr>
+      </w:pPr>
+      <w:r>
+        <w:rPr>
+          <w:sz w:val="28"/>
+          <w:szCs w:val="28"/>
+        </w:rPr>
+        <w:t xml:space="preserve">D. </w:t>
+      </w:r>
+      <w:r>
+        <w:rPr>
+          <w:sz w:val="28"/>
+          <w:szCs w:val="28"/>
+        </w:rPr>
+        <w:t>人工智慧及其應用</w:t>
+      </w:r>
+    </w:p>
+    <w:p>
+      <w:pPr>
+        <w:rPr>
+          <w:rFonts w:ascii="微軟正黑體" w:eastAsia="微軟正黑體" w:hAnsi="微軟正黑體"/>
+          <w:color w:val="333333"/>
+          <w:sz w:val="27"/>
+          <w:szCs w:val="27"/>
+          <w:shd w:val="clear" w:color="auto" w:fill="FFFFFF"/>
+        </w:rPr>
+      </w:pPr>
+      <w:r>
+        <w:rPr>
+          <w:rFonts w:ascii="微軟正黑體" w:eastAsia="微軟正黑體" w:hAnsi="微軟正黑體" w:hint="eastAsia"/>
+          <w:color w:val="333333"/>
+          <w:sz w:val="27"/>
+          <w:szCs w:val="27"/>
+          <w:shd w:val="clear" w:color="auto" w:fill="FFFFFF"/>
+        </w:rPr>
+        <w:t>報名時間：</w:t>
+      </w:r>
+      <w:r>
+        <w:rPr>
+          <w:rFonts w:ascii="微軟正黑體" w:eastAsia="微軟正黑體" w:hAnsi="微軟正黑體" w:hint="eastAsia"/>
+          <w:color w:val="333333"/>
+          <w:sz w:val="27"/>
+          <w:szCs w:val="27"/>
+          <w:shd w:val="clear" w:color="auto" w:fill="FFFFFF"/>
+        </w:rPr>
+        <w:t>2025-09-01至 2025-10-23 23：59</w:t>
+      </w:r>
+    </w:p>
+    <w:p>
+      <w:pPr>
+        <w:rPr>
+          <w:rFonts w:ascii="微軟正黑體" w:eastAsia="微軟正黑體" w:hAnsi="微軟正黑體"/>
+          <w:color w:val="333333"/>
+          <w:sz w:val="27"/>
+          <w:szCs w:val="27"/>
+          <w:shd w:val="clear" w:color="auto" w:fill="FFFFFF"/>
+        </w:rPr>
+      </w:pPr>
+    </w:p>
+    <w:p>
+      <w:pPr>
+        <w:rPr>
+          <w:sz w:val="28"/>
+          <w:szCs w:val="28"/>
+        </w:rPr>
+      </w:pPr>
+      <w:r>
+        <w:rPr>
+          <w:rFonts w:hint="eastAsia"/>
+          <w:sz w:val="28"/>
+          <w:szCs w:val="28"/>
+        </w:rPr>
+        <w:lastRenderedPageBreak/>
+        <w:t>2025</w:t>
+      </w:r>
+      <w:r>
+        <w:rPr>
+          <w:rFonts w:hint="eastAsia"/>
+          <w:sz w:val="28"/>
+          <w:szCs w:val="28"/>
+        </w:rPr>
+        <w:t>年</w:t>
+      </w:r>
+      <w:r>
+        <w:rPr>
+          <w:rFonts w:hint="eastAsia"/>
+          <w:sz w:val="28"/>
+          <w:szCs w:val="28"/>
+        </w:rPr>
+        <w:t>ITSA</w:t>
+      </w:r>
+      <w:r>
+        <w:rPr>
+          <w:rFonts w:hint="eastAsia"/>
+          <w:sz w:val="28"/>
+          <w:szCs w:val="28"/>
+        </w:rPr>
+        <w:t>全國大專校院程式設計極客挑戰賽</w:t>
+      </w:r>
+    </w:p>
+    <w:p>
+      <w:pPr>
+        <w:rPr>
+          <w:sz w:val="28"/>
+          <w:szCs w:val="28"/>
+        </w:rPr>
+      </w:pPr>
+      <w:hyperlink r:id="rId8" w:history="1">
+        <w:r>
+          <w:rPr>
+            <w:rStyle w:val="ae"/>
+            <w:sz w:val="28"/>
+            <w:szCs w:val="28"/>
+          </w:rPr>
+          <w:t>https://www.itsa.org.tw/itsacontest/2025/role.php</w:t>
+        </w:r>
+      </w:hyperlink>
+    </w:p>
+    <w:p>
+      <w:pPr>
+        <w:rPr>
+          <w:sz w:val="28"/>
+          <w:szCs w:val="28"/>
+        </w:rPr>
+      </w:pPr>
+      <w:r>
+        <w:rPr>
+          <w:rFonts w:hint="eastAsia"/>
+          <w:sz w:val="28"/>
+          <w:szCs w:val="28"/>
+        </w:rPr>
+        <w:t>競賽須知：</w:t>
+      </w:r>
+      <w:hyperlink r:id="rId9" w:history="1">
+        <w:r>
+          <w:rPr>
+            <w:rStyle w:val="ae"/>
+            <w:sz w:val="28"/>
+            <w:szCs w:val="28"/>
+          </w:rPr>
+          <w:t>https://www.itsa.org.tw/itsacontest/2025/file/2025%E5%B9%B4%20ITSA%E5%85%A8%E5%9C%8B%E5%A4%A7%E5%B0%88%E6%A0%A1%E9%99%A2%E7%A8%8B%E5%BC%8F%E8%A8%AD%E8%A8%88%E6%A5%B5%E5%AE%A2%E6%8C%91%E6%88%B0%E8%B3%BD%E7%AB%B6%E8%B3%BD%E9%A0%88%E7%9F%A5.pdf</w:t>
+        </w:r>
+      </w:hyperlink>
+    </w:p>
+    <w:p>
+      <w:pPr>
+        <w:rPr>
+          <w:sz w:val="28"/>
+          <w:szCs w:val="28"/>
+        </w:rPr>
+      </w:pPr>
+      <w:r>
+        <w:rPr>
+          <w:rFonts w:hint="eastAsia"/>
+          <w:sz w:val="28"/>
+          <w:szCs w:val="28"/>
+        </w:rPr>
+        <w:t>報名時間：</w:t>
+      </w:r>
+      <w:r>
+        <w:rPr>
+          <w:rFonts w:hint="eastAsia"/>
+          <w:sz w:val="28"/>
+          <w:szCs w:val="28"/>
+        </w:rPr>
+        <w:t xml:space="preserve"> 6 </w:t>
+      </w:r>
+      <w:r>
+        <w:rPr>
+          <w:rFonts w:hint="eastAsia"/>
+          <w:sz w:val="28"/>
+          <w:szCs w:val="28"/>
+        </w:rPr>
+        <w:t>月</w:t>
+      </w:r>
+      <w:r>
+        <w:rPr>
+          <w:rFonts w:hint="eastAsia"/>
+          <w:sz w:val="28"/>
+          <w:szCs w:val="28"/>
+        </w:rPr>
+        <w:t xml:space="preserve"> 16 </w:t>
+      </w:r>
+      <w:r>
+        <w:rPr>
+          <w:rFonts w:hint="eastAsia"/>
+          <w:sz w:val="28"/>
+          <w:szCs w:val="28"/>
+        </w:rPr>
+        <w:t>日</w:t>
+      </w:r>
+      <w:r>
+        <w:rPr>
+          <w:rFonts w:hint="eastAsia"/>
+          <w:sz w:val="28"/>
+          <w:szCs w:val="28"/>
+        </w:rPr>
+        <w:t>(</w:t>
+      </w:r>
+      <w:r>
+        <w:rPr>
+          <w:rFonts w:hint="eastAsia"/>
+          <w:sz w:val="28"/>
+          <w:szCs w:val="28"/>
+        </w:rPr>
+        <w:t>一</w:t>
+      </w:r>
+      <w:r>
+        <w:rPr>
+          <w:rFonts w:hint="eastAsia"/>
+          <w:sz w:val="28"/>
+          <w:szCs w:val="28"/>
+        </w:rPr>
+        <w:t xml:space="preserve">)9:00 </w:t>
+      </w:r>
+      <w:r>
+        <w:rPr>
+          <w:rFonts w:hint="eastAsia"/>
+          <w:sz w:val="28"/>
+          <w:szCs w:val="28"/>
+        </w:rPr>
+        <w:t>~</w:t>
+      </w:r>
+      <w:r>
+        <w:rPr>
+          <w:rFonts w:hint="eastAsia"/>
+          <w:sz w:val="28"/>
+          <w:szCs w:val="28"/>
+        </w:rPr>
+        <w:t xml:space="preserve"> 9 </w:t>
+      </w:r>
+      <w:r>
+        <w:rPr>
+          <w:rFonts w:hint="eastAsia"/>
+          <w:sz w:val="28"/>
+          <w:szCs w:val="28"/>
+        </w:rPr>
+        <w:t>月</w:t>
+      </w:r>
+      <w:r>
+        <w:rPr>
+          <w:rFonts w:hint="eastAsia"/>
+          <w:sz w:val="28"/>
+          <w:szCs w:val="28"/>
+        </w:rPr>
+        <w:t xml:space="preserve"> 17 </w:t>
+      </w:r>
+      <w:r>
+        <w:rPr>
+          <w:rFonts w:hint="eastAsia"/>
+          <w:sz w:val="28"/>
+          <w:szCs w:val="28"/>
+        </w:rPr>
+        <w:t>日</w:t>
+      </w:r>
+      <w:r>
+        <w:rPr>
+          <w:rFonts w:hint="eastAsia"/>
+          <w:sz w:val="28"/>
+          <w:szCs w:val="28"/>
+        </w:rPr>
+        <w:t>(</w:t>
+      </w:r>
+      <w:r>
+        <w:rPr>
+          <w:rFonts w:hint="eastAsia"/>
+          <w:sz w:val="28"/>
+          <w:szCs w:val="28"/>
+        </w:rPr>
+        <w:t>五</w:t>
+      </w:r>
+      <w:r>
+        <w:rPr>
+          <w:rFonts w:hint="eastAsia"/>
+          <w:sz w:val="28"/>
+          <w:szCs w:val="28"/>
+        </w:rPr>
+        <w:t xml:space="preserve">)17:00 </w:t>
+      </w:r>
+      <w:r>
+        <w:rPr>
+          <w:rFonts w:hint="eastAsia"/>
+          <w:sz w:val="28"/>
+          <w:szCs w:val="28"/>
+        </w:rPr>
+        <w:t>止。</w:t>
+      </w:r>
+    </w:p>
+    <w:p>
+      <w:pPr>
+        <w:rPr>
+          <w:sz w:val="28"/>
+          <w:szCs w:val="28"/>
+        </w:rPr>
+      </w:pPr>
+    </w:p>
+    <w:p>
+      <w:pPr>
+        <w:rPr>
+          <w:sz w:val="28"/>
+          <w:szCs w:val="28"/>
+        </w:rPr>
+      </w:pPr>
+      <w:r>
+        <w:rPr>
+          <w:rFonts w:hint="eastAsia"/>
+          <w:sz w:val="28"/>
+          <w:szCs w:val="28"/>
+        </w:rPr>
+        <w:t>2025</w:t>
+      </w:r>
+      <w:r>
+        <w:rPr>
+          <w:rFonts w:hint="eastAsia"/>
+          <w:sz w:val="28"/>
+          <w:szCs w:val="28"/>
+        </w:rPr>
+        <w:t>第</w:t>
+      </w:r>
+      <w:r>
+        <w:rPr>
+          <w:rFonts w:hint="eastAsia"/>
+          <w:sz w:val="28"/>
+          <w:szCs w:val="28"/>
+        </w:rPr>
+        <w:t>30</w:t>
+      </w:r>
+      <w:r>
+        <w:rPr>
+          <w:rFonts w:hint="eastAsia"/>
+          <w:sz w:val="28"/>
+          <w:szCs w:val="28"/>
+        </w:rPr>
+        <w:t>屆大專校院資訊應用服務創新競賽</w:t>
+      </w:r>
+    </w:p>
+    <w:p>
+      <w:pPr>
+        <w:rPr>
+          <w:sz w:val="28"/>
+          <w:szCs w:val="28"/>
+        </w:rPr>
+      </w:pPr>
+      <w:hyperlink r:id="rId10" w:history="1">
+        <w:r>
+          <w:rPr>
+            <w:rStyle w:val="ae"/>
+            <w:sz w:val="28"/>
+            <w:szCs w:val="28"/>
+          </w:rPr>
+          <w:t>https://bhuntr.com/tw/competitions/1c9664rv60hqrv01g5</w:t>
+        </w:r>
+      </w:hyperlink>
+    </w:p>
+    <w:p>
+      <w:pPr>
+        <w:rPr>
+          <w:rFonts w:hint="eastAsia"/>
+          <w:sz w:val="28"/>
+          <w:szCs w:val="28"/>
+        </w:rPr>
+      </w:pPr>
+      <w:r>
+        <w:rPr>
+          <w:b/>
+          <w:bCs/>
+          <w:sz w:val="28"/>
+          <w:szCs w:val="28"/>
+        </w:rPr>
+        <w:t>2025-07-30 09:00 </w:t>
+      </w:r>
+      <w:r>
+        <w:rPr>
+          <w:b/>
+          <w:bCs/>
+          <w:sz w:val="28"/>
+          <w:szCs w:val="28"/>
+        </w:rPr>
+        <w:t>至</w:t>
+      </w:r>
+      <w:r>
+        <w:rPr>
+          <w:b/>
+          <w:bCs/>
+          <w:sz w:val="28"/>
+          <w:szCs w:val="28"/>
+        </w:rPr>
+        <w:t> 2025-09-30 17:00</w:t>
+      </w:r>
     </w:p>
     <w:sectPr>
       <w:pgSz w:w="11906" w:h="16838"/>
@@ -250,6 +775,163 @@
     </w:sectPr>
   </w:body>
 </w:document>
+</file>
+
+<file path=word/numbering.xml><?xml version="1.0" encoding="utf-8"?>
+<w:numbering xmlns:wpc="http://schemas.microsoft.com/office/word/2010/wordprocessingCanvas" xmlns:cx="http://schemas.microsoft.com/office/drawing/2014/chartex" xmlns:cx1="http://schemas.microsoft.com/office/drawing/2015/9/8/chartex" xmlns:cx2="http://schemas.microsoft.com/office/drawing/2015/10/21/chartex" xmlns:cx3="http://schemas.microsoft.com/office/drawing/2016/5/9/chartex" xmlns:cx4="http://schemas.microsoft.com/office/drawing/2016/5/10/chartex" xmlns:cx5="http://schemas.microsoft.com/office/drawing/2016/5/11/chartex" xmlns:cx6="http://schemas.microsoft.com/office/drawing/2016/5/12/chartex" xmlns:cx7="http://schemas.microsoft.com/office/drawing/2016/5/13/chartex" xmlns:cx8="http://schemas.microsoft.com/office/drawing/2016/5/14/chartex" xmlns:mc="http://schemas.openxmlformats.org/markup-compatibility/2006" xmlns:aink="http://schemas.microsoft.com/office/drawing/2016/ink" xmlns:am3d="http://schemas.microsoft.com/office/drawing/2017/model3d" xmlns:o="urn:schemas-microsoft-com:office:office" xmlns:oel="http://schemas.microsoft.com/office/2019/extlst" xmlns:r="http://schemas.openxmlformats.org/officeDocument/2006/relationships" xmlns:m="http://schemas.openxmlformats.org/officeDocument/2006/math" xmlns:v="urn:schemas-microsoft-com:vml" xmlns:wp14="http://schemas.microsoft.com/office/word/2010/wordprocessingDrawing" xmlns:wp="http://schemas.openxmlformats.org/drawingml/2006/wordprocessingDrawing" xmlns:w10="urn:schemas-microsoft-com:office:word" xmlns:w="http://schemas.openxmlformats.org/wordprocessingml/2006/main" xmlns:w14="http://schemas.microsoft.com/office/word/2010/wordml" xmlns:w15="http://schemas.microsoft.com/office/word/2012/wordml" xmlns:w16cex="http://schemas.microsoft.com/office/word/2018/wordml/cex" xmlns:w16cid="http://schemas.microsoft.com/office/word/2016/wordml/cid" xmlns:w16="http://schemas.microsoft.com/office/word/2018/wordml" xmlns:w16du="http://schemas.microsoft.com/office/word/2023/wordml/word16du" xmlns:w16sdtdh="http://schemas.microsoft.com/office/word/2020/wordml/sdtdatahash" xmlns:w16sdtfl="http://schemas.microsoft.com/office/word/2024/wordml/sdtformatlock" xmlns:w16se="http://schemas.microsoft.com/office/word/2015/wordml/symex" xmlns:wpg="http://schemas.microsoft.com/office/word/2010/wordprocessingGroup" xmlns:wpi="http://schemas.microsoft.com/office/word/2010/wordprocessingInk" xmlns:wne="http://schemas.microsoft.com/office/word/2006/wordml" xmlns:wps="http://schemas.microsoft.com/office/word/2010/wordprocessingShape" mc:Ignorable="w14 w15 w16se w16cid w16 w16cex w16sdtdh w16sdtfl w16du wp14">
+  <w:abstractNum w:abstractNumId="0" w15:restartNumberingAfterBreak="0">
+    <w:nsid w:val="044A3380"/>
+    <w:multiLevelType w:val="multilevel"/>
+    <w:tmpl w:val="FAD2F40C"/>
+    <w:lvl w:ilvl="0">
+      <w:start w:val="1"/>
+      <w:numFmt w:val="bullet"/>
+      <w:lvlText w:val=""/>
+      <w:lvlJc w:val="left"/>
+      <w:pPr>
+        <w:tabs>
+          <w:tab w:val="num" w:pos="720"/>
+        </w:tabs>
+        <w:ind w:left="720" w:hanging="360"/>
+      </w:pPr>
+      <w:rPr>
+        <w:rFonts w:ascii="Symbol" w:hAnsi="Symbol" w:hint="default"/>
+        <w:sz w:val="20"/>
+      </w:rPr>
+    </w:lvl>
+    <w:lvl w:ilvl="1" w:tentative="1">
+      <w:start w:val="1"/>
+      <w:numFmt w:val="bullet"/>
+      <w:lvlText w:val="o"/>
+      <w:lvlJc w:val="left"/>
+      <w:pPr>
+        <w:tabs>
+          <w:tab w:val="num" w:pos="1440"/>
+        </w:tabs>
+        <w:ind w:left="1440" w:hanging="360"/>
+      </w:pPr>
+      <w:rPr>
+        <w:rFonts w:ascii="Courier New" w:hAnsi="Courier New" w:hint="default"/>
+        <w:sz w:val="20"/>
+      </w:rPr>
+    </w:lvl>
+    <w:lvl w:ilvl="2" w:tentative="1">
+      <w:start w:val="1"/>
+      <w:numFmt w:val="bullet"/>
+      <w:lvlText w:val=""/>
+      <w:lvlJc w:val="left"/>
+      <w:pPr>
+        <w:tabs>
+          <w:tab w:val="num" w:pos="2160"/>
+        </w:tabs>
+        <w:ind w:left="2160" w:hanging="360"/>
+      </w:pPr>
+      <w:rPr>
+        <w:rFonts w:ascii="Wingdings" w:hAnsi="Wingdings" w:hint="default"/>
+        <w:sz w:val="20"/>
+      </w:rPr>
+    </w:lvl>
+    <w:lvl w:ilvl="3" w:tentative="1">
+      <w:start w:val="1"/>
+      <w:numFmt w:val="bullet"/>
+      <w:lvlText w:val=""/>
+      <w:lvlJc w:val="left"/>
+      <w:pPr>
+        <w:tabs>
+          <w:tab w:val="num" w:pos="2880"/>
+        </w:tabs>
+        <w:ind w:left="2880" w:hanging="360"/>
+      </w:pPr>
+      <w:rPr>
+        <w:rFonts w:ascii="Wingdings" w:hAnsi="Wingdings" w:hint="default"/>
+        <w:sz w:val="20"/>
+      </w:rPr>
+    </w:lvl>
+    <w:lvl w:ilvl="4" w:tentative="1">
+      <w:start w:val="1"/>
+      <w:numFmt w:val="bullet"/>
+      <w:lvlText w:val=""/>
+      <w:lvlJc w:val="left"/>
+      <w:pPr>
+        <w:tabs>
+          <w:tab w:val="num" w:pos="3600"/>
+        </w:tabs>
+        <w:ind w:left="3600" w:hanging="360"/>
+      </w:pPr>
+      <w:rPr>
+        <w:rFonts w:ascii="Wingdings" w:hAnsi="Wingdings" w:hint="default"/>
+        <w:sz w:val="20"/>
+      </w:rPr>
+    </w:lvl>
+    <w:lvl w:ilvl="5" w:tentative="1">
+      <w:start w:val="1"/>
+      <w:numFmt w:val="bullet"/>
+      <w:lvlText w:val=""/>
+      <w:lvlJc w:val="left"/>
+      <w:pPr>
+        <w:tabs>
+          <w:tab w:val="num" w:pos="4320"/>
+        </w:tabs>
+        <w:ind w:left="4320" w:hanging="360"/>
+      </w:pPr>
+      <w:rPr>
+        <w:rFonts w:ascii="Wingdings" w:hAnsi="Wingdings" w:hint="default"/>
+        <w:sz w:val="20"/>
+      </w:rPr>
+    </w:lvl>
+    <w:lvl w:ilvl="6" w:tentative="1">
+      <w:start w:val="1"/>
+      <w:numFmt w:val="bullet"/>
+      <w:lvlText w:val=""/>
+      <w:lvlJc w:val="left"/>
+      <w:pPr>
+        <w:tabs>
+          <w:tab w:val="num" w:pos="5040"/>
+        </w:tabs>
+        <w:ind w:left="5040" w:hanging="360"/>
+      </w:pPr>
+      <w:rPr>
+        <w:rFonts w:ascii="Wingdings" w:hAnsi="Wingdings" w:hint="default"/>
+        <w:sz w:val="20"/>
+      </w:rPr>
+    </w:lvl>
+    <w:lvl w:ilvl="7" w:tentative="1">
+      <w:start w:val="1"/>
+      <w:numFmt w:val="bullet"/>
+      <w:lvlText w:val=""/>
+      <w:lvlJc w:val="left"/>
+      <w:pPr>
+        <w:tabs>
+          <w:tab w:val="num" w:pos="5760"/>
+        </w:tabs>
+        <w:ind w:left="5760" w:hanging="360"/>
+      </w:pPr>
+      <w:rPr>
+        <w:rFonts w:ascii="Wingdings" w:hAnsi="Wingdings" w:hint="default"/>
+        <w:sz w:val="20"/>
+      </w:rPr>
+    </w:lvl>
+    <w:lvl w:ilvl="8" w:tentative="1">
+      <w:start w:val="1"/>
+      <w:numFmt w:val="bullet"/>
+      <w:lvlText w:val=""/>
+      <w:lvlJc w:val="left"/>
+      <w:pPr>
+        <w:tabs>
+          <w:tab w:val="num" w:pos="6480"/>
+        </w:tabs>
+        <w:ind w:left="6480" w:hanging="360"/>
+      </w:pPr>
+      <w:rPr>
+        <w:rFonts w:ascii="Wingdings" w:hAnsi="Wingdings" w:hint="default"/>
+        <w:sz w:val="20"/>
+      </w:rPr>
+    </w:lvl>
+  </w:abstractNum>
+  <w:num w:numId="1" w16cid:durableId="335544497">
+    <w:abstractNumId w:val="0"/>
+  </w:num>
+</w:numbering>
 </file>
 
 <file path=word/styles.xml><?xml version="1.0" encoding="utf-8"?>
@@ -705,7 +1387,6 @@
     <w:next w:val="a"/>
     <w:link w:val="30"/>
     <w:uiPriority w:val="9"/>
-    <w:semiHidden/>
     <w:unhideWhenUsed/>
     <w:qFormat/>
     <w:rsid w:val="00391A9B"/>
@@ -910,7 +1591,6 @@
     <w:basedOn w:val="a0"/>
     <w:link w:val="3"/>
     <w:uiPriority w:val="9"/>
-    <w:semiHidden/>
     <w:rsid w:val="00391A9B"/>
     <w:rPr>
       <w:rFonts w:eastAsiaTheme="majorEastAsia" w:cstheme="majorBidi"/>

--- a/文件/042-可參加的相關競賽.docx
+++ b/文件/042-可參加的相關競賽.docx
@@ -9,6 +9,7 @@
           <w:szCs w:val="28"/>
         </w:rPr>
       </w:pPr>
+      <w:proofErr w:type="gramStart"/>
       <w:r>
         <w:rPr>
           <w:rFonts w:hint="eastAsia"/>
@@ -17,6 +18,7 @@
         </w:rPr>
         <w:t>萬潤</w:t>
       </w:r>
+      <w:proofErr w:type="gramEnd"/>
       <w:r>
         <w:rPr>
           <w:rFonts w:hint="eastAsia"/>
@@ -67,13 +69,7 @@
       </w:r>
     </w:p>
     <w:p>
-      <w:pPr>
-        <w:rPr>
-          <w:sz w:val="28"/>
-          <w:szCs w:val="28"/>
-        </w:rPr>
-      </w:pPr>
-      <w:hyperlink r:id="rId5" w:history="1">
+      <w:hyperlink r:id="rId6" w:history="1">
         <w:r>
           <w:rPr>
             <w:rStyle w:val="ae"/>
@@ -91,6 +87,24 @@
           <w:szCs w:val="28"/>
         </w:rPr>
       </w:pPr>
+      <w:hyperlink r:id="rId7" w:history="1">
+        <w:r>
+          <w:rPr>
+            <w:rStyle w:val="ae"/>
+            <w:sz w:val="28"/>
+            <w:szCs w:val="28"/>
+          </w:rPr>
+          <w:t>https://cyie.cycu.edu.tw/%E5%B4%91%E5%B1%B1%E7%A7%91%E6%8A%80%E5%A4%A7%E5%AD%B8%E8%90%AC%E6%BD%A4-2025-%E5%89%B5%E6%96%B0%E5%89%B5%E6%84%8F%E7%AB%B6%E8%B3%BD-%E5%A4%A7%E5%B0%88%E7%B5%84/</w:t>
+        </w:r>
+      </w:hyperlink>
+    </w:p>
+    <w:p>
+      <w:pPr>
+        <w:rPr>
+          <w:sz w:val="28"/>
+          <w:szCs w:val="28"/>
+        </w:rPr>
+      </w:pPr>
       <w:r>
         <w:rPr>
           <w:rFonts w:hint="eastAsia"/>
@@ -162,7 +176,7 @@
           <w:szCs w:val="28"/>
         </w:rPr>
       </w:pPr>
-      <w:hyperlink r:id="rId6" w:history="1">
+      <w:hyperlink r:id="rId8" w:history="1">
         <w:r>
           <w:rPr>
             <w:rStyle w:val="ae"/>
@@ -176,7 +190,6 @@
     <w:p>
       <w:pPr>
         <w:rPr>
-          <w:rFonts w:hint="eastAsia"/>
           <w:sz w:val="28"/>
           <w:szCs w:val="28"/>
         </w:rPr>
@@ -229,11 +242,93 @@
           <w:szCs w:val="28"/>
         </w:rPr>
       </w:pPr>
-    </w:p>
-    <w:p>
-      <w:pPr>
-        <w:rPr>
-          <w:rFonts w:hint="eastAsia"/>
+      <w:r>
+        <w:rPr>
+          <w:noProof/>
+          <w:sz w:val="28"/>
+          <w:szCs w:val="28"/>
+        </w:rPr>
+        <mc:AlternateContent>
+          <mc:Choice Requires="aink">
+            <w:drawing>
+              <wp:anchor distT="0" distB="0" distL="114300" distR="114300" simplePos="0" relativeHeight="251659264" behindDoc="0" locked="0" layoutInCell="1" allowOverlap="1" wp14:anchorId="77C505F6" wp14:editId="71D52800">
+                <wp:simplePos x="0" y="0"/>
+                <wp:positionH relativeFrom="column">
+                  <wp:posOffset>4306933</wp:posOffset>
+                </wp:positionH>
+                <wp:positionV relativeFrom="paragraph">
+                  <wp:posOffset>6803</wp:posOffset>
+                </wp:positionV>
+                <wp:extent cx="360" cy="360"/>
+                <wp:effectExtent l="57150" t="38100" r="38100" b="57150"/>
+                <wp:wrapNone/>
+                <wp:docPr id="934482355" name="筆跡 15"/>
+                <wp:cNvGraphicFramePr/>
+                <a:graphic xmlns:a="http://schemas.openxmlformats.org/drawingml/2006/main">
+                  <a:graphicData uri="http://schemas.microsoft.com/office/word/2010/wordprocessingInk">
+                    <w14:contentPart bwMode="auto" r:id="rId9">
+                      <w14:nvContentPartPr>
+                        <w14:cNvContentPartPr/>
+                      </w14:nvContentPartPr>
+                      <w14:xfrm>
+                        <a:off x="0" y="0"/>
+                        <a:ext cx="360" cy="360"/>
+                      </w14:xfrm>
+                    </w14:contentPart>
+                  </a:graphicData>
+                </a:graphic>
+              </wp:anchor>
+            </w:drawing>
+          </mc:Choice>
+          <mc:Fallback>
+            <w:drawing>
+              <wp:anchor distT="0" distB="0" distL="114300" distR="114300" simplePos="0" relativeHeight="251659264" behindDoc="0" locked="0" layoutInCell="1" allowOverlap="1" wp14:anchorId="77C505F6" wp14:editId="71D52800">
+                <wp:simplePos x="0" y="0"/>
+                <wp:positionH relativeFrom="column">
+                  <wp:posOffset>4306933</wp:posOffset>
+                </wp:positionH>
+                <wp:positionV relativeFrom="paragraph">
+                  <wp:posOffset>6803</wp:posOffset>
+                </wp:positionV>
+                <wp:extent cx="360" cy="360"/>
+                <wp:effectExtent l="57150" t="38100" r="38100" b="57150"/>
+                <wp:wrapNone/>
+                <wp:docPr id="934482355" name="筆跡 15"/>
+                <wp:cNvGraphicFramePr/>
+                <a:graphic xmlns:a="http://schemas.openxmlformats.org/drawingml/2006/main">
+                  <a:graphicData uri="http://schemas.openxmlformats.org/drawingml/2006/picture">
+                    <pic:pic xmlns:pic="http://schemas.openxmlformats.org/drawingml/2006/picture">
+                      <pic:nvPicPr>
+                        <pic:cNvPr id="934482355" name="筆跡 15"/>
+                        <pic:cNvPicPr/>
+                      </pic:nvPicPr>
+                      <pic:blipFill>
+                        <a:blip r:embed="rId10"/>
+                        <a:stretch>
+                          <a:fillRect/>
+                        </a:stretch>
+                      </pic:blipFill>
+                      <pic:spPr>
+                        <a:xfrm>
+                          <a:off x="0" y="0"/>
+                          <a:ext cx="36000" cy="216000"/>
+                        </a:xfrm>
+                        <a:prstGeom prst="rect">
+                          <a:avLst/>
+                        </a:prstGeom>
+                      </pic:spPr>
+                    </pic:pic>
+                  </a:graphicData>
+                </a:graphic>
+              </wp:anchor>
+            </w:drawing>
+          </mc:Fallback>
+        </mc:AlternateContent>
+      </w:r>
+    </w:p>
+    <w:p>
+      <w:pPr>
+        <w:rPr>
           <w:sz w:val="28"/>
           <w:szCs w:val="28"/>
         </w:rPr>
@@ -262,7 +357,7 @@
           <w:szCs w:val="28"/>
         </w:rPr>
       </w:pPr>
-      <w:hyperlink r:id="rId7" w:history="1">
+      <w:hyperlink r:id="rId11" w:history="1">
         <w:r>
           <w:rPr>
             <w:rStyle w:val="ae"/>
@@ -296,7 +391,6 @@
           <w:numId w:val="1"/>
         </w:numPr>
         <w:rPr>
-          <w:rFonts w:hint="eastAsia"/>
           <w:sz w:val="28"/>
           <w:szCs w:val="28"/>
         </w:rPr>
@@ -384,6 +478,7 @@
           <w:sz w:val="28"/>
           <w:szCs w:val="28"/>
         </w:rPr>
+        <w:lastRenderedPageBreak/>
         <w:t xml:space="preserve">D. </w:t>
       </w:r>
       <w:r>
@@ -449,7 +544,6 @@
           <w:sz w:val="28"/>
           <w:szCs w:val="28"/>
         </w:rPr>
-        <w:lastRenderedPageBreak/>
         <w:t>2025</w:t>
       </w:r>
       <w:r>
@@ -474,17 +568,35 @@
           <w:sz w:val="28"/>
           <w:szCs w:val="28"/>
         </w:rPr>
-        <w:t>全國大專校院程式設計極客挑戰賽</w:t>
-      </w:r>
-    </w:p>
-    <w:p>
-      <w:pPr>
-        <w:rPr>
-          <w:sz w:val="28"/>
-          <w:szCs w:val="28"/>
-        </w:rPr>
-      </w:pPr>
-      <w:hyperlink r:id="rId8" w:history="1">
+        <w:t>全國大專校院程式設計</w:t>
+      </w:r>
+      <w:proofErr w:type="gramStart"/>
+      <w:r>
+        <w:rPr>
+          <w:rFonts w:hint="eastAsia"/>
+          <w:sz w:val="28"/>
+          <w:szCs w:val="28"/>
+        </w:rPr>
+        <w:t>極</w:t>
+      </w:r>
+      <w:proofErr w:type="gramEnd"/>
+      <w:r>
+        <w:rPr>
+          <w:rFonts w:hint="eastAsia"/>
+          <w:sz w:val="28"/>
+          <w:szCs w:val="28"/>
+        </w:rPr>
+        <w:t>客挑戰賽</w:t>
+      </w:r>
+    </w:p>
+    <w:p>
+      <w:pPr>
+        <w:rPr>
+          <w:sz w:val="28"/>
+          <w:szCs w:val="28"/>
+        </w:rPr>
+      </w:pPr>
+      <w:hyperlink r:id="rId12" w:history="1">
         <w:r>
           <w:rPr>
             <w:rStyle w:val="ae"/>
@@ -510,7 +622,7 @@
         </w:rPr>
         <w:t>競賽須知：</w:t>
       </w:r>
-      <w:hyperlink r:id="rId9" w:history="1">
+      <w:hyperlink r:id="rId13" w:history="1">
         <w:r>
           <w:rPr>
             <w:rStyle w:val="ae"/>
@@ -576,6 +688,7 @@
         </w:rPr>
         <w:t>(</w:t>
       </w:r>
+      <w:proofErr w:type="gramStart"/>
       <w:r>
         <w:rPr>
           <w:rFonts w:hint="eastAsia"/>
@@ -584,6 +697,7 @@
         </w:rPr>
         <w:t>一</w:t>
       </w:r>
+      <w:proofErr w:type="gramEnd"/>
       <w:r>
         <w:rPr>
           <w:rFonts w:hint="eastAsia"/>
@@ -676,13 +790,15 @@
     <w:p>
       <w:pPr>
         <w:rPr>
-          <w:sz w:val="28"/>
-          <w:szCs w:val="28"/>
-        </w:rPr>
-      </w:pPr>
-      <w:r>
-        <w:rPr>
-          <w:rFonts w:hint="eastAsia"/>
+          <w:strike/>
+          <w:sz w:val="28"/>
+          <w:szCs w:val="28"/>
+        </w:rPr>
+      </w:pPr>
+      <w:r>
+        <w:rPr>
+          <w:rFonts w:hint="eastAsia"/>
+          <w:strike/>
           <w:sz w:val="28"/>
           <w:szCs w:val="28"/>
         </w:rPr>
@@ -691,6 +807,7 @@
       <w:r>
         <w:rPr>
           <w:rFonts w:hint="eastAsia"/>
+          <w:strike/>
           <w:sz w:val="28"/>
           <w:szCs w:val="28"/>
         </w:rPr>
@@ -699,6 +816,7 @@
       <w:r>
         <w:rPr>
           <w:rFonts w:hint="eastAsia"/>
+          <w:strike/>
           <w:sz w:val="28"/>
           <w:szCs w:val="28"/>
         </w:rPr>
@@ -707,23 +825,71 @@
       <w:r>
         <w:rPr>
           <w:rFonts w:hint="eastAsia"/>
+          <w:strike/>
           <w:sz w:val="28"/>
           <w:szCs w:val="28"/>
         </w:rPr>
         <w:t>屆大專校院資訊應用服務創新競賽</w:t>
       </w:r>
-    </w:p>
-    <w:p>
-      <w:pPr>
-        <w:rPr>
-          <w:sz w:val="28"/>
-          <w:szCs w:val="28"/>
-        </w:rPr>
-      </w:pPr>
-      <w:hyperlink r:id="rId10" w:history="1">
+      <w:r>
+        <w:rPr>
+          <w:rFonts w:hint="eastAsia"/>
+          <w:strike/>
+          <w:sz w:val="28"/>
+          <w:szCs w:val="28"/>
+        </w:rPr>
+        <w:t>(</w:t>
+      </w:r>
+      <w:r>
+        <w:rPr>
+          <w:rFonts w:ascii="Cambria Math" w:hAnsi="Cambria Math" w:cs="Cambria Math" w:hint="eastAsia"/>
+          <w:strike/>
+          <w:sz w:val="28"/>
+          <w:szCs w:val="28"/>
+        </w:rPr>
+        <w:t>這就是</w:t>
+      </w:r>
+      <w:r>
+        <w:rPr>
+          <w:rFonts w:ascii="Cambria Math" w:hAnsi="Cambria Math" w:cs="Cambria Math"/>
+          <w:strike/>
+          <w:sz w:val="28"/>
+          <w:szCs w:val="28"/>
+        </w:rPr>
+        <w:t>𝗜𝗻𝗻𝗼𝗦𝗲𝗿𝘃𝗲</w:t>
+      </w:r>
+      <w:r>
+        <w:rPr>
+          <w:rFonts w:ascii="Cambria Math" w:hAnsi="Cambria Math" w:cs="Cambria Math" w:hint="eastAsia"/>
+          <w:strike/>
+          <w:sz w:val="28"/>
+          <w:szCs w:val="28"/>
+        </w:rPr>
+        <w:t>的轉跳頁面幹</w:t>
+      </w:r>
+      <w:r>
+        <w:rPr>
+          <w:rFonts w:ascii="Cambria Math" w:hAnsi="Cambria Math" w:cs="Cambria Math" w:hint="eastAsia"/>
+          <w:strike/>
+          <w:sz w:val="28"/>
+          <w:szCs w:val="28"/>
+        </w:rPr>
+        <w:t>)</w:t>
+      </w:r>
+    </w:p>
+    <w:p>
+      <w:pPr>
+        <w:rPr>
+          <w:strike/>
+          <w:sz w:val="28"/>
+          <w:szCs w:val="28"/>
+        </w:rPr>
+      </w:pPr>
+      <w:hyperlink r:id="rId14" w:history="1">
         <w:r>
           <w:rPr>
             <w:rStyle w:val="ae"/>
+            <w:strike/>
             <w:sz w:val="28"/>
             <w:szCs w:val="28"/>
           </w:rPr>
@@ -734,7 +900,7 @@
     <w:p>
       <w:pPr>
         <w:rPr>
-          <w:rFonts w:hint="eastAsia"/>
+          <w:strike/>
           <w:sz w:val="28"/>
           <w:szCs w:val="28"/>
         </w:rPr>
@@ -743,6 +909,7 @@
         <w:rPr>
           <w:b/>
           <w:bCs/>
+          <w:strike/>
           <w:sz w:val="28"/>
           <w:szCs w:val="28"/>
         </w:rPr>
@@ -752,6 +919,7 @@
         <w:rPr>
           <w:b/>
           <w:bCs/>
+          <w:strike/>
           <w:sz w:val="28"/>
           <w:szCs w:val="28"/>
         </w:rPr>
@@ -761,6 +929,7 @@
         <w:rPr>
           <w:b/>
           <w:bCs/>
+          <w:strike/>
           <w:sz w:val="28"/>
           <w:szCs w:val="28"/>
         </w:rPr>
@@ -1537,6 +1706,7 @@
   <w:style w:type="character" w:default="1" w:styleId="a0">
     <w:name w:val="Default Paragraph Font"/>
     <w:uiPriority w:val="1"/>
+    <w:semiHidden/>
     <w:unhideWhenUsed/>
   </w:style>
   <w:style w:type="table" w:default="1" w:styleId="a1">
@@ -1869,7 +2039,47 @@
       <w:shd w:val="clear" w:color="auto" w:fill="E1DFDD"/>
     </w:rPr>
   </w:style>
+  <w:style w:type="character" w:styleId="af0">
+    <w:name w:val="FollowedHyperlink"/>
+    <w:basedOn w:val="a0"/>
+    <w:uiPriority w:val="99"/>
+    <w:semiHidden/>
+    <w:unhideWhenUsed/>
+    <w:rsid w:val="00D27326"/>
+    <w:rPr>
+      <w:color w:val="96607D" w:themeColor="followedHyperlink"/>
+      <w:u w:val="single"/>
+    </w:rPr>
+  </w:style>
 </w:styles>
+</file>
+
+<file path=word/ink/ink1.xml><?xml version="1.0" encoding="utf-8"?>
+<inkml:ink xmlns:inkml="http://www.w3.org/2003/InkML">
+  <inkml:definitions>
+    <inkml:context xml:id="ctx0">
+      <inkml:inkSource xml:id="inkSrc0">
+        <inkml:traceFormat>
+          <inkml:channel name="X" type="integer" min="-2.14748E9" max="2.14748E9" units="cm"/>
+          <inkml:channel name="Y" type="integer" min="-2.14748E9" max="2.14748E9" units="cm"/>
+        </inkml:traceFormat>
+        <inkml:channelProperties>
+          <inkml:channelProperty channel="X" name="resolution" value="1000" units="1/cm"/>
+          <inkml:channelProperty channel="Y" name="resolution" value="1000" units="1/cm"/>
+        </inkml:channelProperties>
+      </inkml:inkSource>
+      <inkml:timestamp xml:id="ts0" timeString="2025-08-14T07:58:48.356"/>
+    </inkml:context>
+    <inkml:brush xml:id="br0">
+      <inkml:brushProperty name="width" value="0.1" units="cm"/>
+      <inkml:brushProperty name="height" value="0.6" units="cm"/>
+      <inkml:brushProperty name="color" value="#849398"/>
+      <inkml:brushProperty name="ignorePressure" value="1"/>
+      <inkml:brushProperty name="inkEffects" value="pencil"/>
+    </inkml:brush>
+  </inkml:definitions>
+  <inkml:trace contextRef="#ctx0" brushRef="#br0">0 0,'0'0</inkml:trace>
+</inkml:ink>
 </file>
 
 <file path=word/theme/theme1.xml><?xml version="1.0" encoding="utf-8"?>
@@ -2165,4 +2375,16 @@
     </a:ext>
   </a:extLst>
 </a:theme>
+</file>
+
+<file path=customXml/item1.xml><?xml version="1.0" encoding="utf-8"?>
+<b:Sources xmlns:b="http://schemas.openxmlformats.org/officeDocument/2006/bibliography" xmlns="http://schemas.openxmlformats.org/officeDocument/2006/bibliography" SelectedStyle="\APASixthEditionOfficeOnline.xsl" StyleName="APA" Version="6"/>
+</file>
+
+<file path=customXml/itemProps1.xml><?xml version="1.0" encoding="utf-8"?>
+<ds:datastoreItem xmlns:ds="http://schemas.openxmlformats.org/officeDocument/2006/customXml" ds:itemID="{8E29866E-22FA-47A4-93A9-60F28BF4CD02}">
+  <ds:schemaRefs>
+    <ds:schemaRef ds:uri="http://schemas.openxmlformats.org/officeDocument/2006/bibliography"/>
+  </ds:schemaRefs>
+</ds:datastoreItem>
 </file>
--- a/文件/042-可參加的相關競賽.docx
+++ b/文件/042-可參加的相關競賽.docx
@@ -9,7 +9,6 @@
           <w:szCs w:val="28"/>
         </w:rPr>
       </w:pPr>
-      <w:proofErr w:type="gramStart"/>
       <w:r>
         <w:rPr>
           <w:rFonts w:hint="eastAsia"/>
@@ -18,7 +17,6 @@
         </w:rPr>
         <w:t>萬潤</w:t>
       </w:r>
-      <w:proofErr w:type="gramEnd"/>
       <w:r>
         <w:rPr>
           <w:rFonts w:hint="eastAsia"/>
@@ -568,25 +566,7 @@
           <w:sz w:val="28"/>
           <w:szCs w:val="28"/>
         </w:rPr>
-        <w:t>全國大專校院程式設計</w:t>
-      </w:r>
-      <w:proofErr w:type="gramStart"/>
-      <w:r>
-        <w:rPr>
-          <w:rFonts w:hint="eastAsia"/>
-          <w:sz w:val="28"/>
-          <w:szCs w:val="28"/>
-        </w:rPr>
-        <w:t>極</w:t>
-      </w:r>
-      <w:proofErr w:type="gramEnd"/>
-      <w:r>
-        <w:rPr>
-          <w:rFonts w:hint="eastAsia"/>
-          <w:sz w:val="28"/>
-          <w:szCs w:val="28"/>
-        </w:rPr>
-        <w:t>客挑戰賽</w:t>
+        <w:t>全國大專校院程式設計極客挑戰賽</w:t>
       </w:r>
     </w:p>
     <w:p>
@@ -688,7 +668,6 @@
         </w:rPr>
         <w:t>(</w:t>
       </w:r>
-      <w:proofErr w:type="gramStart"/>
       <w:r>
         <w:rPr>
           <w:rFonts w:hint="eastAsia"/>
@@ -697,7 +676,6 @@
         </w:rPr>
         <w:t>一</w:t>
       </w:r>
-      <w:proofErr w:type="gramEnd"/>
       <w:r>
         <w:rPr>
           <w:rFonts w:hint="eastAsia"/>
@@ -782,6 +760,131 @@
     <w:p>
       <w:pPr>
         <w:rPr>
+          <w:sz w:val="28"/>
+          <w:szCs w:val="28"/>
+        </w:rPr>
+      </w:pPr>
+    </w:p>
+    <w:p>
+      <w:pPr>
+        <w:rPr>
+          <w:rFonts w:hint="eastAsia"/>
+          <w:sz w:val="28"/>
+          <w:szCs w:val="28"/>
+        </w:rPr>
+      </w:pPr>
+      <w:r>
+        <w:rPr>
+          <w:rFonts w:hint="eastAsia"/>
+          <w:sz w:val="28"/>
+          <w:szCs w:val="28"/>
+        </w:rPr>
+        <w:t>第</w:t>
+      </w:r>
+      <w:r>
+        <w:rPr>
+          <w:rFonts w:hint="eastAsia"/>
+          <w:sz w:val="28"/>
+          <w:szCs w:val="28"/>
+        </w:rPr>
+        <w:t>7</w:t>
+      </w:r>
+      <w:r>
+        <w:rPr>
+          <w:rFonts w:hint="eastAsia"/>
+          <w:sz w:val="28"/>
+          <w:szCs w:val="28"/>
+        </w:rPr>
+        <w:t>屆大手攜小手</w:t>
+      </w:r>
+      <w:r>
+        <w:rPr>
+          <w:rFonts w:hint="eastAsia"/>
+          <w:sz w:val="28"/>
+          <w:szCs w:val="28"/>
+        </w:rPr>
+        <w:t xml:space="preserve"> </w:t>
+      </w:r>
+      <w:r>
+        <w:rPr>
+          <w:rFonts w:hint="eastAsia"/>
+          <w:sz w:val="28"/>
+          <w:szCs w:val="28"/>
+        </w:rPr>
+        <w:t>智慧創新應用競賽</w:t>
+      </w:r>
+    </w:p>
+    <w:p>
+      <w:pPr>
+        <w:rPr>
+          <w:sz w:val="28"/>
+          <w:szCs w:val="28"/>
+        </w:rPr>
+      </w:pPr>
+      <w:hyperlink r:id="rId14" w:history="1">
+        <w:r>
+          <w:rPr>
+            <w:rStyle w:val="ae"/>
+            <w:sz w:val="28"/>
+            <w:szCs w:val="28"/>
+          </w:rPr>
+          <w:t>https://iot2gather.ntust.edu.tw/downloads</w:t>
+        </w:r>
+      </w:hyperlink>
+    </w:p>
+    <w:p>
+      <w:pPr>
+        <w:rPr>
+          <w:sz w:val="28"/>
+          <w:szCs w:val="28"/>
+        </w:rPr>
+      </w:pPr>
+      <w:r>
+        <w:rPr>
+          <w:sz w:val="28"/>
+          <w:szCs w:val="28"/>
+        </w:rPr>
+        <w:t>競賽辦法</w:t>
+      </w:r>
+    </w:p>
+    <w:p>
+      <w:pPr>
+        <w:rPr>
+          <w:sz w:val="28"/>
+          <w:szCs w:val="28"/>
+        </w:rPr>
+      </w:pPr>
+      <w:hyperlink r:id="rId15" w:history="1">
+        <w:r>
+          <w:rPr>
+            <w:rStyle w:val="ae"/>
+            <w:sz w:val="28"/>
+            <w:szCs w:val="28"/>
+          </w:rPr>
+          <w:t>https://iot2gather.ntust.edu.tw/downloads/pG/%E7%AC%AC%E4%B8%83%E5%B1%86%E5%A4%A7%E6%89%8B%E6%94%9C%E5%B0%8F%E6%89%8B%E7%AB%B6%</w:t>
+        </w:r>
+        <w:r>
+          <w:rPr>
+            <w:rStyle w:val="ae"/>
+            <w:sz w:val="28"/>
+            <w:szCs w:val="28"/>
+          </w:rPr>
+          <w:t>E</w:t>
+        </w:r>
+        <w:r>
+          <w:rPr>
+            <w:rStyle w:val="ae"/>
+            <w:sz w:val="28"/>
+            <w:szCs w:val="28"/>
+          </w:rPr>
+          <w:t>8%B3%BD%E8%BE%A6%E6%B3%95.pdf</w:t>
+        </w:r>
+      </w:hyperlink>
+    </w:p>
+    <w:p>
+      <w:pPr>
+        <w:rPr>
+          <w:rFonts w:hint="eastAsia"/>
           <w:sz w:val="28"/>
           <w:szCs w:val="28"/>
         </w:rPr>
@@ -865,7 +968,7 @@
           <w:sz w:val="28"/>
           <w:szCs w:val="28"/>
         </w:rPr>
-        <w:t>的轉跳頁面幹</w:t>
+        <w:t>的</w:t>
       </w:r>
       <w:r>
         <w:rPr>
@@ -874,6 +977,16 @@
           <w:sz w:val="28"/>
           <w:szCs w:val="28"/>
         </w:rPr>
+        <w:lastRenderedPageBreak/>
+        <w:t>轉跳頁面幹</w:t>
+      </w:r>
+      <w:r>
+        <w:rPr>
+          <w:rFonts w:ascii="Cambria Math" w:hAnsi="Cambria Math" w:cs="Cambria Math" w:hint="eastAsia"/>
+          <w:strike/>
+          <w:sz w:val="28"/>
+          <w:szCs w:val="28"/>
+        </w:rPr>
         <w:t>)</w:t>
       </w:r>
     </w:p>
@@ -885,7 +998,7 @@
           <w:szCs w:val="28"/>
         </w:rPr>
       </w:pPr>
-      <w:hyperlink r:id="rId14" w:history="1">
+      <w:hyperlink r:id="rId16" w:history="1">
         <w:r>
           <w:rPr>
             <w:rStyle w:val="ae"/>
@@ -1706,7 +1819,6 @@
   <w:style w:type="character" w:default="1" w:styleId="a0">
     <w:name w:val="Default Paragraph Font"/>
     <w:uiPriority w:val="1"/>
-    <w:semiHidden/>
     <w:unhideWhenUsed/>
   </w:style>
   <w:style w:type="table" w:default="1" w:styleId="a1">

--- a/文件/042-可參加的相關競賽.docx
+++ b/文件/042-可參加的相關競賽.docx
@@ -9,6 +9,7 @@
           <w:szCs w:val="28"/>
         </w:rPr>
       </w:pPr>
+      <w:proofErr w:type="gramStart"/>
       <w:r>
         <w:rPr>
           <w:rFonts w:hint="eastAsia"/>
@@ -17,6 +18,7 @@
         </w:rPr>
         <w:t>萬潤</w:t>
       </w:r>
+      <w:proofErr w:type="gramEnd"/>
       <w:r>
         <w:rPr>
           <w:rFonts w:hint="eastAsia"/>
@@ -542,31 +544,49 @@
           <w:sz w:val="28"/>
           <w:szCs w:val="28"/>
         </w:rPr>
-        <w:t>2025</w:t>
-      </w:r>
-      <w:r>
-        <w:rPr>
-          <w:rFonts w:hint="eastAsia"/>
-          <w:sz w:val="28"/>
-          <w:szCs w:val="28"/>
-        </w:rPr>
-        <w:t>年</w:t>
-      </w:r>
-      <w:r>
-        <w:rPr>
-          <w:rFonts w:hint="eastAsia"/>
-          <w:sz w:val="28"/>
-          <w:szCs w:val="28"/>
-        </w:rPr>
-        <w:t>ITSA</w:t>
-      </w:r>
-      <w:r>
-        <w:rPr>
-          <w:rFonts w:hint="eastAsia"/>
-          <w:sz w:val="28"/>
-          <w:szCs w:val="28"/>
-        </w:rPr>
-        <w:t>全國大專校院程式設計極客挑戰賽</w:t>
+        <w:t>第</w:t>
+      </w:r>
+      <w:r>
+        <w:rPr>
+          <w:rFonts w:hint="eastAsia"/>
+          <w:sz w:val="28"/>
+          <w:szCs w:val="28"/>
+        </w:rPr>
+        <w:t>7</w:t>
+      </w:r>
+      <w:r>
+        <w:rPr>
+          <w:rFonts w:hint="eastAsia"/>
+          <w:sz w:val="28"/>
+          <w:szCs w:val="28"/>
+        </w:rPr>
+        <w:t>屆大</w:t>
+      </w:r>
+      <w:proofErr w:type="gramStart"/>
+      <w:r>
+        <w:rPr>
+          <w:rFonts w:hint="eastAsia"/>
+          <w:sz w:val="28"/>
+          <w:szCs w:val="28"/>
+        </w:rPr>
+        <w:t>手攜小手</w:t>
+      </w:r>
+      <w:proofErr w:type="gramEnd"/>
+      <w:r>
+        <w:rPr>
+          <w:rFonts w:hint="eastAsia"/>
+          <w:sz w:val="28"/>
+          <w:szCs w:val="28"/>
+        </w:rPr>
+        <w:t xml:space="preserve"> </w:t>
+      </w:r>
+      <w:r>
+        <w:rPr>
+          <w:rFonts w:hint="eastAsia"/>
+          <w:sz w:val="28"/>
+          <w:szCs w:val="28"/>
+        </w:rPr>
+        <w:t>智慧創新應用競賽</w:t>
       </w:r>
     </w:p>
     <w:p>
@@ -577,251 +597,6 @@
         </w:rPr>
       </w:pPr>
       <w:hyperlink r:id="rId12" w:history="1">
-        <w:r>
-          <w:rPr>
-            <w:rStyle w:val="ae"/>
-            <w:sz w:val="28"/>
-            <w:szCs w:val="28"/>
-          </w:rPr>
-          <w:t>https://www.itsa.org.tw/itsacontest/2025/role.php</w:t>
-        </w:r>
-      </w:hyperlink>
-    </w:p>
-    <w:p>
-      <w:pPr>
-        <w:rPr>
-          <w:sz w:val="28"/>
-          <w:szCs w:val="28"/>
-        </w:rPr>
-      </w:pPr>
-      <w:r>
-        <w:rPr>
-          <w:rFonts w:hint="eastAsia"/>
-          <w:sz w:val="28"/>
-          <w:szCs w:val="28"/>
-        </w:rPr>
-        <w:t>競賽須知：</w:t>
-      </w:r>
-      <w:hyperlink r:id="rId13" w:history="1">
-        <w:r>
-          <w:rPr>
-            <w:rStyle w:val="ae"/>
-            <w:sz w:val="28"/>
-            <w:szCs w:val="28"/>
-          </w:rPr>
-          <w:t>https://www.itsa.org.tw/itsacontest/2025/file/2025%E5%B9%B4%20ITSA%E5%85%A8%E5%9C%8B%E5%A4%A7%E5%B0%88%E6%A0%A1%E9%99%A2%E7%A8%8B%E5%BC%8F%E8%A8%AD%E8%A8%88%E6%A5%B5%E5%AE%A2%E6%8C%91%E6%88%B0%E8%B3%BD%E7%AB%B6%E8%B3%BD%E9%A0%88%E7%9F%A5.pdf</w:t>
-        </w:r>
-      </w:hyperlink>
-    </w:p>
-    <w:p>
-      <w:pPr>
-        <w:rPr>
-          <w:sz w:val="28"/>
-          <w:szCs w:val="28"/>
-        </w:rPr>
-      </w:pPr>
-      <w:r>
-        <w:rPr>
-          <w:rFonts w:hint="eastAsia"/>
-          <w:sz w:val="28"/>
-          <w:szCs w:val="28"/>
-        </w:rPr>
-        <w:t>報名時間：</w:t>
-      </w:r>
-      <w:r>
-        <w:rPr>
-          <w:rFonts w:hint="eastAsia"/>
-          <w:sz w:val="28"/>
-          <w:szCs w:val="28"/>
-        </w:rPr>
-        <w:t xml:space="preserve"> 6 </w:t>
-      </w:r>
-      <w:r>
-        <w:rPr>
-          <w:rFonts w:hint="eastAsia"/>
-          <w:sz w:val="28"/>
-          <w:szCs w:val="28"/>
-        </w:rPr>
-        <w:t>月</w:t>
-      </w:r>
-      <w:r>
-        <w:rPr>
-          <w:rFonts w:hint="eastAsia"/>
-          <w:sz w:val="28"/>
-          <w:szCs w:val="28"/>
-        </w:rPr>
-        <w:t xml:space="preserve"> 16 </w:t>
-      </w:r>
-      <w:r>
-        <w:rPr>
-          <w:rFonts w:hint="eastAsia"/>
-          <w:sz w:val="28"/>
-          <w:szCs w:val="28"/>
-        </w:rPr>
-        <w:t>日</w:t>
-      </w:r>
-      <w:r>
-        <w:rPr>
-          <w:rFonts w:hint="eastAsia"/>
-          <w:sz w:val="28"/>
-          <w:szCs w:val="28"/>
-        </w:rPr>
-        <w:t>(</w:t>
-      </w:r>
-      <w:r>
-        <w:rPr>
-          <w:rFonts w:hint="eastAsia"/>
-          <w:sz w:val="28"/>
-          <w:szCs w:val="28"/>
-        </w:rPr>
-        <w:t>一</w:t>
-      </w:r>
-      <w:r>
-        <w:rPr>
-          <w:rFonts w:hint="eastAsia"/>
-          <w:sz w:val="28"/>
-          <w:szCs w:val="28"/>
-        </w:rPr>
-        <w:t xml:space="preserve">)9:00 </w:t>
-      </w:r>
-      <w:r>
-        <w:rPr>
-          <w:rFonts w:hint="eastAsia"/>
-          <w:sz w:val="28"/>
-          <w:szCs w:val="28"/>
-        </w:rPr>
-        <w:t>~</w:t>
-      </w:r>
-      <w:r>
-        <w:rPr>
-          <w:rFonts w:hint="eastAsia"/>
-          <w:sz w:val="28"/>
-          <w:szCs w:val="28"/>
-        </w:rPr>
-        <w:t xml:space="preserve"> 9 </w:t>
-      </w:r>
-      <w:r>
-        <w:rPr>
-          <w:rFonts w:hint="eastAsia"/>
-          <w:sz w:val="28"/>
-          <w:szCs w:val="28"/>
-        </w:rPr>
-        <w:t>月</w:t>
-      </w:r>
-      <w:r>
-        <w:rPr>
-          <w:rFonts w:hint="eastAsia"/>
-          <w:sz w:val="28"/>
-          <w:szCs w:val="28"/>
-        </w:rPr>
-        <w:t xml:space="preserve"> 17 </w:t>
-      </w:r>
-      <w:r>
-        <w:rPr>
-          <w:rFonts w:hint="eastAsia"/>
-          <w:sz w:val="28"/>
-          <w:szCs w:val="28"/>
-        </w:rPr>
-        <w:t>日</w:t>
-      </w:r>
-      <w:r>
-        <w:rPr>
-          <w:rFonts w:hint="eastAsia"/>
-          <w:sz w:val="28"/>
-          <w:szCs w:val="28"/>
-        </w:rPr>
-        <w:t>(</w:t>
-      </w:r>
-      <w:r>
-        <w:rPr>
-          <w:rFonts w:hint="eastAsia"/>
-          <w:sz w:val="28"/>
-          <w:szCs w:val="28"/>
-        </w:rPr>
-        <w:t>五</w:t>
-      </w:r>
-      <w:r>
-        <w:rPr>
-          <w:rFonts w:hint="eastAsia"/>
-          <w:sz w:val="28"/>
-          <w:szCs w:val="28"/>
-        </w:rPr>
-        <w:t xml:space="preserve">)17:00 </w:t>
-      </w:r>
-      <w:r>
-        <w:rPr>
-          <w:rFonts w:hint="eastAsia"/>
-          <w:sz w:val="28"/>
-          <w:szCs w:val="28"/>
-        </w:rPr>
-        <w:t>止。</w:t>
-      </w:r>
-    </w:p>
-    <w:p>
-      <w:pPr>
-        <w:rPr>
-          <w:sz w:val="28"/>
-          <w:szCs w:val="28"/>
-        </w:rPr>
-      </w:pPr>
-    </w:p>
-    <w:p>
-      <w:pPr>
-        <w:rPr>
-          <w:rFonts w:hint="eastAsia"/>
-          <w:sz w:val="28"/>
-          <w:szCs w:val="28"/>
-        </w:rPr>
-      </w:pPr>
-      <w:r>
-        <w:rPr>
-          <w:rFonts w:hint="eastAsia"/>
-          <w:sz w:val="28"/>
-          <w:szCs w:val="28"/>
-        </w:rPr>
-        <w:t>第</w:t>
-      </w:r>
-      <w:r>
-        <w:rPr>
-          <w:rFonts w:hint="eastAsia"/>
-          <w:sz w:val="28"/>
-          <w:szCs w:val="28"/>
-        </w:rPr>
-        <w:t>7</w:t>
-      </w:r>
-      <w:r>
-        <w:rPr>
-          <w:rFonts w:hint="eastAsia"/>
-          <w:sz w:val="28"/>
-          <w:szCs w:val="28"/>
-        </w:rPr>
-        <w:t>屆大手攜小手</w:t>
-      </w:r>
-      <w:r>
-        <w:rPr>
-          <w:rFonts w:hint="eastAsia"/>
-          <w:sz w:val="28"/>
-          <w:szCs w:val="28"/>
-        </w:rPr>
-        <w:t xml:space="preserve"> </w:t>
-      </w:r>
-      <w:r>
-        <w:rPr>
-          <w:rFonts w:hint="eastAsia"/>
-          <w:sz w:val="28"/>
-          <w:szCs w:val="28"/>
-        </w:rPr>
-        <w:t>智慧創新應用競賽</w:t>
-      </w:r>
-    </w:p>
-    <w:p>
-      <w:pPr>
-        <w:rPr>
-          <w:sz w:val="28"/>
-          <w:szCs w:val="28"/>
-        </w:rPr>
-      </w:pPr>
-      <w:hyperlink r:id="rId14" w:history="1">
         <w:r>
           <w:rPr>
             <w:rStyle w:val="ae"/>
@@ -848,20 +623,135 @@
       </w:r>
     </w:p>
     <w:p>
-      <w:pPr>
-        <w:rPr>
-          <w:sz w:val="28"/>
-          <w:szCs w:val="28"/>
-        </w:rPr>
-      </w:pPr>
-      <w:hyperlink r:id="rId15" w:history="1">
+      <w:hyperlink r:id="rId13" w:history="1">
         <w:r>
           <w:rPr>
             <w:rStyle w:val="ae"/>
             <w:sz w:val="28"/>
             <w:szCs w:val="28"/>
           </w:rPr>
-          <w:t>https://iot2gather.ntust.edu.tw/downloads/pG/%E7%AC%AC%E4%B8%83%E5%B1%86%E5%A4%A7%E6%89%8B%E6%94%9C%E5%B0%8F%E6%89%8B%E7%AB%B6%</w:t>
+          <w:t>https://iot2gather.ntust.edu.tw/downloads/pG/%E7%AC%AC%E4%B8%83%E5%B1%86%E5%A4%A7%E6%89%8B%E6%94%9C%E5%B0%8F%E6%89%8B%E7%AB%B6%E8%B3%BD%E8%BE%A6%E6%B3%95.pdf</w:t>
+        </w:r>
+      </w:hyperlink>
+    </w:p>
+    <w:p/>
+    <w:p>
+      <w:pPr>
+        <w:rPr>
+          <w:rFonts w:hint="eastAsia"/>
+        </w:rPr>
+      </w:pPr>
+      <w:proofErr w:type="gramStart"/>
+      <w:r>
+        <w:rPr>
+          <w:rFonts w:hint="eastAsia"/>
+        </w:rPr>
+        <w:t>國南護</w:t>
+      </w:r>
+      <w:proofErr w:type="gramEnd"/>
+      <w:r>
+        <w:rPr>
+          <w:rFonts w:hint="eastAsia"/>
+        </w:rPr>
+        <w:t>「</w:t>
+      </w:r>
+      <w:r>
+        <w:rPr>
+          <w:rFonts w:hint="eastAsia"/>
+        </w:rPr>
+        <w:t xml:space="preserve">2025 NTIN-start </w:t>
+      </w:r>
+      <w:r>
+        <w:rPr>
+          <w:rFonts w:hint="eastAsia"/>
+        </w:rPr>
+        <w:t>三創競賽」</w:t>
+      </w:r>
+    </w:p>
+    <w:p>
+      <w:hyperlink r:id="rId14" w:history="1">
+        <w:r>
+          <w:rPr>
+            <w:rStyle w:val="ae"/>
+          </w:rPr>
+          <w:t>https://bhuntr.com/tw/competitions/f6dy1hdqnxb4ajcipq</w:t>
+        </w:r>
+      </w:hyperlink>
+    </w:p>
+    <w:p>
+      <w:hyperlink r:id="rId15" w:history="1">
+        <w:r>
+          <w:rPr>
+            <w:rStyle w:val="ae"/>
+          </w:rPr>
+          <w:t>https://docs.google.com/forms/d/e/1FAIpQLSdCrGCJJzWptkYVkjlIi5bRkIqUyTkkMv02pJr7JxpeqG6JrA/viewform</w:t>
+        </w:r>
+      </w:hyperlink>
+    </w:p>
+    <w:p>
+      <w:pPr>
+        <w:rPr>
+          <w:rFonts w:hint="eastAsia"/>
+        </w:rPr>
+      </w:pPr>
+      <w:r>
+        <w:rPr>
+          <w:rFonts w:hint="eastAsia"/>
+        </w:rPr>
+        <w:t>9/26</w:t>
+      </w:r>
+      <w:r>
+        <w:rPr>
+          <w:rFonts w:hint="eastAsia"/>
+        </w:rPr>
+        <w:t>之前</w:t>
+      </w:r>
+    </w:p>
+    <w:p>
+      <w:pPr>
+        <w:rPr>
+          <w:rFonts w:hint="eastAsia"/>
+        </w:rPr>
+      </w:pPr>
+    </w:p>
+    <w:p>
+      <w:pPr>
+        <w:pBdr>
+          <w:bottom w:val="single" w:sz="6" w:space="1" w:color="auto"/>
+        </w:pBdr>
+      </w:pPr>
+    </w:p>
+    <w:p>
+      <w:r>
+        <w:rPr>
+          <w:rFonts w:hint="eastAsia"/>
+        </w:rPr>
+        <w:t>這是之前學長在</w:t>
+      </w:r>
+      <w:proofErr w:type="gramStart"/>
+      <w:r>
+        <w:rPr>
+          <w:rFonts w:hint="eastAsia"/>
+        </w:rPr>
+        <w:t>群組傳的</w:t>
+      </w:r>
+      <w:proofErr w:type="gramEnd"/>
+    </w:p>
+    <w:p>
+      <w:pPr>
+        <w:rPr>
+          <w:sz w:val="28"/>
+          <w:szCs w:val="28"/>
+        </w:rPr>
+      </w:pPr>
+      <w:hyperlink r:id="rId16" w:history="1">
+        <w:r>
+          <w:rPr>
+            <w:rStyle w:val="ae"/>
+            <w:sz w:val="28"/>
+            <w:szCs w:val="28"/>
+          </w:rPr>
+          <w:t>【健行科技大學】「</w:t>
         </w:r>
         <w:r>
           <w:rPr>
@@ -869,7 +759,7 @@
             <w:sz w:val="28"/>
             <w:szCs w:val="28"/>
           </w:rPr>
-          <w:t>E</w:t>
+          <w:t>2025</w:t>
         </w:r>
         <w:r>
           <w:rPr>
@@ -877,7 +767,65 @@
             <w:sz w:val="28"/>
             <w:szCs w:val="28"/>
           </w:rPr>
-          <w:t>8%B3%BD%E8%BE%A6%E6%B3%95.pdf</w:t>
+          <w:t>全國</w:t>
+        </w:r>
+        <w:r>
+          <w:rPr>
+            <w:rStyle w:val="ae"/>
+            <w:sz w:val="28"/>
+            <w:szCs w:val="28"/>
+          </w:rPr>
+          <w:t>ESG</w:t>
+        </w:r>
+        <w:proofErr w:type="gramStart"/>
+        <w:r>
+          <w:rPr>
+            <w:rStyle w:val="ae"/>
+            <w:sz w:val="28"/>
+            <w:szCs w:val="28"/>
+          </w:rPr>
+          <w:t>創意暨電商</w:t>
+        </w:r>
+        <w:proofErr w:type="gramEnd"/>
+        <w:r>
+          <w:rPr>
+            <w:rStyle w:val="ae"/>
+            <w:sz w:val="28"/>
+            <w:szCs w:val="28"/>
+          </w:rPr>
+          <w:t>之星競賽」（原全國電商之星競賽）</w:t>
+        </w:r>
+        <w:r>
+          <w:rPr>
+            <w:rStyle w:val="ae"/>
+            <w:sz w:val="28"/>
+            <w:szCs w:val="28"/>
+          </w:rPr>
+          <w:t xml:space="preserve"> - </w:t>
+        </w:r>
+        <w:r>
+          <w:rPr>
+            <w:rStyle w:val="ae"/>
+            <w:sz w:val="28"/>
+            <w:szCs w:val="28"/>
+          </w:rPr>
+          <w:t>中原大學</w:t>
+        </w:r>
+        <w:r>
+          <w:rPr>
+            <w:rStyle w:val="ae"/>
+            <w:sz w:val="28"/>
+            <w:szCs w:val="28"/>
+          </w:rPr>
+          <w:t>產</w:t>
+        </w:r>
+        <w:r>
+          <w:rPr>
+            <w:rStyle w:val="ae"/>
+            <w:sz w:val="28"/>
+            <w:szCs w:val="28"/>
+          </w:rPr>
+          <w:t>學營運處創新創業發展中心</w:t>
         </w:r>
       </w:hyperlink>
     </w:p>
@@ -892,19 +840,43 @@
     </w:p>
     <w:p>
       <w:pPr>
-        <w:rPr>
-          <w:strike/>
-          <w:sz w:val="28"/>
-          <w:szCs w:val="28"/>
-        </w:rPr>
-      </w:pPr>
-      <w:r>
-        <w:rPr>
-          <w:rFonts w:hint="eastAsia"/>
-          <w:strike/>
-          <w:sz w:val="28"/>
-          <w:szCs w:val="28"/>
-        </w:rPr>
+        <w:widowControl/>
+        <w:rPr>
+          <w:rFonts w:ascii="微軟正黑體" w:eastAsia="微軟正黑體" w:hAnsi="微軟正黑體"/>
+          <w:color w:val="333333"/>
+          <w:sz w:val="27"/>
+          <w:szCs w:val="27"/>
+          <w:shd w:val="clear" w:color="auto" w:fill="FFFFFF"/>
+        </w:rPr>
+      </w:pPr>
+      <w:r>
+        <w:rPr>
+          <w:rFonts w:ascii="微軟正黑體" w:eastAsia="微軟正黑體" w:hAnsi="微軟正黑體"/>
+          <w:color w:val="333333"/>
+          <w:sz w:val="27"/>
+          <w:szCs w:val="27"/>
+          <w:shd w:val="clear" w:color="auto" w:fill="FFFFFF"/>
+        </w:rPr>
+        <w:lastRenderedPageBreak/>
+        <w:br w:type="page"/>
+      </w:r>
+    </w:p>
+    <w:p>
+      <w:pPr>
+        <w:rPr>
+          <w:strike/>
+          <w:sz w:val="28"/>
+          <w:szCs w:val="28"/>
+        </w:rPr>
+      </w:pPr>
+      <w:r>
+        <w:rPr>
+          <w:rFonts w:hint="eastAsia"/>
+          <w:strike/>
+          <w:sz w:val="28"/>
+          <w:szCs w:val="28"/>
+        </w:rPr>
+        <w:lastRenderedPageBreak/>
         <w:t>2025</w:t>
       </w:r>
       <w:r>
@@ -914,6 +886,334 @@
           <w:sz w:val="28"/>
           <w:szCs w:val="28"/>
         </w:rPr>
+        <w:t>年</w:t>
+      </w:r>
+      <w:r>
+        <w:rPr>
+          <w:rFonts w:hint="eastAsia"/>
+          <w:strike/>
+          <w:sz w:val="28"/>
+          <w:szCs w:val="28"/>
+        </w:rPr>
+        <w:t>ITSA</w:t>
+      </w:r>
+      <w:r>
+        <w:rPr>
+          <w:rFonts w:hint="eastAsia"/>
+          <w:strike/>
+          <w:sz w:val="28"/>
+          <w:szCs w:val="28"/>
+        </w:rPr>
+        <w:t>全國大專校院程式設計</w:t>
+      </w:r>
+      <w:proofErr w:type="gramStart"/>
+      <w:r>
+        <w:rPr>
+          <w:rFonts w:hint="eastAsia"/>
+          <w:strike/>
+          <w:sz w:val="28"/>
+          <w:szCs w:val="28"/>
+        </w:rPr>
+        <w:t>極</w:t>
+      </w:r>
+      <w:proofErr w:type="gramEnd"/>
+      <w:r>
+        <w:rPr>
+          <w:rFonts w:hint="eastAsia"/>
+          <w:strike/>
+          <w:sz w:val="28"/>
+          <w:szCs w:val="28"/>
+        </w:rPr>
+        <w:t>客挑戰賽</w:t>
+      </w:r>
+    </w:p>
+    <w:p>
+      <w:pPr>
+        <w:rPr>
+          <w:strike/>
+          <w:sz w:val="28"/>
+          <w:szCs w:val="28"/>
+        </w:rPr>
+      </w:pPr>
+      <w:r>
+        <w:rPr>
+          <w:rFonts w:hint="eastAsia"/>
+          <w:sz w:val="28"/>
+          <w:szCs w:val="28"/>
+        </w:rPr>
+        <w:t>(</w:t>
+      </w:r>
+      <w:r>
+        <w:rPr>
+          <w:rFonts w:hint="eastAsia"/>
+          <w:sz w:val="28"/>
+          <w:szCs w:val="28"/>
+        </w:rPr>
+        <w:t>這是</w:t>
+      </w:r>
+      <w:r>
+        <w:rPr>
+          <w:rFonts w:hint="eastAsia"/>
+          <w:sz w:val="28"/>
+          <w:szCs w:val="28"/>
+        </w:rPr>
+        <w:t>報名</w:t>
+      </w:r>
+      <w:r>
+        <w:rPr>
+          <w:rFonts w:hint="eastAsia"/>
+          <w:sz w:val="28"/>
+          <w:szCs w:val="28"/>
+        </w:rPr>
+        <w:t>之後會再</w:t>
+      </w:r>
+      <w:r>
+        <w:rPr>
+          <w:rFonts w:hint="eastAsia"/>
+          <w:sz w:val="28"/>
+          <w:szCs w:val="28"/>
+        </w:rPr>
+        <w:t>丟題目給我們做</w:t>
+      </w:r>
+      <w:r>
+        <w:rPr>
+          <w:rFonts w:hint="eastAsia"/>
+          <w:sz w:val="28"/>
+          <w:szCs w:val="28"/>
+        </w:rPr>
+        <w:t>)</w:t>
+      </w:r>
+    </w:p>
+    <w:p>
+      <w:pPr>
+        <w:rPr>
+          <w:strike/>
+          <w:sz w:val="28"/>
+          <w:szCs w:val="28"/>
+        </w:rPr>
+      </w:pPr>
+      <w:hyperlink r:id="rId17" w:history="1">
+        <w:r>
+          <w:rPr>
+            <w:rStyle w:val="ae"/>
+            <w:strike/>
+            <w:sz w:val="28"/>
+            <w:szCs w:val="28"/>
+            <w:u w:val="none"/>
+          </w:rPr>
+          <w:t>https://www.itsa.org.tw/itsacontest/2025/role.php</w:t>
+        </w:r>
+      </w:hyperlink>
+    </w:p>
+    <w:p>
+      <w:pPr>
+        <w:rPr>
+          <w:strike/>
+          <w:sz w:val="28"/>
+          <w:szCs w:val="28"/>
+        </w:rPr>
+      </w:pPr>
+      <w:r>
+        <w:rPr>
+          <w:rFonts w:hint="eastAsia"/>
+          <w:strike/>
+          <w:sz w:val="28"/>
+          <w:szCs w:val="28"/>
+        </w:rPr>
+        <w:t>競賽須知：</w:t>
+      </w:r>
+      <w:hyperlink r:id="rId18" w:history="1">
+        <w:r>
+          <w:rPr>
+            <w:rStyle w:val="ae"/>
+            <w:strike/>
+            <w:sz w:val="28"/>
+            <w:szCs w:val="28"/>
+            <w:u w:val="none"/>
+          </w:rPr>
+          <w:t>https://www.itsa.org.tw/itsacontest/2025/file/2025%E5%B9%B4%20ITSA%E5%85%A8%E5%9C%8B%E5%A4%A7%E5%B0%88%E6%A0%A1%E9%99%A2%E7%A8%8B%E5%BC%8F%E8%A8%AD%E8%A8%88%E6%A5%B5%E5%AE%A2%E6%8C%91%E6%88%B0%E8%B3%BD%E7%AB%B6%E8%B3%BD%E9%A0%88%E7%9F%A5.pdf</w:t>
+        </w:r>
+      </w:hyperlink>
+    </w:p>
+    <w:p>
+      <w:pPr>
+        <w:rPr>
+          <w:rFonts w:hint="eastAsia"/>
+          <w:strike/>
+          <w:sz w:val="28"/>
+          <w:szCs w:val="28"/>
+        </w:rPr>
+      </w:pPr>
+      <w:r>
+        <w:rPr>
+          <w:rFonts w:hint="eastAsia"/>
+          <w:strike/>
+          <w:sz w:val="28"/>
+          <w:szCs w:val="28"/>
+        </w:rPr>
+        <w:t>報名時間：</w:t>
+      </w:r>
+      <w:r>
+        <w:rPr>
+          <w:rFonts w:hint="eastAsia"/>
+          <w:strike/>
+          <w:sz w:val="28"/>
+          <w:szCs w:val="28"/>
+        </w:rPr>
+        <w:t xml:space="preserve"> 6 </w:t>
+      </w:r>
+      <w:r>
+        <w:rPr>
+          <w:rFonts w:hint="eastAsia"/>
+          <w:strike/>
+          <w:sz w:val="28"/>
+          <w:szCs w:val="28"/>
+        </w:rPr>
+        <w:t>月</w:t>
+      </w:r>
+      <w:r>
+        <w:rPr>
+          <w:rFonts w:hint="eastAsia"/>
+          <w:strike/>
+          <w:sz w:val="28"/>
+          <w:szCs w:val="28"/>
+        </w:rPr>
+        <w:t xml:space="preserve"> 16 </w:t>
+      </w:r>
+      <w:r>
+        <w:rPr>
+          <w:rFonts w:hint="eastAsia"/>
+          <w:strike/>
+          <w:sz w:val="28"/>
+          <w:szCs w:val="28"/>
+        </w:rPr>
+        <w:t>日</w:t>
+      </w:r>
+      <w:r>
+        <w:rPr>
+          <w:rFonts w:hint="eastAsia"/>
+          <w:strike/>
+          <w:sz w:val="28"/>
+          <w:szCs w:val="28"/>
+        </w:rPr>
+        <w:t>(</w:t>
+      </w:r>
+      <w:proofErr w:type="gramStart"/>
+      <w:r>
+        <w:rPr>
+          <w:rFonts w:hint="eastAsia"/>
+          <w:strike/>
+          <w:sz w:val="28"/>
+          <w:szCs w:val="28"/>
+        </w:rPr>
+        <w:t>一</w:t>
+      </w:r>
+      <w:proofErr w:type="gramEnd"/>
+      <w:r>
+        <w:rPr>
+          <w:rFonts w:hint="eastAsia"/>
+          <w:strike/>
+          <w:sz w:val="28"/>
+          <w:szCs w:val="28"/>
+        </w:rPr>
+        <w:t xml:space="preserve">)9:00 ~ 9 </w:t>
+      </w:r>
+      <w:r>
+        <w:rPr>
+          <w:rFonts w:hint="eastAsia"/>
+          <w:strike/>
+          <w:sz w:val="28"/>
+          <w:szCs w:val="28"/>
+        </w:rPr>
+        <w:t>月</w:t>
+      </w:r>
+      <w:r>
+        <w:rPr>
+          <w:rFonts w:hint="eastAsia"/>
+          <w:strike/>
+          <w:sz w:val="28"/>
+          <w:szCs w:val="28"/>
+        </w:rPr>
+        <w:t xml:space="preserve"> 17 </w:t>
+      </w:r>
+      <w:r>
+        <w:rPr>
+          <w:rFonts w:hint="eastAsia"/>
+          <w:strike/>
+          <w:sz w:val="28"/>
+          <w:szCs w:val="28"/>
+        </w:rPr>
+        <w:t>日</w:t>
+      </w:r>
+      <w:r>
+        <w:rPr>
+          <w:rFonts w:hint="eastAsia"/>
+          <w:strike/>
+          <w:sz w:val="28"/>
+          <w:szCs w:val="28"/>
+        </w:rPr>
+        <w:t>(</w:t>
+      </w:r>
+      <w:r>
+        <w:rPr>
+          <w:rFonts w:hint="eastAsia"/>
+          <w:strike/>
+          <w:sz w:val="28"/>
+          <w:szCs w:val="28"/>
+        </w:rPr>
+        <w:t>五</w:t>
+      </w:r>
+      <w:r>
+        <w:rPr>
+          <w:rFonts w:hint="eastAsia"/>
+          <w:strike/>
+          <w:sz w:val="28"/>
+          <w:szCs w:val="28"/>
+        </w:rPr>
+        <w:t xml:space="preserve">)17:00 </w:t>
+      </w:r>
+      <w:r>
+        <w:rPr>
+          <w:rFonts w:hint="eastAsia"/>
+          <w:strike/>
+          <w:sz w:val="28"/>
+          <w:szCs w:val="28"/>
+        </w:rPr>
+        <w:t>止。</w:t>
+      </w:r>
+    </w:p>
+    <w:p>
+      <w:pPr>
+        <w:rPr>
+          <w:sz w:val="28"/>
+          <w:szCs w:val="28"/>
+        </w:rPr>
+      </w:pPr>
+    </w:p>
+    <w:p>
+      <w:pPr>
+        <w:rPr>
+          <w:strike/>
+          <w:sz w:val="28"/>
+          <w:szCs w:val="28"/>
+        </w:rPr>
+      </w:pPr>
+      <w:r>
+        <w:rPr>
+          <w:rFonts w:hint="eastAsia"/>
+          <w:strike/>
+          <w:sz w:val="28"/>
+          <w:szCs w:val="28"/>
+        </w:rPr>
+        <w:t>2025</w:t>
+      </w:r>
+      <w:r>
+        <w:rPr>
+          <w:rFonts w:hint="eastAsia"/>
+          <w:strike/>
+          <w:sz w:val="28"/>
+          <w:szCs w:val="28"/>
+        </w:rPr>
         <w:t>第</w:t>
       </w:r>
       <w:r>
@@ -968,7 +1268,7 @@
           <w:sz w:val="28"/>
           <w:szCs w:val="28"/>
         </w:rPr>
-        <w:t>的</w:t>
+        <w:t>的轉跳頁面</w:t>
       </w:r>
       <w:r>
         <w:rPr>
@@ -977,16 +1277,6 @@
           <w:sz w:val="28"/>
           <w:szCs w:val="28"/>
         </w:rPr>
-        <w:lastRenderedPageBreak/>
-        <w:t>轉跳頁面幹</w:t>
-      </w:r>
-      <w:r>
-        <w:rPr>
-          <w:rFonts w:ascii="Cambria Math" w:hAnsi="Cambria Math" w:cs="Cambria Math" w:hint="eastAsia"/>
-          <w:strike/>
-          <w:sz w:val="28"/>
-          <w:szCs w:val="28"/>
-        </w:rPr>
         <w:t>)</w:t>
       </w:r>
     </w:p>
@@ -998,7 +1288,7 @@
           <w:szCs w:val="28"/>
         </w:rPr>
       </w:pPr>
-      <w:hyperlink r:id="rId16" w:history="1">
+      <w:hyperlink r:id="rId19" w:history="1">
         <w:r>
           <w:rPr>
             <w:rStyle w:val="ae"/>

--- a/文件/042-可參加的相關競賽.docx
+++ b/文件/042-可參加的相關競賽.docx
@@ -394,21 +394,13 @@
           <w:sz w:val="28"/>
           <w:szCs w:val="28"/>
         </w:rPr>
-      </w:pPr>
-      <w:r>
-        <w:rPr>
-          <w:sz w:val="28"/>
-          <w:szCs w:val="28"/>
-        </w:rPr>
-        <w:t xml:space="preserve">A. </w:t>
-      </w:r>
-      <w:r>
-        <w:rPr>
-          <w:sz w:val="28"/>
-          <w:szCs w:val="28"/>
-        </w:rPr>
-        <w:t>綠色科技</w:t>
-      </w:r>
+        <w:sectPr>
+          <w:pgSz w:w="11906" w:h="16838"/>
+          <w:pgMar w:top="1440" w:right="1800" w:bottom="1440" w:left="1800" w:header="851" w:footer="992" w:gutter="0"/>
+          <w:cols w:space="425"/>
+          <w:docGrid w:type="lines" w:linePitch="360"/>
+        </w:sectPr>
+      </w:pPr>
     </w:p>
     <w:p>
       <w:pPr>
@@ -426,14 +418,14 @@
           <w:sz w:val="28"/>
           <w:szCs w:val="28"/>
         </w:rPr>
-        <w:t xml:space="preserve">B. </w:t>
-      </w:r>
-      <w:r>
-        <w:rPr>
-          <w:sz w:val="28"/>
-          <w:szCs w:val="28"/>
-        </w:rPr>
-        <w:t>機械及自動化</w:t>
+        <w:t xml:space="preserve">A. </w:t>
+      </w:r>
+      <w:r>
+        <w:rPr>
+          <w:sz w:val="28"/>
+          <w:szCs w:val="28"/>
+        </w:rPr>
+        <w:t>綠色科技</w:t>
       </w:r>
     </w:p>
     <w:p>
@@ -452,14 +444,14 @@
           <w:sz w:val="28"/>
           <w:szCs w:val="28"/>
         </w:rPr>
-        <w:t xml:space="preserve">C. </w:t>
-      </w:r>
-      <w:r>
-        <w:rPr>
-          <w:sz w:val="28"/>
-          <w:szCs w:val="28"/>
-        </w:rPr>
-        <w:t>資訊與電子</w:t>
+        <w:t xml:space="preserve">B. </w:t>
+      </w:r>
+      <w:r>
+        <w:rPr>
+          <w:sz w:val="28"/>
+          <w:szCs w:val="28"/>
+        </w:rPr>
+        <w:t>機械及自動化</w:t>
       </w:r>
     </w:p>
     <w:p>
@@ -478,7 +470,32 @@
           <w:sz w:val="28"/>
           <w:szCs w:val="28"/>
         </w:rPr>
-        <w:lastRenderedPageBreak/>
+        <w:t xml:space="preserve">C. </w:t>
+      </w:r>
+      <w:r>
+        <w:rPr>
+          <w:sz w:val="28"/>
+          <w:szCs w:val="28"/>
+        </w:rPr>
+        <w:t>資訊與電子</w:t>
+      </w:r>
+    </w:p>
+    <w:p>
+      <w:pPr>
+        <w:numPr>
+          <w:ilvl w:val="0"/>
+          <w:numId w:val="1"/>
+        </w:numPr>
+        <w:rPr>
+          <w:sz w:val="28"/>
+          <w:szCs w:val="28"/>
+        </w:rPr>
+      </w:pPr>
+      <w:r>
+        <w:rPr>
+          <w:sz w:val="28"/>
+          <w:szCs w:val="28"/>
+        </w:rPr>
         <w:t xml:space="preserve">D. </w:t>
       </w:r>
       <w:r>
@@ -488,6 +505,24 @@
         </w:rPr>
         <w:t>人工智慧及其應用</w:t>
       </w:r>
+    </w:p>
+    <w:p>
+      <w:pPr>
+        <w:rPr>
+          <w:rFonts w:ascii="微軟正黑體" w:eastAsia="微軟正黑體" w:hAnsi="微軟正黑體"/>
+          <w:color w:val="333333"/>
+          <w:sz w:val="27"/>
+          <w:szCs w:val="27"/>
+          <w:shd w:val="clear" w:color="auto" w:fill="FFFFFF"/>
+        </w:rPr>
+        <w:sectPr>
+          <w:type w:val="continuous"/>
+          <w:pgSz w:w="11906" w:h="16838"/>
+          <w:pgMar w:top="1440" w:right="1800" w:bottom="1440" w:left="1800" w:header="851" w:footer="992" w:gutter="0"/>
+          <w:cols w:num="2" w:space="425"/>
+          <w:docGrid w:type="lines" w:linePitch="360"/>
+        </w:sectPr>
+      </w:pPr>
     </w:p>
     <w:p>
       <w:pPr>
@@ -603,7 +638,23 @@
             <w:sz w:val="28"/>
             <w:szCs w:val="28"/>
           </w:rPr>
-          <w:t>https://iot2gather.ntust.edu.tw/downloads</w:t>
+          <w:t>https://iot2gath</w:t>
+        </w:r>
+        <w:r>
+          <w:rPr>
+            <w:rStyle w:val="ae"/>
+            <w:sz w:val="28"/>
+            <w:szCs w:val="28"/>
+          </w:rPr>
+          <w:t>e</w:t>
+        </w:r>
+        <w:r>
+          <w:rPr>
+            <w:rStyle w:val="ae"/>
+            <w:sz w:val="28"/>
+            <w:szCs w:val="28"/>
+          </w:rPr>
+          <w:t>r.ntust.edu.tw/downloads</w:t>
         </w:r>
       </w:hyperlink>
     </w:p>
@@ -707,12 +758,182 @@
         <w:t>之前</w:t>
       </w:r>
     </w:p>
-    <w:p>
-      <w:pPr>
-        <w:rPr>
-          <w:rFonts w:hint="eastAsia"/>
-        </w:rPr>
-      </w:pPr>
+    <w:p/>
+    <w:p>
+      <w:pPr>
+        <w:rPr>
+          <w:rFonts w:hint="eastAsia"/>
+        </w:rPr>
+      </w:pPr>
+      <w:r>
+        <w:rPr>
+          <w:rFonts w:hint="eastAsia"/>
+        </w:rPr>
+        <w:t>總統</w:t>
+      </w:r>
+      <w:proofErr w:type="gramStart"/>
+      <w:r>
+        <w:rPr>
+          <w:rFonts w:hint="eastAsia"/>
+        </w:rPr>
+        <w:t>盃黑客松</w:t>
+      </w:r>
+      <w:proofErr w:type="gramEnd"/>
+    </w:p>
+    <w:p>
+      <w:hyperlink r:id="rId16" w:history="1">
+        <w:r>
+          <w:rPr>
+            <w:rStyle w:val="ae"/>
+          </w:rPr>
+          <w:t>https://presidential-hackathon.taiwan.gov.tw/</w:t>
+        </w:r>
+      </w:hyperlink>
+    </w:p>
+    <w:p>
+      <w:pPr>
+        <w:rPr>
+          <w:rFonts w:hint="eastAsia"/>
+        </w:rPr>
+      </w:pPr>
+      <w:r>
+        <w:rPr>
+          <w:rFonts w:hint="eastAsia"/>
+        </w:rPr>
+        <w:t xml:space="preserve">9/1 </w:t>
+      </w:r>
+      <w:r>
+        <w:rPr>
+          <w:rFonts w:hint="eastAsia"/>
+        </w:rPr>
+        <w:t>下午</w:t>
+      </w:r>
+      <w:r>
+        <w:rPr>
+          <w:rFonts w:hint="eastAsia"/>
+        </w:rPr>
+        <w:t>17</w:t>
+      </w:r>
+      <w:r>
+        <w:rPr>
+          <w:rFonts w:hint="eastAsia"/>
+        </w:rPr>
+        <w:t>點前</w:t>
+      </w:r>
+    </w:p>
+    <w:p/>
+    <w:p>
+      <w:pPr>
+        <w:rPr>
+          <w:rFonts w:hint="eastAsia"/>
+        </w:rPr>
+      </w:pPr>
+      <w:r>
+        <w:rPr>
+          <w:rFonts w:hint="eastAsia"/>
+        </w:rPr>
+        <w:t xml:space="preserve">2025 </w:t>
+      </w:r>
+      <w:r>
+        <w:rPr>
+          <w:rFonts w:hint="eastAsia"/>
+        </w:rPr>
+        <w:t>年第一屆雙福三創</w:t>
+      </w:r>
+      <w:proofErr w:type="gramStart"/>
+      <w:r>
+        <w:rPr>
+          <w:rFonts w:hint="eastAsia"/>
+        </w:rPr>
+        <w:t>盃</w:t>
+      </w:r>
+      <w:proofErr w:type="gramEnd"/>
+      <w:r>
+        <w:rPr>
+          <w:rFonts w:hint="eastAsia"/>
+        </w:rPr>
+        <w:t>競賽</w:t>
+      </w:r>
+    </w:p>
+    <w:p>
+      <w:hyperlink r:id="rId17" w:history="1">
+        <w:r>
+          <w:rPr>
+            <w:rStyle w:val="ae"/>
+          </w:rPr>
+          <w:t>https://www.bic.ntust.edu.tw/11026/2025-%E5%B9%B4%E7%AC%AC%E4%B8%80%E5%B1%86%E9%9B%99%E7%A6%8F%E4%B8%89%E5%89%B5%E7%9B%83%E7%AB%B6%E8%B3%BD%E9%96%8B%E8%B7%91%E5%9B%89</w:t>
+        </w:r>
+      </w:hyperlink>
+    </w:p>
+    <w:p>
+      <w:pPr>
+        <w:rPr>
+          <w:rFonts w:hint="eastAsia"/>
+        </w:rPr>
+      </w:pPr>
+      <w:r>
+        <w:rPr>
+          <w:rFonts w:hint="eastAsia"/>
+        </w:rPr>
+        <w:lastRenderedPageBreak/>
+        <w:t>~9/19</w:t>
+      </w:r>
+      <w:r>
+        <w:rPr>
+          <w:rFonts w:hint="eastAsia"/>
+        </w:rPr>
+        <w:t>前</w:t>
+      </w:r>
+    </w:p>
+    <w:p/>
+    <w:p>
+      <w:r>
+        <w:rPr>
+          <w:rFonts w:hint="eastAsia"/>
+        </w:rPr>
+        <w:t>崑山科技大學</w:t>
+      </w:r>
+      <w:r>
+        <w:rPr>
+          <w:rFonts w:hint="eastAsia"/>
+        </w:rPr>
+        <w:t>2025</w:t>
+      </w:r>
+      <w:r>
+        <w:rPr>
+          <w:rFonts w:hint="eastAsia"/>
+        </w:rPr>
+        <w:t>智慧生活創業競賽</w:t>
+      </w:r>
+    </w:p>
+    <w:p>
+      <w:hyperlink r:id="rId18" w:history="1">
+        <w:r>
+          <w:rPr>
+            <w:rStyle w:val="ae"/>
+          </w:rPr>
+          <w:t>https://web.ksu.edu.tw/DARDIIC/page/61382</w:t>
+        </w:r>
+      </w:hyperlink>
+    </w:p>
+    <w:p>
+      <w:pPr>
+        <w:rPr>
+          <w:rFonts w:hint="eastAsia"/>
+        </w:rPr>
+      </w:pPr>
+      <w:r>
+        <w:rPr>
+          <w:rFonts w:hint="eastAsia"/>
+        </w:rPr>
+        <w:t>報名日期</w:t>
+      </w:r>
+      <w:r>
+        <w:rPr>
+          <w:rFonts w:hint="eastAsia"/>
+        </w:rPr>
+        <w:t>~9/17</w:t>
+      </w:r>
     </w:p>
     <w:p>
       <w:pPr>
@@ -744,7 +965,7 @@
           <w:szCs w:val="28"/>
         </w:rPr>
       </w:pPr>
-      <w:hyperlink r:id="rId16" w:history="1">
+      <w:hyperlink r:id="rId19" w:history="1">
         <w:r>
           <w:rPr>
             <w:rStyle w:val="ae"/>
@@ -857,26 +1078,41 @@
           <w:szCs w:val="27"/>
           <w:shd w:val="clear" w:color="auto" w:fill="FFFFFF"/>
         </w:rPr>
+        <w:br w:type="page"/>
+      </w:r>
+    </w:p>
+    <w:p>
+      <w:pPr>
+        <w:rPr>
+          <w:sz w:val="28"/>
+          <w:szCs w:val="28"/>
+        </w:rPr>
+      </w:pPr>
+      <w:r>
+        <w:rPr>
+          <w:rFonts w:ascii="Segoe UI Emoji" w:hAnsi="Segoe UI Emoji" w:cs="Segoe UI Emoji" w:hint="eastAsia"/>
+          <w:sz w:val="28"/>
+          <w:szCs w:val="28"/>
+        </w:rPr>
         <w:lastRenderedPageBreak/>
-        <w:br w:type="page"/>
-      </w:r>
-    </w:p>
-    <w:p>
-      <w:pPr>
-        <w:rPr>
-          <w:strike/>
-          <w:sz w:val="28"/>
-          <w:szCs w:val="28"/>
-        </w:rPr>
-      </w:pPr>
-      <w:r>
-        <w:rPr>
-          <w:rFonts w:hint="eastAsia"/>
-          <w:strike/>
-          <w:sz w:val="28"/>
-          <w:szCs w:val="28"/>
-        </w:rPr>
-        <w:lastRenderedPageBreak/>
+        <w:t>❌</w:t>
+      </w:r>
+    </w:p>
+    <w:p>
+      <w:pPr>
+        <w:rPr>
+          <w:strike/>
+          <w:sz w:val="28"/>
+          <w:szCs w:val="28"/>
+        </w:rPr>
+      </w:pPr>
+      <w:r>
+        <w:rPr>
+          <w:rFonts w:hint="eastAsia"/>
+          <w:strike/>
+          <w:sz w:val="28"/>
+          <w:szCs w:val="28"/>
+        </w:rPr>
         <w:t>2025</w:t>
       </w:r>
       <w:r>
@@ -992,7 +1228,7 @@
           <w:szCs w:val="28"/>
         </w:rPr>
       </w:pPr>
-      <w:hyperlink r:id="rId17" w:history="1">
+      <w:hyperlink r:id="rId20" w:history="1">
         <w:r>
           <w:rPr>
             <w:rStyle w:val="ae"/>
@@ -1022,7 +1258,7 @@
         </w:rPr>
         <w:t>競賽須知：</w:t>
       </w:r>
-      <w:hyperlink r:id="rId18" w:history="1">
+      <w:hyperlink r:id="rId21" w:history="1">
         <w:r>
           <w:rPr>
             <w:rStyle w:val="ae"/>
@@ -1288,7 +1524,7 @@
           <w:szCs w:val="28"/>
         </w:rPr>
       </w:pPr>
-      <w:hyperlink r:id="rId19" w:history="1">
+      <w:hyperlink r:id="rId22" w:history="1">
         <w:r>
           <w:rPr>
             <w:rStyle w:val="ae"/>
@@ -1340,6 +1576,7 @@
       </w:r>
     </w:p>
     <w:sectPr>
+      <w:type w:val="continuous"/>
       <w:pgSz w:w="11906" w:h="16838"/>
       <w:pgMar w:top="1440" w:right="1800" w:bottom="1440" w:left="1800" w:header="851" w:footer="992" w:gutter="0"/>
       <w:cols w:space="425"/>

--- a/文件/042-可參加的相關競賽.docx
+++ b/文件/042-可參加的相關競賽.docx
@@ -9,7 +9,6 @@
           <w:szCs w:val="28"/>
         </w:rPr>
       </w:pPr>
-      <w:proofErr w:type="gramStart"/>
       <w:r>
         <w:rPr>
           <w:rFonts w:hint="eastAsia"/>
@@ -18,7 +17,6 @@
         </w:rPr>
         <w:t>萬潤</w:t>
       </w:r>
-      <w:proofErr w:type="gramEnd"/>
       <w:r>
         <w:rPr>
           <w:rFonts w:hint="eastAsia"/>
@@ -595,18 +593,8 @@
           <w:sz w:val="28"/>
           <w:szCs w:val="28"/>
         </w:rPr>
-        <w:t>屆大</w:t>
-      </w:r>
-      <w:proofErr w:type="gramStart"/>
-      <w:r>
-        <w:rPr>
-          <w:rFonts w:hint="eastAsia"/>
-          <w:sz w:val="28"/>
-          <w:szCs w:val="28"/>
-        </w:rPr>
-        <w:t>手攜小手</w:t>
-      </w:r>
-      <w:proofErr w:type="gramEnd"/>
+        <w:t>屆大手攜小手</w:t>
+      </w:r>
       <w:r>
         <w:rPr>
           <w:rFonts w:hint="eastAsia"/>
@@ -638,23 +626,7 @@
             <w:sz w:val="28"/>
             <w:szCs w:val="28"/>
           </w:rPr>
-          <w:t>https://iot2gath</w:t>
-        </w:r>
-        <w:r>
-          <w:rPr>
-            <w:rStyle w:val="ae"/>
-            <w:sz w:val="28"/>
-            <w:szCs w:val="28"/>
-          </w:rPr>
-          <w:t>e</w:t>
-        </w:r>
-        <w:r>
-          <w:rPr>
-            <w:rStyle w:val="ae"/>
-            <w:sz w:val="28"/>
-            <w:szCs w:val="28"/>
-          </w:rPr>
-          <w:t>r.ntust.edu.tw/downloads</w:t>
+          <w:t>https://iot2gather.ntust.edu.tw/downloads</w:t>
         </w:r>
       </w:hyperlink>
     </w:p>
@@ -687,24 +659,11 @@
     </w:p>
     <w:p/>
     <w:p>
-      <w:pPr>
-        <w:rPr>
-          <w:rFonts w:hint="eastAsia"/>
-        </w:rPr>
-      </w:pPr>
-      <w:proofErr w:type="gramStart"/>
-      <w:r>
-        <w:rPr>
-          <w:rFonts w:hint="eastAsia"/>
-        </w:rPr>
-        <w:t>國南護</w:t>
-      </w:r>
-      <w:proofErr w:type="gramEnd"/>
-      <w:r>
-        <w:rPr>
-          <w:rFonts w:hint="eastAsia"/>
-        </w:rPr>
-        <w:t>「</w:t>
+      <w:r>
+        <w:rPr>
+          <w:rFonts w:hint="eastAsia"/>
+        </w:rPr>
+        <w:t>國南護「</w:t>
       </w:r>
       <w:r>
         <w:rPr>
@@ -740,11 +699,6 @@
       </w:hyperlink>
     </w:p>
     <w:p>
-      <w:pPr>
-        <w:rPr>
-          <w:rFonts w:hint="eastAsia"/>
-        </w:rPr>
-      </w:pPr>
       <w:r>
         <w:rPr>
           <w:rFonts w:hint="eastAsia"/>
@@ -760,25 +714,12 @@
     </w:p>
     <w:p/>
     <w:p>
-      <w:pPr>
-        <w:rPr>
-          <w:rFonts w:hint="eastAsia"/>
-        </w:rPr>
-      </w:pPr>
-      <w:r>
-        <w:rPr>
-          <w:rFonts w:hint="eastAsia"/>
-        </w:rPr>
-        <w:t>總統</w:t>
-      </w:r>
-      <w:proofErr w:type="gramStart"/>
-      <w:r>
-        <w:rPr>
-          <w:rFonts w:hint="eastAsia"/>
-        </w:rPr>
-        <w:t>盃黑客松</w:t>
-      </w:r>
-      <w:proofErr w:type="gramEnd"/>
+      <w:r>
+        <w:rPr>
+          <w:rFonts w:hint="eastAsia"/>
+        </w:rPr>
+        <w:t>總統盃黑客松</w:t>
+      </w:r>
     </w:p>
     <w:p>
       <w:hyperlink r:id="rId16" w:history="1">
@@ -791,11 +732,12 @@
       </w:hyperlink>
     </w:p>
     <w:p>
-      <w:pPr>
-        <w:rPr>
-          <w:rFonts w:hint="eastAsia"/>
-        </w:rPr>
-      </w:pPr>
+      <w:r>
+        <w:rPr>
+          <w:rFonts w:hint="eastAsia"/>
+        </w:rPr>
+        <w:t>~</w:t>
+      </w:r>
       <w:r>
         <w:rPr>
           <w:rFonts w:hint="eastAsia"/>
@@ -823,11 +765,6 @@
     </w:p>
     <w:p/>
     <w:p>
-      <w:pPr>
-        <w:rPr>
-          <w:rFonts w:hint="eastAsia"/>
-        </w:rPr>
-      </w:pPr>
       <w:r>
         <w:rPr>
           <w:rFonts w:hint="eastAsia"/>
@@ -838,21 +775,7 @@
         <w:rPr>
           <w:rFonts w:hint="eastAsia"/>
         </w:rPr>
-        <w:t>年第一屆雙福三創</w:t>
-      </w:r>
-      <w:proofErr w:type="gramStart"/>
-      <w:r>
-        <w:rPr>
-          <w:rFonts w:hint="eastAsia"/>
-        </w:rPr>
-        <w:t>盃</w:t>
-      </w:r>
-      <w:proofErr w:type="gramEnd"/>
-      <w:r>
-        <w:rPr>
-          <w:rFonts w:hint="eastAsia"/>
-        </w:rPr>
-        <w:t>競賽</w:t>
+        <w:t>年第一屆雙福三創盃競賽</w:t>
       </w:r>
     </w:p>
     <w:p>
@@ -866,11 +789,6 @@
       </w:hyperlink>
     </w:p>
     <w:p>
-      <w:pPr>
-        <w:rPr>
-          <w:rFonts w:hint="eastAsia"/>
-        </w:rPr>
-      </w:pPr>
       <w:r>
         <w:rPr>
           <w:rFonts w:hint="eastAsia"/>
@@ -917,11 +835,6 @@
       </w:hyperlink>
     </w:p>
     <w:p>
-      <w:pPr>
-        <w:rPr>
-          <w:rFonts w:hint="eastAsia"/>
-        </w:rPr>
-      </w:pPr>
       <w:r>
         <w:rPr>
           <w:rFonts w:hint="eastAsia"/>
@@ -947,16 +860,8 @@
         <w:rPr>
           <w:rFonts w:hint="eastAsia"/>
         </w:rPr>
-        <w:t>這是之前學長在</w:t>
-      </w:r>
-      <w:proofErr w:type="gramStart"/>
-      <w:r>
-        <w:rPr>
-          <w:rFonts w:hint="eastAsia"/>
-        </w:rPr>
-        <w:t>群組傳的</w:t>
-      </w:r>
-      <w:proofErr w:type="gramEnd"/>
+        <w:t>這是之前學長在群組傳的</w:t>
+      </w:r>
     </w:p>
     <w:p>
       <w:pPr>
@@ -998,23 +903,13 @@
           </w:rPr>
           <w:t>ESG</w:t>
         </w:r>
-        <w:proofErr w:type="gramStart"/>
         <w:r>
           <w:rPr>
             <w:rStyle w:val="ae"/>
             <w:sz w:val="28"/>
             <w:szCs w:val="28"/>
           </w:rPr>
-          <w:t>創意暨電商</w:t>
-        </w:r>
-        <w:proofErr w:type="gramEnd"/>
-        <w:r>
-          <w:rPr>
-            <w:rStyle w:val="ae"/>
-            <w:sz w:val="28"/>
-            <w:szCs w:val="28"/>
-          </w:rPr>
-          <w:t>之星競賽」（原全國電商之星競賽）</w:t>
+          <w:t>創意暨電商之星競賽」（原全國電商之星競賽）</w:t>
         </w:r>
         <w:r>
           <w:rPr>
@@ -1030,30 +925,13 @@
             <w:sz w:val="28"/>
             <w:szCs w:val="28"/>
           </w:rPr>
-          <w:t>中原大學</w:t>
-        </w:r>
-        <w:r>
-          <w:rPr>
-            <w:rStyle w:val="ae"/>
-            <w:sz w:val="28"/>
-            <w:szCs w:val="28"/>
-          </w:rPr>
-          <w:t>產</w:t>
-        </w:r>
-        <w:r>
-          <w:rPr>
-            <w:rStyle w:val="ae"/>
-            <w:sz w:val="28"/>
-            <w:szCs w:val="28"/>
-          </w:rPr>
-          <w:t>學營運處創新創業發展中心</w:t>
+          <w:t>中原大學產學營運處創新創業發展中心</w:t>
         </w:r>
       </w:hyperlink>
     </w:p>
     <w:p>
       <w:pPr>
         <w:rPr>
-          <w:rFonts w:hint="eastAsia"/>
           <w:sz w:val="28"/>
           <w:szCs w:val="28"/>
         </w:rPr>
@@ -1140,27 +1018,7 @@
           <w:sz w:val="28"/>
           <w:szCs w:val="28"/>
         </w:rPr>
-        <w:t>全國大專校院程式設計</w:t>
-      </w:r>
-      <w:proofErr w:type="gramStart"/>
-      <w:r>
-        <w:rPr>
-          <w:rFonts w:hint="eastAsia"/>
-          <w:strike/>
-          <w:sz w:val="28"/>
-          <w:szCs w:val="28"/>
-        </w:rPr>
-        <w:t>極</w:t>
-      </w:r>
-      <w:proofErr w:type="gramEnd"/>
-      <w:r>
-        <w:rPr>
-          <w:rFonts w:hint="eastAsia"/>
-          <w:strike/>
-          <w:sz w:val="28"/>
-          <w:szCs w:val="28"/>
-        </w:rPr>
-        <w:t>客挑戰賽</w:t>
+        <w:t>全國大專校院程式設計極客挑戰賽</w:t>
       </w:r>
     </w:p>
     <w:p>
@@ -1185,31 +1043,7 @@
           <w:sz w:val="28"/>
           <w:szCs w:val="28"/>
         </w:rPr>
-        <w:t>這是</w:t>
-      </w:r>
-      <w:r>
-        <w:rPr>
-          <w:rFonts w:hint="eastAsia"/>
-          <w:sz w:val="28"/>
-          <w:szCs w:val="28"/>
-        </w:rPr>
-        <w:t>報名</w:t>
-      </w:r>
-      <w:r>
-        <w:rPr>
-          <w:rFonts w:hint="eastAsia"/>
-          <w:sz w:val="28"/>
-          <w:szCs w:val="28"/>
-        </w:rPr>
-        <w:t>之後會再</w:t>
-      </w:r>
-      <w:r>
-        <w:rPr>
-          <w:rFonts w:hint="eastAsia"/>
-          <w:sz w:val="28"/>
-          <w:szCs w:val="28"/>
-        </w:rPr>
-        <w:t>丟題目給我們做</w:t>
+        <w:t>這是報名之後會再丟題目給我們做</w:t>
       </w:r>
       <w:r>
         <w:rPr>
@@ -1274,7 +1108,6 @@
     <w:p>
       <w:pPr>
         <w:rPr>
-          <w:rFonts w:hint="eastAsia"/>
           <w:strike/>
           <w:sz w:val="28"/>
           <w:szCs w:val="28"/>
@@ -1334,7 +1167,6 @@
         </w:rPr>
         <w:t>(</w:t>
       </w:r>
-      <w:proofErr w:type="gramStart"/>
       <w:r>
         <w:rPr>
           <w:rFonts w:hint="eastAsia"/>
@@ -1344,7 +1176,6 @@
         </w:rPr>
         <w:t>一</w:t>
       </w:r>
-      <w:proofErr w:type="gramEnd"/>
       <w:r>
         <w:rPr>
           <w:rFonts w:hint="eastAsia"/>
@@ -2346,6 +2177,7 @@
   <w:style w:type="character" w:default="1" w:styleId="a0">
     <w:name w:val="Default Paragraph Font"/>
     <w:uiPriority w:val="1"/>
+    <w:semiHidden/>
     <w:unhideWhenUsed/>
   </w:style>
   <w:style w:type="table" w:default="1" w:styleId="a1">

--- a/文件/042-可參加的相關競賽.docx
+++ b/文件/042-可參加的相關競賽.docx
@@ -2,6 +2,14 @@
 <file path=word/document.xml><?xml version="1.0" encoding="utf-8"?>
 <w:document xmlns:wpc="http://schemas.microsoft.com/office/word/2010/wordprocessingCanvas" xmlns:cx="http://schemas.microsoft.com/office/drawing/2014/chartex" xmlns:cx1="http://schemas.microsoft.com/office/drawing/2015/9/8/chartex" xmlns:cx2="http://schemas.microsoft.com/office/drawing/2015/10/21/chartex" xmlns:cx3="http://schemas.microsoft.com/office/drawing/2016/5/9/chartex" xmlns:cx4="http://schemas.microsoft.com/office/drawing/2016/5/10/chartex" xmlns:cx5="http://schemas.microsoft.com/office/drawing/2016/5/11/chartex" xmlns:cx6="http://schemas.microsoft.com/office/drawing/2016/5/12/chartex" xmlns:cx7="http://schemas.microsoft.com/office/drawing/2016/5/13/chartex" xmlns:cx8="http://schemas.microsoft.com/office/drawing/2016/5/14/chartex" xmlns:mc="http://schemas.openxmlformats.org/markup-compatibility/2006" xmlns:aink="http://schemas.microsoft.com/office/drawing/2016/ink" xmlns:am3d="http://schemas.microsoft.com/office/drawing/2017/model3d" xmlns:o="urn:schemas-microsoft-com:office:office" xmlns:oel="http://schemas.microsoft.com/office/2019/extlst" xmlns:r="http://schemas.openxmlformats.org/officeDocument/2006/relationships" xmlns:m="http://schemas.openxmlformats.org/officeDocument/2006/math" xmlns:v="urn:schemas-microsoft-com:vml" xmlns:wp14="http://schemas.microsoft.com/office/word/2010/wordprocessingDrawing" xmlns:wp="http://schemas.openxmlformats.org/drawingml/2006/wordprocessingDrawing" xmlns:w10="urn:schemas-microsoft-com:office:word" xmlns:w="http://schemas.openxmlformats.org/wordprocessingml/2006/main" xmlns:w14="http://schemas.microsoft.com/office/word/2010/wordml" xmlns:w15="http://schemas.microsoft.com/office/word/2012/wordml" xmlns:w16cex="http://schemas.microsoft.com/office/word/2018/wordml/cex" xmlns:w16cid="http://schemas.microsoft.com/office/word/2016/wordml/cid" xmlns:w16="http://schemas.microsoft.com/office/word/2018/wordml" xmlns:w16du="http://schemas.microsoft.com/office/word/2023/wordml/word16du" xmlns:w16sdtdh="http://schemas.microsoft.com/office/word/2020/wordml/sdtdatahash" xmlns:w16sdtfl="http://schemas.microsoft.com/office/word/2024/wordml/sdtformatlock" xmlns:w16se="http://schemas.microsoft.com/office/word/2015/wordml/symex" xmlns:wpg="http://schemas.microsoft.com/office/word/2010/wordprocessingGroup" xmlns:wpi="http://schemas.microsoft.com/office/word/2010/wordprocessingInk" xmlns:wne="http://schemas.microsoft.com/office/word/2006/wordml" xmlns:wps="http://schemas.microsoft.com/office/word/2010/wordprocessingShape" mc:Ignorable="w14 w15 w16se w16cid w16 w16cex w16sdtdh w16sdtfl w16du wp14">
   <w:body>
+    <w:p>
+      <w:pPr>
+        <w:rPr>
+          <w:sz w:val="28"/>
+          <w:szCs w:val="28"/>
+        </w:rPr>
+      </w:pPr>
+    </w:p>
     <w:p>
       <w:pPr>
         <w:rPr>
@@ -1370,21 +1378,13 @@
     <w:p>
       <w:pPr>
         <w:rPr>
-          <w:strike/>
-          <w:sz w:val="28"/>
-          <w:szCs w:val="28"/>
-        </w:rPr>
-      </w:pPr>
-      <w:r>
-        <w:rPr>
           <w:b/>
           <w:bCs/>
           <w:strike/>
           <w:sz w:val="28"/>
           <w:szCs w:val="28"/>
         </w:rPr>
-        <w:t>2025-07-30 09:00 </w:t>
-      </w:r>
+      </w:pPr>
       <w:r>
         <w:rPr>
           <w:b/>
@@ -1393,7 +1393,7 @@
           <w:sz w:val="28"/>
           <w:szCs w:val="28"/>
         </w:rPr>
-        <w:t>至</w:t>
+        <w:t>2025-07-30 09:00 </w:t>
       </w:r>
       <w:r>
         <w:rPr>
@@ -1403,8 +1403,100 @@
           <w:sz w:val="28"/>
           <w:szCs w:val="28"/>
         </w:rPr>
+        <w:t>至</w:t>
+      </w:r>
+      <w:r>
+        <w:rPr>
+          <w:b/>
+          <w:bCs/>
+          <w:strike/>
+          <w:sz w:val="28"/>
+          <w:szCs w:val="28"/>
+        </w:rPr>
         <w:t> 2025-09-30 17:00</w:t>
       </w:r>
+    </w:p>
+    <w:p>
+      <w:pPr>
+        <w:rPr>
+          <w:b/>
+          <w:bCs/>
+          <w:strike/>
+          <w:sz w:val="28"/>
+          <w:szCs w:val="28"/>
+        </w:rPr>
+      </w:pPr>
+    </w:p>
+    <w:p>
+      <w:pPr>
+        <w:rPr>
+          <w:sz w:val="28"/>
+          <w:szCs w:val="28"/>
+        </w:rPr>
+      </w:pPr>
+      <w:r>
+        <w:rPr>
+          <w:rFonts w:hint="eastAsia"/>
+          <w:strike/>
+          <w:sz w:val="28"/>
+          <w:szCs w:val="28"/>
+        </w:rPr>
+        <w:t>大專校院創新創業實戰模擬</w:t>
+      </w:r>
+      <w:r>
+        <w:rPr>
+          <w:rFonts w:hint="eastAsia"/>
+          <w:sz w:val="28"/>
+          <w:szCs w:val="28"/>
+        </w:rPr>
+        <w:t>(</w:t>
+      </w:r>
+      <w:r>
+        <w:rPr>
+          <w:rFonts w:hint="eastAsia"/>
+          <w:sz w:val="28"/>
+          <w:szCs w:val="28"/>
+        </w:rPr>
+        <w:t>他根本不是競賽</w:t>
+      </w:r>
+      <w:r>
+        <w:rPr>
+          <w:rFonts w:hint="eastAsia"/>
+          <w:sz w:val="28"/>
+          <w:szCs w:val="28"/>
+        </w:rPr>
+        <w:t>)</w:t>
+      </w:r>
+    </w:p>
+    <w:p>
+      <w:pPr>
+        <w:rPr>
+          <w:strike/>
+          <w:sz w:val="28"/>
+          <w:szCs w:val="28"/>
+        </w:rPr>
+      </w:pPr>
+      <w:hyperlink r:id="rId23" w:history="1">
+        <w:r>
+          <w:rPr>
+            <w:rStyle w:val="ae"/>
+            <w:strike/>
+            <w:sz w:val="28"/>
+            <w:szCs w:val="28"/>
+          </w:rPr>
+          <w:t>https://ssp.moe.gov.tw/cases?classification_id=2</w:t>
+        </w:r>
+      </w:hyperlink>
+    </w:p>
+    <w:p>
+      <w:pPr>
+        <w:rPr>
+          <w:rFonts w:hint="eastAsia"/>
+          <w:strike/>
+          <w:sz w:val="28"/>
+          <w:szCs w:val="28"/>
+        </w:rPr>
+      </w:pPr>
     </w:p>
     <w:sectPr>
       <w:type w:val="continuous"/>
@@ -2177,7 +2269,6 @@
   <w:style w:type="character" w:default="1" w:styleId="a0">
     <w:name w:val="Default Paragraph Font"/>
     <w:uiPriority w:val="1"/>
-    <w:semiHidden/>
     <w:unhideWhenUsed/>
   </w:style>
   <w:style w:type="table" w:default="1" w:styleId="a1">

--- a/文件/042-可參加的相關競賽.docx
+++ b/文件/042-可參加的相關競賽.docx
@@ -9,6 +9,114 @@
           <w:szCs w:val="28"/>
         </w:rPr>
       </w:pPr>
+      <w:r>
+        <w:rPr>
+          <w:rFonts w:hint="eastAsia"/>
+          <w:sz w:val="28"/>
+          <w:szCs w:val="28"/>
+        </w:rPr>
+        <w:t>114</w:t>
+      </w:r>
+      <w:r>
+        <w:rPr>
+          <w:rFonts w:hint="eastAsia"/>
+          <w:sz w:val="28"/>
+          <w:szCs w:val="28"/>
+        </w:rPr>
+        <w:t>年</w:t>
+      </w:r>
+      <w:r>
+        <w:rPr>
+          <w:rFonts w:hint="eastAsia"/>
+          <w:sz w:val="28"/>
+          <w:szCs w:val="28"/>
+        </w:rPr>
+        <w:t>AIGO</w:t>
+      </w:r>
+      <w:r>
+        <w:rPr>
+          <w:rFonts w:hint="eastAsia"/>
+          <w:sz w:val="28"/>
+          <w:szCs w:val="28"/>
+        </w:rPr>
+        <w:t>淬煉實戰盃競賽徵件活動正式啟動！</w:t>
+      </w:r>
+    </w:p>
+    <w:p>
+      <w:pPr>
+        <w:rPr>
+          <w:sz w:val="28"/>
+          <w:szCs w:val="28"/>
+        </w:rPr>
+      </w:pPr>
+      <w:hyperlink r:id="rId6" w:history="1">
+        <w:r>
+          <w:rPr>
+            <w:rStyle w:val="ae"/>
+            <w:sz w:val="28"/>
+            <w:szCs w:val="28"/>
+          </w:rPr>
+          <w:t>https://ievents.iii.org.tw/EventS.aspx?t=0&amp;id=2937</w:t>
+        </w:r>
+      </w:hyperlink>
+    </w:p>
+    <w:p>
+      <w:pPr>
+        <w:rPr>
+          <w:rFonts w:hint="eastAsia"/>
+          <w:sz w:val="28"/>
+          <w:szCs w:val="28"/>
+        </w:rPr>
+      </w:pPr>
+      <w:r>
+        <w:rPr>
+          <w:rFonts w:hint="eastAsia"/>
+          <w:sz w:val="28"/>
+          <w:szCs w:val="28"/>
+        </w:rPr>
+        <w:t>報名時間</w:t>
+      </w:r>
+      <w:r>
+        <w:rPr>
+          <w:rFonts w:hint="eastAsia"/>
+          <w:sz w:val="28"/>
+          <w:szCs w:val="28"/>
+        </w:rPr>
+        <w:t>8/13~8/29</w:t>
+      </w:r>
+      <w:r>
+        <w:rPr>
+          <w:rFonts w:hint="eastAsia"/>
+          <w:sz w:val="28"/>
+          <w:szCs w:val="28"/>
+        </w:rPr>
+        <w:t>下午</w:t>
+      </w:r>
+      <w:r>
+        <w:rPr>
+          <w:rFonts w:hint="eastAsia"/>
+          <w:sz w:val="28"/>
+          <w:szCs w:val="28"/>
+        </w:rPr>
+        <w:t>6</w:t>
+      </w:r>
+      <w:r>
+        <w:rPr>
+          <w:rFonts w:hint="eastAsia"/>
+          <w:sz w:val="28"/>
+          <w:szCs w:val="28"/>
+        </w:rPr>
+        <w:t>點</w:t>
+      </w:r>
+    </w:p>
+    <w:p>
+      <w:pPr>
+        <w:rPr>
+          <w:rFonts w:hint="eastAsia"/>
+          <w:sz w:val="28"/>
+          <w:szCs w:val="28"/>
+        </w:rPr>
+      </w:pPr>
     </w:p>
     <w:p>
       <w:pPr>
@@ -75,7 +183,7 @@
       </w:r>
     </w:p>
     <w:p>
-      <w:hyperlink r:id="rId6" w:history="1">
+      <w:hyperlink r:id="rId7" w:history="1">
         <w:r>
           <w:rPr>
             <w:rStyle w:val="ae"/>
@@ -93,7 +201,7 @@
           <w:szCs w:val="28"/>
         </w:rPr>
       </w:pPr>
-      <w:hyperlink r:id="rId7" w:history="1">
+      <w:hyperlink r:id="rId8" w:history="1">
         <w:r>
           <w:rPr>
             <w:rStyle w:val="ae"/>
@@ -182,7 +290,7 @@
           <w:szCs w:val="28"/>
         </w:rPr>
       </w:pPr>
-      <w:hyperlink r:id="rId8" w:history="1">
+      <w:hyperlink r:id="rId9" w:history="1">
         <w:r>
           <w:rPr>
             <w:rStyle w:val="ae"/>
@@ -272,7 +380,7 @@
                 <wp:cNvGraphicFramePr/>
                 <a:graphic xmlns:a="http://schemas.openxmlformats.org/drawingml/2006/main">
                   <a:graphicData uri="http://schemas.microsoft.com/office/word/2010/wordprocessingInk">
-                    <w14:contentPart bwMode="auto" r:id="rId9">
+                    <w14:contentPart bwMode="auto" r:id="rId10">
                       <w14:nvContentPartPr>
                         <w14:cNvContentPartPr/>
                       </w14:nvContentPartPr>
@@ -309,7 +417,7 @@
                         <pic:cNvPicPr/>
                       </pic:nvPicPr>
                       <pic:blipFill>
-                        <a:blip r:embed="rId10"/>
+                        <a:blip r:embed="rId11"/>
                         <a:stretch>
                           <a:fillRect/>
                         </a:stretch>
@@ -363,7 +471,7 @@
           <w:szCs w:val="28"/>
         </w:rPr>
       </w:pPr>
-      <w:hyperlink r:id="rId11" w:history="1">
+      <w:hyperlink r:id="rId12" w:history="1">
         <w:r>
           <w:rPr>
             <w:rStyle w:val="ae"/>
@@ -424,6 +532,7 @@
           <w:sz w:val="28"/>
           <w:szCs w:val="28"/>
         </w:rPr>
+        <w:lastRenderedPageBreak/>
         <w:t xml:space="preserve">A. </w:t>
       </w:r>
       <w:r>
@@ -627,7 +736,7 @@
           <w:szCs w:val="28"/>
         </w:rPr>
       </w:pPr>
-      <w:hyperlink r:id="rId12" w:history="1">
+      <w:hyperlink r:id="rId13" w:history="1">
         <w:r>
           <w:rPr>
             <w:rStyle w:val="ae"/>
@@ -654,7 +763,7 @@
       </w:r>
     </w:p>
     <w:p>
-      <w:hyperlink r:id="rId13" w:history="1">
+      <w:hyperlink r:id="rId14" w:history="1">
         <w:r>
           <w:rPr>
             <w:rStyle w:val="ae"/>
@@ -687,7 +796,7 @@
       </w:r>
     </w:p>
     <w:p>
-      <w:hyperlink r:id="rId14" w:history="1">
+      <w:hyperlink r:id="rId15" w:history="1">
         <w:r>
           <w:rPr>
             <w:rStyle w:val="ae"/>
@@ -697,7 +806,7 @@
       </w:hyperlink>
     </w:p>
     <w:p>
-      <w:hyperlink r:id="rId15" w:history="1">
+      <w:hyperlink r:id="rId16" w:history="1">
         <w:r>
           <w:rPr>
             <w:rStyle w:val="ae"/>
@@ -730,7 +839,7 @@
       </w:r>
     </w:p>
     <w:p>
-      <w:hyperlink r:id="rId16" w:history="1">
+      <w:hyperlink r:id="rId17" w:history="1">
         <w:r>
           <w:rPr>
             <w:rStyle w:val="ae"/>
@@ -777,6 +886,7 @@
         <w:rPr>
           <w:rFonts w:hint="eastAsia"/>
         </w:rPr>
+        <w:lastRenderedPageBreak/>
         <w:t xml:space="preserve">2025 </w:t>
       </w:r>
       <w:r>
@@ -787,7 +897,7 @@
       </w:r>
     </w:p>
     <w:p>
-      <w:hyperlink r:id="rId17" w:history="1">
+      <w:hyperlink r:id="rId18" w:history="1">
         <w:r>
           <w:rPr>
             <w:rStyle w:val="ae"/>
@@ -801,7 +911,6 @@
         <w:rPr>
           <w:rFonts w:hint="eastAsia"/>
         </w:rPr>
-        <w:lastRenderedPageBreak/>
         <w:t>~9/19</w:t>
       </w:r>
       <w:r>
@@ -833,7 +942,7 @@
       </w:r>
     </w:p>
     <w:p>
-      <w:hyperlink r:id="rId18" w:history="1">
+      <w:hyperlink r:id="rId19" w:history="1">
         <w:r>
           <w:rPr>
             <w:rStyle w:val="ae"/>
@@ -856,6 +965,67 @@
         <w:t>~9/17</w:t>
       </w:r>
     </w:p>
+    <w:p/>
+    <w:p>
+      <w:pPr>
+        <w:rPr>
+          <w:rFonts w:hint="eastAsia"/>
+        </w:rPr>
+      </w:pPr>
+      <w:r>
+        <w:rPr>
+          <w:rFonts w:hint="eastAsia"/>
+        </w:rPr>
+        <w:t>2025</w:t>
+      </w:r>
+      <w:r>
+        <w:rPr>
+          <w:rFonts w:hint="eastAsia"/>
+        </w:rPr>
+        <w:t>創業個案競賽</w:t>
+      </w:r>
+    </w:p>
+    <w:p>
+      <w:hyperlink r:id="rId20" w:history="1">
+        <w:r>
+          <w:rPr>
+            <w:rStyle w:val="ae"/>
+          </w:rPr>
+          <w:t>https://bhuntr.com/tw/competitions/50uc69ki1hppurl9tf</w:t>
+        </w:r>
+      </w:hyperlink>
+    </w:p>
+    <w:p>
+      <w:pPr>
+        <w:rPr>
+          <w:rFonts w:hint="eastAsia"/>
+        </w:rPr>
+      </w:pPr>
+      <w:r>
+        <w:rPr>
+          <w:rFonts w:hint="eastAsia"/>
+        </w:rPr>
+        <w:t>~11/17</w:t>
+      </w:r>
+      <w:r>
+        <w:rPr>
+          <w:rFonts w:hint="eastAsia"/>
+        </w:rPr>
+        <w:t>下午</w:t>
+      </w:r>
+      <w:r>
+        <w:rPr>
+          <w:rFonts w:hint="eastAsia"/>
+        </w:rPr>
+        <w:t>5</w:t>
+      </w:r>
+      <w:r>
+        <w:rPr>
+          <w:rFonts w:hint="eastAsia"/>
+        </w:rPr>
+        <w:t>點</w:t>
+      </w:r>
+    </w:p>
     <w:p>
       <w:pPr>
         <w:pBdr>
@@ -878,7 +1048,7 @@
           <w:szCs w:val="28"/>
         </w:rPr>
       </w:pPr>
-      <w:hyperlink r:id="rId19" w:history="1">
+      <w:hyperlink r:id="rId21" w:history="1">
         <w:r>
           <w:rPr>
             <w:rStyle w:val="ae"/>
@@ -1070,7 +1240,7 @@
           <w:szCs w:val="28"/>
         </w:rPr>
       </w:pPr>
-      <w:hyperlink r:id="rId20" w:history="1">
+      <w:hyperlink r:id="rId22" w:history="1">
         <w:r>
           <w:rPr>
             <w:rStyle w:val="ae"/>
@@ -1100,7 +1270,7 @@
         </w:rPr>
         <w:t>競賽須知：</w:t>
       </w:r>
-      <w:hyperlink r:id="rId21" w:history="1">
+      <w:hyperlink r:id="rId23" w:history="1">
         <w:r>
           <w:rPr>
             <w:rStyle w:val="ae"/>
@@ -1363,7 +1533,7 @@
           <w:szCs w:val="28"/>
         </w:rPr>
       </w:pPr>
-      <w:hyperlink r:id="rId22" w:history="1">
+      <w:hyperlink r:id="rId24" w:history="1">
         <w:r>
           <w:rPr>
             <w:rStyle w:val="ae"/>
@@ -1476,7 +1646,7 @@
           <w:szCs w:val="28"/>
         </w:rPr>
       </w:pPr>
-      <w:hyperlink r:id="rId23" w:history="1">
+      <w:hyperlink r:id="rId25" w:history="1">
         <w:r>
           <w:rPr>
             <w:rStyle w:val="ae"/>

--- a/文件/042-可參加的相關競賽.docx
+++ b/文件/042-可參加的相關競賽.docx
@@ -881,12 +881,57 @@
       </w:r>
     </w:p>
     <w:p/>
-    <w:p>
-      <w:r>
-        <w:rPr>
-          <w:rFonts w:hint="eastAsia"/>
-        </w:rPr>
-        <w:lastRenderedPageBreak/>
+    <w:p/>
+    <w:p>
+      <w:r>
+        <w:rPr>
+          <w:rFonts w:hint="eastAsia"/>
+        </w:rPr>
+        <w:t>崑山科技大學</w:t>
+      </w:r>
+      <w:r>
+        <w:rPr>
+          <w:rFonts w:hint="eastAsia"/>
+        </w:rPr>
+        <w:t>2025</w:t>
+      </w:r>
+      <w:r>
+        <w:rPr>
+          <w:rFonts w:hint="eastAsia"/>
+        </w:rPr>
+        <w:t>智慧生活創業競賽</w:t>
+      </w:r>
+    </w:p>
+    <w:p>
+      <w:hyperlink r:id="rId18" w:history="1">
+        <w:r>
+          <w:rPr>
+            <w:rStyle w:val="ae"/>
+          </w:rPr>
+          <w:t>https://web.ksu.edu.tw/DARDIIC/page/61382</w:t>
+        </w:r>
+      </w:hyperlink>
+    </w:p>
+    <w:p>
+      <w:r>
+        <w:rPr>
+          <w:rFonts w:hint="eastAsia"/>
+        </w:rPr>
+        <w:t>報名日期</w:t>
+      </w:r>
+      <w:r>
+        <w:rPr>
+          <w:rFonts w:hint="eastAsia"/>
+        </w:rPr>
+        <w:t>~9/17</w:t>
+      </w:r>
+    </w:p>
+    <w:p/>
+    <w:p>
+      <w:r>
+        <w:rPr>
+          <w:rFonts w:hint="eastAsia"/>
+        </w:rPr>
         <w:t xml:space="preserve">2025 </w:t>
       </w:r>
       <w:r>
@@ -897,7 +942,7 @@
       </w:r>
     </w:p>
     <w:p>
-      <w:hyperlink r:id="rId18" w:history="1">
+      <w:hyperlink r:id="rId19" w:history="1">
         <w:r>
           <w:rPr>
             <w:rStyle w:val="ae"/>
@@ -922,50 +967,12 @@
     </w:p>
     <w:p/>
     <w:p>
-      <w:r>
-        <w:rPr>
-          <w:rFonts w:hint="eastAsia"/>
-        </w:rPr>
-        <w:t>崑山科技大學</w:t>
-      </w:r>
-      <w:r>
-        <w:rPr>
-          <w:rFonts w:hint="eastAsia"/>
-        </w:rPr>
-        <w:t>2025</w:t>
-      </w:r>
-      <w:r>
-        <w:rPr>
-          <w:rFonts w:hint="eastAsia"/>
-        </w:rPr>
-        <w:t>智慧生活創業競賽</w:t>
-      </w:r>
-    </w:p>
-    <w:p>
-      <w:hyperlink r:id="rId19" w:history="1">
-        <w:r>
-          <w:rPr>
-            <w:rStyle w:val="ae"/>
-          </w:rPr>
-          <w:t>https://web.ksu.edu.tw/DARDIIC/page/61382</w:t>
-        </w:r>
-      </w:hyperlink>
-    </w:p>
-    <w:p>
-      <w:r>
-        <w:rPr>
-          <w:rFonts w:hint="eastAsia"/>
-        </w:rPr>
-        <w:t>報名日期</w:t>
-      </w:r>
-      <w:r>
-        <w:rPr>
-          <w:rFonts w:hint="eastAsia"/>
-        </w:rPr>
-        <w:t>~9/17</w:t>
-      </w:r>
-    </w:p>
-    <w:p/>
+      <w:pPr>
+        <w:rPr>
+          <w:rFonts w:hint="eastAsia"/>
+        </w:rPr>
+      </w:pPr>
+    </w:p>
     <w:p>
       <w:pPr>
         <w:rPr>

--- a/文件/042-可參加的相關競賽.docx
+++ b/文件/042-可參加的相關競賽.docx
@@ -5,13 +5,15 @@
     <w:p>
       <w:pPr>
         <w:rPr>
-          <w:sz w:val="28"/>
-          <w:szCs w:val="28"/>
-        </w:rPr>
-      </w:pPr>
-      <w:r>
-        <w:rPr>
-          <w:rFonts w:hint="eastAsia"/>
+          <w:color w:val="007BB8"/>
+          <w:sz w:val="28"/>
+          <w:szCs w:val="28"/>
+        </w:rPr>
+      </w:pPr>
+      <w:r>
+        <w:rPr>
+          <w:rFonts w:hint="eastAsia"/>
+          <w:color w:val="007BB8"/>
           <w:sz w:val="28"/>
           <w:szCs w:val="28"/>
         </w:rPr>
@@ -20,6 +22,7 @@
       <w:r>
         <w:rPr>
           <w:rFonts w:hint="eastAsia"/>
+          <w:color w:val="007BB8"/>
           <w:sz w:val="28"/>
           <w:szCs w:val="28"/>
         </w:rPr>
@@ -28,6 +31,7 @@
       <w:r>
         <w:rPr>
           <w:rFonts w:hint="eastAsia"/>
+          <w:color w:val="007BB8"/>
           <w:sz w:val="28"/>
           <w:szCs w:val="28"/>
         </w:rPr>
@@ -36,6 +40,7 @@
       <w:r>
         <w:rPr>
           <w:rFonts w:hint="eastAsia"/>
+          <w:color w:val="007BB8"/>
           <w:sz w:val="28"/>
           <w:szCs w:val="28"/>
         </w:rPr>
@@ -45,6 +50,7 @@
     <w:p>
       <w:pPr>
         <w:rPr>
+          <w:color w:val="007BB8"/>
           <w:sz w:val="28"/>
           <w:szCs w:val="28"/>
         </w:rPr>
@@ -53,6 +59,7 @@
         <w:r>
           <w:rPr>
             <w:rStyle w:val="ae"/>
+            <w:color w:val="007BB8"/>
             <w:sz w:val="28"/>
             <w:szCs w:val="28"/>
           </w:rPr>
@@ -63,14 +70,15 @@
     <w:p>
       <w:pPr>
         <w:rPr>
-          <w:rFonts w:hint="eastAsia"/>
-          <w:sz w:val="28"/>
-          <w:szCs w:val="28"/>
-        </w:rPr>
-      </w:pPr>
-      <w:r>
-        <w:rPr>
-          <w:rFonts w:hint="eastAsia"/>
+          <w:color w:val="007BB8"/>
+          <w:sz w:val="28"/>
+          <w:szCs w:val="28"/>
+        </w:rPr>
+      </w:pPr>
+      <w:r>
+        <w:rPr>
+          <w:rFonts w:hint="eastAsia"/>
+          <w:color w:val="007BB8"/>
           <w:sz w:val="28"/>
           <w:szCs w:val="28"/>
         </w:rPr>
@@ -79,6 +87,7 @@
       <w:r>
         <w:rPr>
           <w:rFonts w:hint="eastAsia"/>
+          <w:color w:val="007BB8"/>
           <w:sz w:val="28"/>
           <w:szCs w:val="28"/>
         </w:rPr>
@@ -87,6 +96,7 @@
       <w:r>
         <w:rPr>
           <w:rFonts w:hint="eastAsia"/>
+          <w:color w:val="007BB8"/>
           <w:sz w:val="28"/>
           <w:szCs w:val="28"/>
         </w:rPr>
@@ -95,6 +105,7 @@
       <w:r>
         <w:rPr>
           <w:rFonts w:hint="eastAsia"/>
+          <w:color w:val="007BB8"/>
           <w:sz w:val="28"/>
           <w:szCs w:val="28"/>
         </w:rPr>
@@ -103,6 +114,7 @@
       <w:r>
         <w:rPr>
           <w:rFonts w:hint="eastAsia"/>
+          <w:color w:val="007BB8"/>
           <w:sz w:val="28"/>
           <w:szCs w:val="28"/>
         </w:rPr>
@@ -112,22 +124,24 @@
     <w:p>
       <w:pPr>
         <w:rPr>
-          <w:rFonts w:hint="eastAsia"/>
-          <w:sz w:val="28"/>
-          <w:szCs w:val="28"/>
-        </w:rPr>
-      </w:pPr>
-    </w:p>
-    <w:p>
-      <w:pPr>
-        <w:rPr>
-          <w:sz w:val="28"/>
-          <w:szCs w:val="28"/>
-        </w:rPr>
-      </w:pPr>
-      <w:r>
-        <w:rPr>
-          <w:rFonts w:hint="eastAsia"/>
+          <w:sz w:val="28"/>
+          <w:szCs w:val="28"/>
+        </w:rPr>
+      </w:pPr>
+    </w:p>
+    <w:p>
+      <w:pPr>
+        <w:rPr>
+          <w:color w:val="388600"/>
+          <w:sz w:val="28"/>
+          <w:szCs w:val="28"/>
+        </w:rPr>
+      </w:pPr>
+      <w:bookmarkStart w:id="0" w:name="_Hlk206790999"/>
+      <w:r>
+        <w:rPr>
+          <w:rFonts w:hint="eastAsia"/>
+          <w:color w:val="388600"/>
           <w:sz w:val="28"/>
           <w:szCs w:val="28"/>
         </w:rPr>
@@ -136,6 +150,7 @@
       <w:r>
         <w:rPr>
           <w:rFonts w:hint="eastAsia"/>
+          <w:color w:val="388600"/>
           <w:sz w:val="28"/>
           <w:szCs w:val="28"/>
         </w:rPr>
@@ -144,6 +159,7 @@
       <w:r>
         <w:rPr>
           <w:rFonts w:hint="eastAsia"/>
+          <w:color w:val="388600"/>
           <w:sz w:val="28"/>
           <w:szCs w:val="28"/>
         </w:rPr>
@@ -152,6 +168,7 @@
       <w:r>
         <w:rPr>
           <w:rFonts w:hint="eastAsia"/>
+          <w:color w:val="388600"/>
           <w:sz w:val="28"/>
           <w:szCs w:val="28"/>
         </w:rPr>
@@ -160,6 +177,7 @@
       <w:r>
         <w:rPr>
           <w:rFonts w:hint="eastAsia"/>
+          <w:color w:val="388600"/>
           <w:sz w:val="28"/>
           <w:szCs w:val="28"/>
         </w:rPr>
@@ -168,6 +186,7 @@
       <w:r>
         <w:rPr>
           <w:rFonts w:hint="eastAsia"/>
+          <w:color w:val="388600"/>
           <w:sz w:val="28"/>
           <w:szCs w:val="28"/>
         </w:rPr>
@@ -176,35 +195,72 @@
       <w:r>
         <w:rPr>
           <w:rFonts w:hint="eastAsia"/>
+          <w:color w:val="388600"/>
           <w:sz w:val="28"/>
           <w:szCs w:val="28"/>
         </w:rPr>
         <w:t>高中職組</w:t>
       </w:r>
     </w:p>
-    <w:p>
+    <w:bookmarkEnd w:id="0"/>
+    <w:p>
+      <w:pPr>
+        <w:rPr>
+          <w:color w:val="388600"/>
+        </w:rPr>
+      </w:pPr>
+      <w:r>
+        <w:rPr>
+          <w:color w:val="388600"/>
+        </w:rPr>
+        <w:fldChar w:fldCharType="begin"/>
+      </w:r>
+      <w:r>
+        <w:rPr>
+          <w:color w:val="388600"/>
+        </w:rPr>
+        <w:instrText>HYPERLINK "https://web.ksu.edu.tw/DTCE000/page/61242"</w:instrText>
+      </w:r>
+      <w:r>
+        <w:rPr>
+          <w:color w:val="388600"/>
+        </w:rPr>
+      </w:r>
+      <w:r>
+        <w:rPr>
+          <w:color w:val="388600"/>
+        </w:rPr>
+        <w:fldChar w:fldCharType="separate"/>
+      </w:r>
+      <w:r>
+        <w:rPr>
+          <w:rStyle w:val="ae"/>
+          <w:color w:val="388600"/>
+          <w:sz w:val="28"/>
+          <w:szCs w:val="28"/>
+        </w:rPr>
+        <w:t>https://web.ksu.edu.tw/DTCE000/page/61242</w:t>
+      </w:r>
+      <w:r>
+        <w:rPr>
+          <w:color w:val="388600"/>
+        </w:rPr>
+        <w:fldChar w:fldCharType="end"/>
+      </w:r>
+    </w:p>
+    <w:p>
+      <w:pPr>
+        <w:rPr>
+          <w:color w:val="388600"/>
+          <w:sz w:val="28"/>
+          <w:szCs w:val="28"/>
+        </w:rPr>
+      </w:pPr>
       <w:hyperlink r:id="rId7" w:history="1">
         <w:r>
           <w:rPr>
             <w:rStyle w:val="ae"/>
-            <w:sz w:val="28"/>
-            <w:szCs w:val="28"/>
-          </w:rPr>
-          <w:t>https://web.ksu.edu.tw/DTCE000/page/61242</w:t>
-        </w:r>
-      </w:hyperlink>
-    </w:p>
-    <w:p>
-      <w:pPr>
-        <w:rPr>
-          <w:sz w:val="28"/>
-          <w:szCs w:val="28"/>
-        </w:rPr>
-      </w:pPr>
-      <w:hyperlink r:id="rId8" w:history="1">
-        <w:r>
-          <w:rPr>
-            <w:rStyle w:val="ae"/>
+            <w:color w:val="388600"/>
             <w:sz w:val="28"/>
             <w:szCs w:val="28"/>
           </w:rPr>
@@ -215,13 +271,15 @@
     <w:p>
       <w:pPr>
         <w:rPr>
-          <w:sz w:val="28"/>
-          <w:szCs w:val="28"/>
-        </w:rPr>
-      </w:pPr>
-      <w:r>
-        <w:rPr>
-          <w:rFonts w:hint="eastAsia"/>
+          <w:color w:val="388600"/>
+          <w:sz w:val="28"/>
+          <w:szCs w:val="28"/>
+        </w:rPr>
+      </w:pPr>
+      <w:r>
+        <w:rPr>
+          <w:rFonts w:hint="eastAsia"/>
+          <w:color w:val="388600"/>
           <w:sz w:val="28"/>
           <w:szCs w:val="28"/>
         </w:rPr>
@@ -230,6 +288,7 @@
       <w:r>
         <w:rPr>
           <w:rFonts w:hint="eastAsia"/>
+          <w:color w:val="388600"/>
           <w:sz w:val="28"/>
           <w:szCs w:val="28"/>
         </w:rPr>
@@ -247,6 +306,279 @@
     <w:p>
       <w:pPr>
         <w:rPr>
+          <w:color w:val="388600"/>
+        </w:rPr>
+      </w:pPr>
+      <w:bookmarkStart w:id="1" w:name="_Hlk206790982"/>
+      <w:r>
+        <w:rPr>
+          <w:rFonts w:hint="eastAsia"/>
+          <w:color w:val="388600"/>
+        </w:rPr>
+        <w:t>總統盃黑客松</w:t>
+      </w:r>
+    </w:p>
+    <w:bookmarkEnd w:id="1"/>
+    <w:p>
+      <w:pPr>
+        <w:rPr>
+          <w:color w:val="388600"/>
+        </w:rPr>
+      </w:pPr>
+      <w:r>
+        <w:rPr>
+          <w:rFonts w:hint="eastAsia"/>
+          <w:color w:val="388600"/>
+        </w:rPr>
+        <w:t>(</w:t>
+      </w:r>
+      <w:r>
+        <w:rPr>
+          <w:rFonts w:hint="eastAsia"/>
+          <w:b/>
+          <w:bCs/>
+          <w:color w:val="388600"/>
+        </w:rPr>
+        <w:t>數位賦能</w:t>
+      </w:r>
+      <w:r>
+        <w:rPr>
+          <w:rFonts w:hint="eastAsia"/>
+          <w:b/>
+          <w:bCs/>
+          <w:color w:val="388600"/>
+        </w:rPr>
+        <w:t>)</w:t>
+      </w:r>
+    </w:p>
+    <w:p>
+      <w:pPr>
+        <w:rPr>
+          <w:color w:val="388600"/>
+        </w:rPr>
+      </w:pPr>
+      <w:hyperlink r:id="rId8" w:history="1">
+        <w:r>
+          <w:rPr>
+            <w:rStyle w:val="ae"/>
+            <w:color w:val="388600"/>
+          </w:rPr>
+          <w:t>https://presidential-hackathon.taiwan.gov.tw/</w:t>
+        </w:r>
+      </w:hyperlink>
+    </w:p>
+    <w:p>
+      <w:pPr>
+        <w:rPr>
+          <w:color w:val="388600"/>
+        </w:rPr>
+      </w:pPr>
+      <w:r>
+        <w:rPr>
+          <w:rFonts w:hint="eastAsia"/>
+          <w:color w:val="388600"/>
+        </w:rPr>
+        <w:t xml:space="preserve">~9/1 </w:t>
+      </w:r>
+      <w:r>
+        <w:rPr>
+          <w:rFonts w:hint="eastAsia"/>
+          <w:color w:val="388600"/>
+        </w:rPr>
+        <w:t>下午</w:t>
+      </w:r>
+      <w:r>
+        <w:rPr>
+          <w:rFonts w:hint="eastAsia"/>
+          <w:color w:val="388600"/>
+        </w:rPr>
+        <w:t>17</w:t>
+      </w:r>
+      <w:r>
+        <w:rPr>
+          <w:rFonts w:hint="eastAsia"/>
+          <w:color w:val="388600"/>
+        </w:rPr>
+        <w:t>點前</w:t>
+      </w:r>
+    </w:p>
+    <w:p>
+      <w:pPr>
+        <w:rPr>
+          <w:sz w:val="28"/>
+          <w:szCs w:val="28"/>
+        </w:rPr>
+      </w:pPr>
+    </w:p>
+    <w:p>
+      <w:r>
+        <w:rPr>
+          <w:rFonts w:hint="eastAsia"/>
+        </w:rPr>
+        <w:t>崑山科技大學</w:t>
+      </w:r>
+      <w:r>
+        <w:rPr>
+          <w:rFonts w:hint="eastAsia"/>
+        </w:rPr>
+        <w:t>2025</w:t>
+      </w:r>
+      <w:r>
+        <w:rPr>
+          <w:rFonts w:hint="eastAsia"/>
+        </w:rPr>
+        <w:t>智慧生活創業競賽</w:t>
+      </w:r>
+    </w:p>
+    <w:p>
+      <w:hyperlink r:id="rId9" w:history="1">
+        <w:r>
+          <w:rPr>
+            <w:rStyle w:val="ae"/>
+          </w:rPr>
+          <w:t>https://web.ksu.edu.tw/DARDIIC/page/61382</w:t>
+        </w:r>
+      </w:hyperlink>
+    </w:p>
+    <w:p>
+      <w:r>
+        <w:rPr>
+          <w:rFonts w:hint="eastAsia"/>
+        </w:rPr>
+        <w:t>報名日期</w:t>
+      </w:r>
+      <w:r>
+        <w:rPr>
+          <w:rFonts w:hint="eastAsia"/>
+        </w:rPr>
+        <w:t>~9/17</w:t>
+      </w:r>
+    </w:p>
+    <w:p>
+      <w:pPr>
+        <w:rPr>
+          <w:sz w:val="28"/>
+          <w:szCs w:val="28"/>
+        </w:rPr>
+      </w:pPr>
+    </w:p>
+    <w:p>
+      <w:r>
+        <w:rPr>
+          <w:rFonts w:hint="eastAsia"/>
+        </w:rPr>
+        <w:t xml:space="preserve">2025 </w:t>
+      </w:r>
+      <w:r>
+        <w:rPr>
+          <w:rFonts w:hint="eastAsia"/>
+        </w:rPr>
+        <w:t>年第一屆雙福三創盃競賽</w:t>
+      </w:r>
+    </w:p>
+    <w:p>
+      <w:hyperlink r:id="rId10" w:history="1">
+        <w:r>
+          <w:rPr>
+            <w:rStyle w:val="ae"/>
+          </w:rPr>
+          <w:t>https://www.bic.ntust.edu.tw/11026/2025-%E5%B9%B4%E7%AC%AC%E4%B8%80%E5%B1%86%E9%9B%99%E7%A6%8F%E4%B8%89%E5%89%B5%E7%9B%83%E7%AB%B6%E8%B3%BD%E9%96%8B%E8%B7%91%E5%9B%89</w:t>
+        </w:r>
+      </w:hyperlink>
+    </w:p>
+    <w:p>
+      <w:r>
+        <w:rPr>
+          <w:rFonts w:hint="eastAsia"/>
+        </w:rPr>
+        <w:t>~9/19</w:t>
+      </w:r>
+      <w:r>
+        <w:rPr>
+          <w:rFonts w:hint="eastAsia"/>
+        </w:rPr>
+        <w:t>前</w:t>
+      </w:r>
+    </w:p>
+    <w:p>
+      <w:pPr>
+        <w:rPr>
+          <w:sz w:val="28"/>
+          <w:szCs w:val="28"/>
+        </w:rPr>
+      </w:pPr>
+    </w:p>
+    <w:p>
+      <w:r>
+        <w:rPr>
+          <w:rFonts w:hint="eastAsia"/>
+        </w:rPr>
+        <w:t>國南護「</w:t>
+      </w:r>
+      <w:r>
+        <w:rPr>
+          <w:rFonts w:hint="eastAsia"/>
+        </w:rPr>
+        <w:t xml:space="preserve">2025 NTIN-start </w:t>
+      </w:r>
+      <w:r>
+        <w:rPr>
+          <w:rFonts w:hint="eastAsia"/>
+        </w:rPr>
+        <w:t>三創競賽」</w:t>
+      </w:r>
+    </w:p>
+    <w:p>
+      <w:hyperlink r:id="rId11" w:history="1">
+        <w:r>
+          <w:rPr>
+            <w:rStyle w:val="ae"/>
+          </w:rPr>
+          <w:t>https://bhuntr.com/tw/competitions/f6dy1hdqnxb4ajcipq</w:t>
+        </w:r>
+      </w:hyperlink>
+    </w:p>
+    <w:p>
+      <w:hyperlink r:id="rId12" w:history="1">
+        <w:r>
+          <w:rPr>
+            <w:rStyle w:val="ae"/>
+          </w:rPr>
+          <w:t>https://docs.google.com/forms/d/e/1FAIpQLSdCrGCJJzWptkYVkjlIi5bRkIqUyTkkMv02pJr7JxpeqG6JrA/viewform</w:t>
+        </w:r>
+      </w:hyperlink>
+    </w:p>
+    <w:p>
+      <w:pPr>
+        <w:rPr>
+          <w:rFonts w:hint="eastAsia"/>
+        </w:rPr>
+      </w:pPr>
+      <w:r>
+        <w:rPr>
+          <w:rFonts w:hint="eastAsia"/>
+        </w:rPr>
+        <w:t>9/26</w:t>
+      </w:r>
+      <w:r>
+        <w:rPr>
+          <w:rFonts w:hint="eastAsia"/>
+        </w:rPr>
+        <w:t>之前</w:t>
+      </w:r>
+    </w:p>
+    <w:p>
+      <w:pPr>
+        <w:rPr>
+          <w:rFonts w:hint="eastAsia"/>
+          <w:sz w:val="28"/>
+          <w:szCs w:val="28"/>
+        </w:rPr>
+      </w:pPr>
+    </w:p>
+    <w:p>
+      <w:pPr>
+        <w:rPr>
           <w:sz w:val="28"/>
           <w:szCs w:val="28"/>
         </w:rPr>
@@ -290,7 +622,7 @@
           <w:szCs w:val="28"/>
         </w:rPr>
       </w:pPr>
-      <w:hyperlink r:id="rId9" w:history="1">
+      <w:hyperlink r:id="rId13" w:history="1">
         <w:r>
           <w:rPr>
             <w:rStyle w:val="ae"/>
@@ -380,7 +712,7 @@
                 <wp:cNvGraphicFramePr/>
                 <a:graphic xmlns:a="http://schemas.openxmlformats.org/drawingml/2006/main">
                   <a:graphicData uri="http://schemas.microsoft.com/office/word/2010/wordprocessingInk">
-                    <w14:contentPart bwMode="auto" r:id="rId10">
+                    <w14:contentPart bwMode="auto" r:id="rId14">
                       <w14:nvContentPartPr>
                         <w14:cNvContentPartPr/>
                       </w14:nvContentPartPr>
@@ -417,7 +749,7 @@
                         <pic:cNvPicPr/>
                       </pic:nvPicPr>
                       <pic:blipFill>
-                        <a:blip r:embed="rId11"/>
+                        <a:blip r:embed="rId15"/>
                         <a:stretch>
                           <a:fillRect/>
                         </a:stretch>
@@ -471,7 +803,7 @@
           <w:szCs w:val="28"/>
         </w:rPr>
       </w:pPr>
-      <w:hyperlink r:id="rId12" w:history="1">
+      <w:hyperlink r:id="rId16" w:history="1">
         <w:r>
           <w:rPr>
             <w:rStyle w:val="ae"/>
@@ -532,7 +864,6 @@
           <w:sz w:val="28"/>
           <w:szCs w:val="28"/>
         </w:rPr>
-        <w:lastRenderedPageBreak/>
         <w:t xml:space="preserve">A. </w:t>
       </w:r>
       <w:r>
@@ -657,6 +988,7 @@
           <w:szCs w:val="27"/>
           <w:shd w:val="clear" w:color="auto" w:fill="FFFFFF"/>
         </w:rPr>
+        <w:lastRenderedPageBreak/>
         <w:t>報名時間：</w:t>
       </w:r>
       <w:r>
@@ -736,7 +1068,7 @@
           <w:szCs w:val="28"/>
         </w:rPr>
       </w:pPr>
-      <w:hyperlink r:id="rId13" w:history="1">
+      <w:hyperlink r:id="rId17" w:history="1">
         <w:r>
           <w:rPr>
             <w:rStyle w:val="ae"/>
@@ -763,7 +1095,7 @@
       </w:r>
     </w:p>
     <w:p>
-      <w:hyperlink r:id="rId14" w:history="1">
+      <w:hyperlink r:id="rId18" w:history="1">
         <w:r>
           <w:rPr>
             <w:rStyle w:val="ae"/>
@@ -774,226 +1106,30 @@
         </w:r>
       </w:hyperlink>
     </w:p>
+    <w:p>
+      <w:pPr>
+        <w:rPr>
+          <w:rFonts w:hint="eastAsia"/>
+        </w:rPr>
+      </w:pPr>
+    </w:p>
     <w:p/>
     <w:p>
       <w:r>
         <w:rPr>
           <w:rFonts w:hint="eastAsia"/>
         </w:rPr>
-        <w:t>國南護「</w:t>
-      </w:r>
-      <w:r>
-        <w:rPr>
-          <w:rFonts w:hint="eastAsia"/>
-        </w:rPr>
-        <w:t xml:space="preserve">2025 NTIN-start </w:t>
-      </w:r>
-      <w:r>
-        <w:rPr>
-          <w:rFonts w:hint="eastAsia"/>
-        </w:rPr>
-        <w:t>三創競賽」</w:t>
-      </w:r>
-    </w:p>
-    <w:p>
-      <w:hyperlink r:id="rId15" w:history="1">
-        <w:r>
-          <w:rPr>
-            <w:rStyle w:val="ae"/>
-          </w:rPr>
-          <w:t>https://bhuntr.com/tw/competitions/f6dy1hdqnxb4ajcipq</w:t>
-        </w:r>
-      </w:hyperlink>
-    </w:p>
-    <w:p>
-      <w:hyperlink r:id="rId16" w:history="1">
-        <w:r>
-          <w:rPr>
-            <w:rStyle w:val="ae"/>
-          </w:rPr>
-          <w:t>https://docs.google.com/forms/d/e/1FAIpQLSdCrGCJJzWptkYVkjlIi5bRkIqUyTkkMv02pJr7JxpeqG6JrA/viewform</w:t>
-        </w:r>
-      </w:hyperlink>
-    </w:p>
-    <w:p>
-      <w:r>
-        <w:rPr>
-          <w:rFonts w:hint="eastAsia"/>
-        </w:rPr>
-        <w:t>9/26</w:t>
-      </w:r>
-      <w:r>
-        <w:rPr>
-          <w:rFonts w:hint="eastAsia"/>
-        </w:rPr>
-        <w:t>之前</w:t>
-      </w:r>
-    </w:p>
-    <w:p/>
-    <w:p>
-      <w:r>
-        <w:rPr>
-          <w:rFonts w:hint="eastAsia"/>
-        </w:rPr>
-        <w:t>總統盃黑客松</w:t>
-      </w:r>
-    </w:p>
-    <w:p>
-      <w:hyperlink r:id="rId17" w:history="1">
-        <w:r>
-          <w:rPr>
-            <w:rStyle w:val="ae"/>
-          </w:rPr>
-          <w:t>https://presidential-hackathon.taiwan.gov.tw/</w:t>
-        </w:r>
-      </w:hyperlink>
-    </w:p>
-    <w:p>
-      <w:r>
-        <w:rPr>
-          <w:rFonts w:hint="eastAsia"/>
-        </w:rPr>
-        <w:t>~</w:t>
-      </w:r>
-      <w:r>
-        <w:rPr>
-          <w:rFonts w:hint="eastAsia"/>
-        </w:rPr>
-        <w:t xml:space="preserve">9/1 </w:t>
-      </w:r>
-      <w:r>
-        <w:rPr>
-          <w:rFonts w:hint="eastAsia"/>
-        </w:rPr>
-        <w:t>下午</w:t>
-      </w:r>
-      <w:r>
-        <w:rPr>
-          <w:rFonts w:hint="eastAsia"/>
-        </w:rPr>
-        <w:t>17</w:t>
-      </w:r>
-      <w:r>
-        <w:rPr>
-          <w:rFonts w:hint="eastAsia"/>
-        </w:rPr>
-        <w:t>點前</w:t>
-      </w:r>
-    </w:p>
-    <w:p/>
-    <w:p/>
-    <w:p>
-      <w:r>
-        <w:rPr>
-          <w:rFonts w:hint="eastAsia"/>
-        </w:rPr>
-        <w:t>崑山科技大學</w:t>
-      </w:r>
-      <w:r>
-        <w:rPr>
-          <w:rFonts w:hint="eastAsia"/>
-        </w:rPr>
         <w:t>2025</w:t>
       </w:r>
       <w:r>
         <w:rPr>
           <w:rFonts w:hint="eastAsia"/>
         </w:rPr>
-        <w:t>智慧生活創業競賽</w:t>
-      </w:r>
-    </w:p>
-    <w:p>
-      <w:hyperlink r:id="rId18" w:history="1">
-        <w:r>
-          <w:rPr>
-            <w:rStyle w:val="ae"/>
-          </w:rPr>
-          <w:t>https://web.ksu.edu.tw/DARDIIC/page/61382</w:t>
-        </w:r>
-      </w:hyperlink>
-    </w:p>
-    <w:p>
-      <w:r>
-        <w:rPr>
-          <w:rFonts w:hint="eastAsia"/>
-        </w:rPr>
-        <w:t>報名日期</w:t>
-      </w:r>
-      <w:r>
-        <w:rPr>
-          <w:rFonts w:hint="eastAsia"/>
-        </w:rPr>
-        <w:t>~9/17</w:t>
-      </w:r>
-    </w:p>
-    <w:p/>
-    <w:p>
-      <w:r>
-        <w:rPr>
-          <w:rFonts w:hint="eastAsia"/>
-        </w:rPr>
-        <w:t xml:space="preserve">2025 </w:t>
-      </w:r>
-      <w:r>
-        <w:rPr>
-          <w:rFonts w:hint="eastAsia"/>
-        </w:rPr>
-        <w:t>年第一屆雙福三創盃競賽</w:t>
+        <w:t>創業個案競賽</w:t>
       </w:r>
     </w:p>
     <w:p>
       <w:hyperlink r:id="rId19" w:history="1">
-        <w:r>
-          <w:rPr>
-            <w:rStyle w:val="ae"/>
-          </w:rPr>
-          <w:t>https://www.bic.ntust.edu.tw/11026/2025-%E5%B9%B4%E7%AC%AC%E4%B8%80%E5%B1%86%E9%9B%99%E7%A6%8F%E4%B8%89%E5%89%B5%E7%9B%83%E7%AB%B6%E8%B3%BD%E9%96%8B%E8%B7%91%E5%9B%89</w:t>
-        </w:r>
-      </w:hyperlink>
-    </w:p>
-    <w:p>
-      <w:r>
-        <w:rPr>
-          <w:rFonts w:hint="eastAsia"/>
-        </w:rPr>
-        <w:t>~9/19</w:t>
-      </w:r>
-      <w:r>
-        <w:rPr>
-          <w:rFonts w:hint="eastAsia"/>
-        </w:rPr>
-        <w:t>前</w:t>
-      </w:r>
-    </w:p>
-    <w:p/>
-    <w:p>
-      <w:pPr>
-        <w:rPr>
-          <w:rFonts w:hint="eastAsia"/>
-        </w:rPr>
-      </w:pPr>
-    </w:p>
-    <w:p>
-      <w:pPr>
-        <w:rPr>
-          <w:rFonts w:hint="eastAsia"/>
-        </w:rPr>
-      </w:pPr>
-      <w:r>
-        <w:rPr>
-          <w:rFonts w:hint="eastAsia"/>
-        </w:rPr>
-        <w:t>2025</w:t>
-      </w:r>
-      <w:r>
-        <w:rPr>
-          <w:rFonts w:hint="eastAsia"/>
-        </w:rPr>
-        <w:t>創業個案競賽</w:t>
-      </w:r>
-    </w:p>
-    <w:p>
-      <w:hyperlink r:id="rId20" w:history="1">
         <w:r>
           <w:rPr>
             <w:rStyle w:val="ae"/>
@@ -1003,11 +1139,6 @@
       </w:hyperlink>
     </w:p>
     <w:p>
-      <w:pPr>
-        <w:rPr>
-          <w:rFonts w:hint="eastAsia"/>
-        </w:rPr>
-      </w:pPr>
       <w:r>
         <w:rPr>
           <w:rFonts w:hint="eastAsia"/>
@@ -1055,7 +1186,7 @@
           <w:szCs w:val="28"/>
         </w:rPr>
       </w:pPr>
-      <w:hyperlink r:id="rId21" w:history="1">
+      <w:hyperlink r:id="rId20" w:history="1">
         <w:r>
           <w:rPr>
             <w:rStyle w:val="ae"/>
@@ -1247,7 +1378,7 @@
           <w:szCs w:val="28"/>
         </w:rPr>
       </w:pPr>
-      <w:hyperlink r:id="rId22" w:history="1">
+      <w:hyperlink r:id="rId21" w:history="1">
         <w:r>
           <w:rPr>
             <w:rStyle w:val="ae"/>
@@ -1277,7 +1408,7 @@
         </w:rPr>
         <w:t>競賽須知：</w:t>
       </w:r>
-      <w:hyperlink r:id="rId23" w:history="1">
+      <w:hyperlink r:id="rId22" w:history="1">
         <w:r>
           <w:rPr>
             <w:rStyle w:val="ae"/>
@@ -1540,7 +1671,7 @@
           <w:szCs w:val="28"/>
         </w:rPr>
       </w:pPr>
-      <w:hyperlink r:id="rId24" w:history="1">
+      <w:hyperlink r:id="rId23" w:history="1">
         <w:r>
           <w:rPr>
             <w:rStyle w:val="ae"/>
@@ -1653,7 +1784,7 @@
           <w:szCs w:val="28"/>
         </w:rPr>
       </w:pPr>
-      <w:hyperlink r:id="rId25" w:history="1">
+      <w:hyperlink r:id="rId24" w:history="1">
         <w:r>
           <w:rPr>
             <w:rStyle w:val="ae"/>
@@ -1668,7 +1799,6 @@
     <w:p>
       <w:pPr>
         <w:rPr>
-          <w:rFonts w:hint="eastAsia"/>
           <w:strike/>
           <w:sz w:val="28"/>
           <w:szCs w:val="28"/>
@@ -2446,6 +2576,7 @@
   <w:style w:type="character" w:default="1" w:styleId="a0">
     <w:name w:val="Default Paragraph Font"/>
     <w:uiPriority w:val="1"/>
+    <w:semiHidden/>
     <w:unhideWhenUsed/>
   </w:style>
   <w:style w:type="table" w:default="1" w:styleId="a1">

--- a/文件/042-可參加的相關競賽.docx
+++ b/文件/042-可參加的相關競賽.docx
@@ -55,7 +55,7 @@
           <w:szCs w:val="28"/>
         </w:rPr>
       </w:pPr>
-      <w:hyperlink r:id="rId6" w:history="1">
+      <w:hyperlink r:id="rId8" w:history="1">
         <w:r>
           <w:rPr>
             <w:rStyle w:val="ae"/>
@@ -256,7 +256,7 @@
           <w:szCs w:val="28"/>
         </w:rPr>
       </w:pPr>
-      <w:hyperlink r:id="rId7" w:history="1">
+      <w:hyperlink r:id="rId9" w:history="1">
         <w:r>
           <w:rPr>
             <w:rStyle w:val="ae"/>
@@ -357,7 +357,7 @@
           <w:color w:val="388600"/>
         </w:rPr>
       </w:pPr>
-      <w:hyperlink r:id="rId8" w:history="1">
+      <w:hyperlink r:id="rId10" w:history="1">
         <w:r>
           <w:rPr>
             <w:rStyle w:val="ae"/>
@@ -431,7 +431,7 @@
       </w:r>
     </w:p>
     <w:p>
-      <w:hyperlink r:id="rId9" w:history="1">
+      <w:hyperlink r:id="rId11" w:history="1">
         <w:r>
           <w:rPr>
             <w:rStyle w:val="ae"/>
@@ -477,7 +477,7 @@
       </w:r>
     </w:p>
     <w:p>
-      <w:hyperlink r:id="rId10" w:history="1">
+      <w:hyperlink r:id="rId12" w:history="1">
         <w:r>
           <w:rPr>
             <w:rStyle w:val="ae"/>
@@ -529,7 +529,7 @@
       </w:r>
     </w:p>
     <w:p>
-      <w:hyperlink r:id="rId11" w:history="1">
+      <w:hyperlink r:id="rId13" w:history="1">
         <w:r>
           <w:rPr>
             <w:rStyle w:val="ae"/>
@@ -539,7 +539,7 @@
       </w:hyperlink>
     </w:p>
     <w:p>
-      <w:hyperlink r:id="rId12" w:history="1">
+      <w:hyperlink r:id="rId14" w:history="1">
         <w:r>
           <w:rPr>
             <w:rStyle w:val="ae"/>
@@ -549,11 +549,6 @@
       </w:hyperlink>
     </w:p>
     <w:p>
-      <w:pPr>
-        <w:rPr>
-          <w:rFonts w:hint="eastAsia"/>
-        </w:rPr>
-      </w:pPr>
       <w:r>
         <w:rPr>
           <w:rFonts w:hint="eastAsia"/>
@@ -570,7 +565,6 @@
     <w:p>
       <w:pPr>
         <w:rPr>
-          <w:rFonts w:hint="eastAsia"/>
           <w:sz w:val="28"/>
           <w:szCs w:val="28"/>
         </w:rPr>
@@ -622,7 +616,7 @@
           <w:szCs w:val="28"/>
         </w:rPr>
       </w:pPr>
-      <w:hyperlink r:id="rId13" w:history="1">
+      <w:hyperlink r:id="rId15" w:history="1">
         <w:r>
           <w:rPr>
             <w:rStyle w:val="ae"/>
@@ -679,6 +673,287 @@
           <w:szCs w:val="28"/>
         </w:rPr>
         <w:t>點截止</w:t>
+      </w:r>
+    </w:p>
+    <w:p>
+      <w:pPr>
+        <w:rPr>
+          <w:sz w:val="28"/>
+          <w:szCs w:val="28"/>
+        </w:rPr>
+      </w:pPr>
+    </w:p>
+    <w:p>
+      <w:pPr>
+        <w:rPr>
+          <w:rFonts w:hint="eastAsia"/>
+          <w:sz w:val="28"/>
+          <w:szCs w:val="28"/>
+        </w:rPr>
+      </w:pPr>
+      <w:r>
+        <w:rPr>
+          <w:rFonts w:hint="eastAsia"/>
+          <w:sz w:val="28"/>
+          <w:szCs w:val="28"/>
+        </w:rPr>
+        <w:t>第</w:t>
+      </w:r>
+      <w:r>
+        <w:rPr>
+          <w:rFonts w:hint="eastAsia"/>
+          <w:sz w:val="28"/>
+          <w:szCs w:val="28"/>
+        </w:rPr>
+        <w:t>7</w:t>
+      </w:r>
+      <w:r>
+        <w:rPr>
+          <w:rFonts w:hint="eastAsia"/>
+          <w:sz w:val="28"/>
+          <w:szCs w:val="28"/>
+        </w:rPr>
+        <w:t>屆大手攜小手</w:t>
+      </w:r>
+      <w:r>
+        <w:rPr>
+          <w:rFonts w:hint="eastAsia"/>
+          <w:sz w:val="28"/>
+          <w:szCs w:val="28"/>
+        </w:rPr>
+        <w:t xml:space="preserve"> </w:t>
+      </w:r>
+      <w:r>
+        <w:rPr>
+          <w:rFonts w:hint="eastAsia"/>
+          <w:sz w:val="28"/>
+          <w:szCs w:val="28"/>
+        </w:rPr>
+        <w:t>智慧創新應用競賽</w:t>
+      </w:r>
+    </w:p>
+    <w:p>
+      <w:pPr>
+        <w:rPr>
+          <w:sz w:val="28"/>
+          <w:szCs w:val="28"/>
+        </w:rPr>
+      </w:pPr>
+      <w:r>
+        <w:rPr>
+          <w:sz w:val="28"/>
+          <w:szCs w:val="28"/>
+        </w:rPr>
+        <w:t>https://iot2gather.ntust.edu.tw/downloads</w:t>
+      </w:r>
+    </w:p>
+    <w:p>
+      <w:pPr>
+        <w:rPr>
+          <w:rFonts w:hint="eastAsia"/>
+          <w:sz w:val="28"/>
+          <w:szCs w:val="28"/>
+        </w:rPr>
+      </w:pPr>
+      <w:r>
+        <w:rPr>
+          <w:rFonts w:hint="eastAsia"/>
+          <w:sz w:val="28"/>
+          <w:szCs w:val="28"/>
+        </w:rPr>
+        <w:t>競賽辦法</w:t>
+      </w:r>
+    </w:p>
+    <w:p>
+      <w:pPr>
+        <w:rPr>
+          <w:sz w:val="28"/>
+          <w:szCs w:val="28"/>
+        </w:rPr>
+      </w:pPr>
+      <w:r>
+        <w:rPr>
+          <w:sz w:val="28"/>
+          <w:szCs w:val="28"/>
+        </w:rPr>
+        <w:t>https://iot2gather.ntust.edu.tw/downloads/pG/%E7%AC%AC%E4%B8%83%E5%B1%86%E5%A4%A7%E6%89%8B%E6%94%9C%E5%B0%8F%E6%89%8B%E7%AB%B6%E8%B3%BD%E8%BE%A6%E6%B3%95.pdf</w:t>
+      </w:r>
+    </w:p>
+    <w:p>
+      <w:pPr>
+        <w:rPr>
+          <w:sz w:val="28"/>
+          <w:szCs w:val="28"/>
+        </w:rPr>
+      </w:pPr>
+      <w:r>
+        <w:rPr>
+          <w:rFonts w:hint="eastAsia"/>
+          <w:sz w:val="28"/>
+          <w:szCs w:val="28"/>
+        </w:rPr>
+        <w:lastRenderedPageBreak/>
+        <w:t>報名時間：</w:t>
+      </w:r>
+      <w:r>
+        <w:rPr>
+          <w:rFonts w:hint="eastAsia"/>
+          <w:sz w:val="28"/>
+          <w:szCs w:val="28"/>
+        </w:rPr>
+        <w:t>114</w:t>
+      </w:r>
+      <w:r>
+        <w:rPr>
+          <w:rFonts w:hint="eastAsia"/>
+          <w:sz w:val="28"/>
+          <w:szCs w:val="28"/>
+        </w:rPr>
+        <w:t>年</w:t>
+      </w:r>
+      <w:r>
+        <w:rPr>
+          <w:rFonts w:hint="eastAsia"/>
+          <w:sz w:val="28"/>
+          <w:szCs w:val="28"/>
+        </w:rPr>
+        <w:t>9</w:t>
+      </w:r>
+      <w:r>
+        <w:rPr>
+          <w:rFonts w:hint="eastAsia"/>
+          <w:sz w:val="28"/>
+          <w:szCs w:val="28"/>
+        </w:rPr>
+        <w:t>月</w:t>
+      </w:r>
+      <w:r>
+        <w:rPr>
+          <w:rFonts w:hint="eastAsia"/>
+          <w:sz w:val="28"/>
+          <w:szCs w:val="28"/>
+        </w:rPr>
+        <w:t>1</w:t>
+      </w:r>
+      <w:r>
+        <w:rPr>
+          <w:rFonts w:hint="eastAsia"/>
+          <w:sz w:val="28"/>
+          <w:szCs w:val="28"/>
+        </w:rPr>
+        <w:t>日</w:t>
+      </w:r>
+      <w:r>
+        <w:rPr>
+          <w:rFonts w:hint="eastAsia"/>
+          <w:sz w:val="28"/>
+          <w:szCs w:val="28"/>
+        </w:rPr>
+        <w:t>(</w:t>
+      </w:r>
+      <w:r>
+        <w:rPr>
+          <w:rFonts w:hint="eastAsia"/>
+          <w:sz w:val="28"/>
+          <w:szCs w:val="28"/>
+        </w:rPr>
+        <w:t>一</w:t>
+      </w:r>
+      <w:r>
+        <w:rPr>
+          <w:rFonts w:hint="eastAsia"/>
+          <w:sz w:val="28"/>
+          <w:szCs w:val="28"/>
+        </w:rPr>
+        <w:t>)~114</w:t>
+      </w:r>
+      <w:r>
+        <w:rPr>
+          <w:rFonts w:hint="eastAsia"/>
+          <w:sz w:val="28"/>
+          <w:szCs w:val="28"/>
+        </w:rPr>
+        <w:t>年</w:t>
+      </w:r>
+      <w:r>
+        <w:rPr>
+          <w:rFonts w:hint="eastAsia"/>
+          <w:sz w:val="28"/>
+          <w:szCs w:val="28"/>
+        </w:rPr>
+        <w:t>10</w:t>
+      </w:r>
+      <w:r>
+        <w:rPr>
+          <w:rFonts w:hint="eastAsia"/>
+          <w:sz w:val="28"/>
+          <w:szCs w:val="28"/>
+        </w:rPr>
+        <w:t>月</w:t>
+      </w:r>
+      <w:r>
+        <w:rPr>
+          <w:rFonts w:hint="eastAsia"/>
+          <w:sz w:val="28"/>
+          <w:szCs w:val="28"/>
+        </w:rPr>
+        <w:t>7</w:t>
+      </w:r>
+      <w:r>
+        <w:rPr>
+          <w:rFonts w:hint="eastAsia"/>
+          <w:sz w:val="28"/>
+          <w:szCs w:val="28"/>
+        </w:rPr>
+        <w:t>日</w:t>
+      </w:r>
+      <w:r>
+        <w:rPr>
+          <w:rFonts w:hint="eastAsia"/>
+          <w:sz w:val="28"/>
+          <w:szCs w:val="28"/>
+        </w:rPr>
+        <w:t>(</w:t>
+      </w:r>
+      <w:r>
+        <w:rPr>
+          <w:rFonts w:hint="eastAsia"/>
+          <w:sz w:val="28"/>
+          <w:szCs w:val="28"/>
+        </w:rPr>
+        <w:t>二</w:t>
+      </w:r>
+      <w:r>
+        <w:rPr>
+          <w:rFonts w:hint="eastAsia"/>
+          <w:sz w:val="28"/>
+          <w:szCs w:val="28"/>
+        </w:rPr>
+        <w:t>)</w:t>
+      </w:r>
+      <w:r>
+        <w:rPr>
+          <w:rFonts w:hint="eastAsia"/>
+          <w:sz w:val="28"/>
+          <w:szCs w:val="28"/>
+        </w:rPr>
+        <w:t>下午</w:t>
+      </w:r>
+      <w:r>
+        <w:rPr>
+          <w:rFonts w:hint="eastAsia"/>
+          <w:sz w:val="28"/>
+          <w:szCs w:val="28"/>
+        </w:rPr>
+        <w:t>5</w:t>
+      </w:r>
+      <w:r>
+        <w:rPr>
+          <w:rFonts w:hint="eastAsia"/>
+          <w:sz w:val="28"/>
+          <w:szCs w:val="28"/>
+        </w:rPr>
+        <w:t>點</w:t>
       </w:r>
     </w:p>
     <w:p>
@@ -712,7 +987,7 @@
                 <wp:cNvGraphicFramePr/>
                 <a:graphic xmlns:a="http://schemas.openxmlformats.org/drawingml/2006/main">
                   <a:graphicData uri="http://schemas.microsoft.com/office/word/2010/wordprocessingInk">
-                    <w14:contentPart bwMode="auto" r:id="rId14">
+                    <w14:contentPart bwMode="auto" r:id="rId16">
                       <w14:nvContentPartPr>
                         <w14:cNvContentPartPr/>
                       </w14:nvContentPartPr>
@@ -749,7 +1024,7 @@
                         <pic:cNvPicPr/>
                       </pic:nvPicPr>
                       <pic:blipFill>
-                        <a:blip r:embed="rId15"/>
+                        <a:blip r:embed="rId17"/>
                         <a:stretch>
                           <a:fillRect/>
                         </a:stretch>
@@ -803,7 +1078,7 @@
           <w:szCs w:val="28"/>
         </w:rPr>
       </w:pPr>
-      <w:hyperlink r:id="rId16" w:history="1">
+      <w:hyperlink r:id="rId18" w:history="1">
         <w:r>
           <w:rPr>
             <w:rStyle w:val="ae"/>
@@ -988,7 +1263,6 @@
           <w:szCs w:val="27"/>
           <w:shd w:val="clear" w:color="auto" w:fill="FFFFFF"/>
         </w:rPr>
-        <w:lastRenderedPageBreak/>
         <w:t>報名時間：</w:t>
       </w:r>
       <w:r>
@@ -1001,110 +1275,6 @@
         </w:rPr>
         <w:t>2025-09-01至 2025-10-23 23：59</w:t>
       </w:r>
-    </w:p>
-    <w:p>
-      <w:pPr>
-        <w:rPr>
-          <w:rFonts w:ascii="微軟正黑體" w:eastAsia="微軟正黑體" w:hAnsi="微軟正黑體"/>
-          <w:color w:val="333333"/>
-          <w:sz w:val="27"/>
-          <w:szCs w:val="27"/>
-          <w:shd w:val="clear" w:color="auto" w:fill="FFFFFF"/>
-        </w:rPr>
-      </w:pPr>
-    </w:p>
-    <w:p>
-      <w:pPr>
-        <w:rPr>
-          <w:sz w:val="28"/>
-          <w:szCs w:val="28"/>
-        </w:rPr>
-      </w:pPr>
-      <w:r>
-        <w:rPr>
-          <w:rFonts w:hint="eastAsia"/>
-          <w:sz w:val="28"/>
-          <w:szCs w:val="28"/>
-        </w:rPr>
-        <w:t>第</w:t>
-      </w:r>
-      <w:r>
-        <w:rPr>
-          <w:rFonts w:hint="eastAsia"/>
-          <w:sz w:val="28"/>
-          <w:szCs w:val="28"/>
-        </w:rPr>
-        <w:t>7</w:t>
-      </w:r>
-      <w:r>
-        <w:rPr>
-          <w:rFonts w:hint="eastAsia"/>
-          <w:sz w:val="28"/>
-          <w:szCs w:val="28"/>
-        </w:rPr>
-        <w:t>屆大手攜小手</w:t>
-      </w:r>
-      <w:r>
-        <w:rPr>
-          <w:rFonts w:hint="eastAsia"/>
-          <w:sz w:val="28"/>
-          <w:szCs w:val="28"/>
-        </w:rPr>
-        <w:t xml:space="preserve"> </w:t>
-      </w:r>
-      <w:r>
-        <w:rPr>
-          <w:rFonts w:hint="eastAsia"/>
-          <w:sz w:val="28"/>
-          <w:szCs w:val="28"/>
-        </w:rPr>
-        <w:t>智慧創新應用競賽</w:t>
-      </w:r>
-    </w:p>
-    <w:p>
-      <w:pPr>
-        <w:rPr>
-          <w:sz w:val="28"/>
-          <w:szCs w:val="28"/>
-        </w:rPr>
-      </w:pPr>
-      <w:hyperlink r:id="rId17" w:history="1">
-        <w:r>
-          <w:rPr>
-            <w:rStyle w:val="ae"/>
-            <w:sz w:val="28"/>
-            <w:szCs w:val="28"/>
-          </w:rPr>
-          <w:t>https://iot2gather.ntust.edu.tw/downloads</w:t>
-        </w:r>
-      </w:hyperlink>
-    </w:p>
-    <w:p>
-      <w:pPr>
-        <w:rPr>
-          <w:sz w:val="28"/>
-          <w:szCs w:val="28"/>
-        </w:rPr>
-      </w:pPr>
-      <w:r>
-        <w:rPr>
-          <w:sz w:val="28"/>
-          <w:szCs w:val="28"/>
-        </w:rPr>
-        <w:t>競賽辦法</w:t>
-      </w:r>
-    </w:p>
-    <w:p>
-      <w:hyperlink r:id="rId18" w:history="1">
-        <w:r>
-          <w:rPr>
-            <w:rStyle w:val="ae"/>
-            <w:sz w:val="28"/>
-            <w:szCs w:val="28"/>
-          </w:rPr>
-          <w:t>https://iot2gather.ntust.edu.tw/downloads/pG/%E7%AC%AC%E4%B8%83%E5%B1%86%E5%A4%A7%E6%89%8B%E6%94%9C%E5%B0%8F%E6%89%8B%E7%AB%B6%E8%B3%BD%E8%BE%A6%E6%B3%95.pdf</w:t>
-        </w:r>
-      </w:hyperlink>
     </w:p>
     <w:p>
       <w:pPr>
@@ -1814,6 +1984,56 @@
     </w:sectPr>
   </w:body>
 </w:document>
+</file>
+
+<file path=word/endnotes.xml><?xml version="1.0" encoding="utf-8"?>
+<w:endnotes xmlns:wpc="http://schemas.microsoft.com/office/word/2010/wordprocessingCanvas" xmlns:cx="http://schemas.microsoft.com/office/drawing/2014/chartex" xmlns:cx1="http://schemas.microsoft.com/office/drawing/2015/9/8/chartex" xmlns:cx2="http://schemas.microsoft.com/office/drawing/2015/10/21/chartex" xmlns:cx3="http://schemas.microsoft.com/office/drawing/2016/5/9/chartex" xmlns:cx4="http://schemas.microsoft.com/office/drawing/2016/5/10/chartex" xmlns:cx5="http://schemas.microsoft.com/office/drawing/2016/5/11/chartex" xmlns:cx6="http://schemas.microsoft.com/office/drawing/2016/5/12/chartex" xmlns:cx7="http://schemas.microsoft.com/office/drawing/2016/5/13/chartex" xmlns:cx8="http://schemas.microsoft.com/office/drawing/2016/5/14/chartex" xmlns:mc="http://schemas.openxmlformats.org/markup-compatibility/2006" xmlns:aink="http://schemas.microsoft.com/office/drawing/2016/ink" xmlns:am3d="http://schemas.microsoft.com/office/drawing/2017/model3d" xmlns:o="urn:schemas-microsoft-com:office:office" xmlns:oel="http://schemas.microsoft.com/office/2019/extlst" xmlns:r="http://schemas.openxmlformats.org/officeDocument/2006/relationships" xmlns:m="http://schemas.openxmlformats.org/officeDocument/2006/math" xmlns:v="urn:schemas-microsoft-com:vml" xmlns:wp14="http://schemas.microsoft.com/office/word/2010/wordprocessingDrawing" xmlns:wp="http://schemas.openxmlformats.org/drawingml/2006/wordprocessingDrawing" xmlns:w10="urn:schemas-microsoft-com:office:word" xmlns:w="http://schemas.openxmlformats.org/wordprocessingml/2006/main" xmlns:w14="http://schemas.microsoft.com/office/word/2010/wordml" xmlns:w15="http://schemas.microsoft.com/office/word/2012/wordml" xmlns:w16cex="http://schemas.microsoft.com/office/word/2018/wordml/cex" xmlns:w16cid="http://schemas.microsoft.com/office/word/2016/wordml/cid" xmlns:w16="http://schemas.microsoft.com/office/word/2018/wordml" xmlns:w16du="http://schemas.microsoft.com/office/word/2023/wordml/word16du" xmlns:w16sdtdh="http://schemas.microsoft.com/office/word/2020/wordml/sdtdatahash" xmlns:w16sdtfl="http://schemas.microsoft.com/office/word/2024/wordml/sdtformatlock" xmlns:w16se="http://schemas.microsoft.com/office/word/2015/wordml/symex" xmlns:wpg="http://schemas.microsoft.com/office/word/2010/wordprocessingGroup" xmlns:wpi="http://schemas.microsoft.com/office/word/2010/wordprocessingInk" xmlns:wne="http://schemas.microsoft.com/office/word/2006/wordml" xmlns:wps="http://schemas.microsoft.com/office/word/2010/wordprocessingShape" mc:Ignorable="w14 w15 w16se w16cid w16 w16cex w16sdtdh w16sdtfl w16du wp14">
+  <w:endnote w:type="separator" w:id="-1">
+    <w:p>
+      <w:pPr>
+        <w:spacing w:after="0" w:line="240" w:lineRule="auto"/>
+      </w:pPr>
+      <w:r>
+        <w:separator/>
+      </w:r>
+    </w:p>
+  </w:endnote>
+  <w:endnote w:type="continuationSeparator" w:id="0">
+    <w:p>
+      <w:pPr>
+        <w:spacing w:after="0" w:line="240" w:lineRule="auto"/>
+      </w:pPr>
+      <w:r>
+        <w:continuationSeparator/>
+      </w:r>
+    </w:p>
+  </w:endnote>
+</w:endnotes>
+</file>
+
+<file path=word/footnotes.xml><?xml version="1.0" encoding="utf-8"?>
+<w:footnotes xmlns:wpc="http://schemas.microsoft.com/office/word/2010/wordprocessingCanvas" xmlns:cx="http://schemas.microsoft.com/office/drawing/2014/chartex" xmlns:cx1="http://schemas.microsoft.com/office/drawing/2015/9/8/chartex" xmlns:cx2="http://schemas.microsoft.com/office/drawing/2015/10/21/chartex" xmlns:cx3="http://schemas.microsoft.com/office/drawing/2016/5/9/chartex" xmlns:cx4="http://schemas.microsoft.com/office/drawing/2016/5/10/chartex" xmlns:cx5="http://schemas.microsoft.com/office/drawing/2016/5/11/chartex" xmlns:cx6="http://schemas.microsoft.com/office/drawing/2016/5/12/chartex" xmlns:cx7="http://schemas.microsoft.com/office/drawing/2016/5/13/chartex" xmlns:cx8="http://schemas.microsoft.com/office/drawing/2016/5/14/chartex" xmlns:mc="http://schemas.openxmlformats.org/markup-compatibility/2006" xmlns:aink="http://schemas.microsoft.com/office/drawing/2016/ink" xmlns:am3d="http://schemas.microsoft.com/office/drawing/2017/model3d" xmlns:o="urn:schemas-microsoft-com:office:office" xmlns:oel="http://schemas.microsoft.com/office/2019/extlst" xmlns:r="http://schemas.openxmlformats.org/officeDocument/2006/relationships" xmlns:m="http://schemas.openxmlformats.org/officeDocument/2006/math" xmlns:v="urn:schemas-microsoft-com:vml" xmlns:wp14="http://schemas.microsoft.com/office/word/2010/wordprocessingDrawing" xmlns:wp="http://schemas.openxmlformats.org/drawingml/2006/wordprocessingDrawing" xmlns:w10="urn:schemas-microsoft-com:office:word" xmlns:w="http://schemas.openxmlformats.org/wordprocessingml/2006/main" xmlns:w14="http://schemas.microsoft.com/office/word/2010/wordml" xmlns:w15="http://schemas.microsoft.com/office/word/2012/wordml" xmlns:w16cex="http://schemas.microsoft.com/office/word/2018/wordml/cex" xmlns:w16cid="http://schemas.microsoft.com/office/word/2016/wordml/cid" xmlns:w16="http://schemas.microsoft.com/office/word/2018/wordml" xmlns:w16du="http://schemas.microsoft.com/office/word/2023/wordml/word16du" xmlns:w16sdtdh="http://schemas.microsoft.com/office/word/2020/wordml/sdtdatahash" xmlns:w16sdtfl="http://schemas.microsoft.com/office/word/2024/wordml/sdtformatlock" xmlns:w16se="http://schemas.microsoft.com/office/word/2015/wordml/symex" xmlns:wpg="http://schemas.microsoft.com/office/word/2010/wordprocessingGroup" xmlns:wpi="http://schemas.microsoft.com/office/word/2010/wordprocessingInk" xmlns:wne="http://schemas.microsoft.com/office/word/2006/wordml" xmlns:wps="http://schemas.microsoft.com/office/word/2010/wordprocessingShape" mc:Ignorable="w14 w15 w16se w16cid w16 w16cex w16sdtdh w16sdtfl w16du wp14">
+  <w:footnote w:type="separator" w:id="-1">
+    <w:p>
+      <w:pPr>
+        <w:spacing w:after="0" w:line="240" w:lineRule="auto"/>
+      </w:pPr>
+      <w:r>
+        <w:separator/>
+      </w:r>
+    </w:p>
+  </w:footnote>
+  <w:footnote w:type="continuationSeparator" w:id="0">
+    <w:p>
+      <w:pPr>
+        <w:spacing w:after="0" w:line="240" w:lineRule="auto"/>
+      </w:pPr>
+      <w:r>
+        <w:continuationSeparator/>
+      </w:r>
+    </w:p>
+  </w:footnote>
+</w:footnotes>
 </file>
 
 <file path=word/numbering.xml><?xml version="1.0" encoding="utf-8"?>
@@ -2576,7 +2796,6 @@
   <w:style w:type="character" w:default="1" w:styleId="a0">
     <w:name w:val="Default Paragraph Font"/>
     <w:uiPriority w:val="1"/>
-    <w:semiHidden/>
     <w:unhideWhenUsed/>
   </w:style>
   <w:style w:type="table" w:default="1" w:styleId="a1">
@@ -2919,6 +3138,66 @@
     <w:rPr>
       <w:color w:val="96607D" w:themeColor="followedHyperlink"/>
       <w:u w:val="single"/>
+    </w:rPr>
+  </w:style>
+  <w:style w:type="paragraph" w:styleId="af1">
+    <w:name w:val="header"/>
+    <w:basedOn w:val="a"/>
+    <w:link w:val="af2"/>
+    <w:uiPriority w:val="99"/>
+    <w:unhideWhenUsed/>
+    <w:rsid w:val="009A3232"/>
+    <w:pPr>
+      <w:tabs>
+        <w:tab w:val="center" w:pos="4153"/>
+        <w:tab w:val="right" w:pos="8306"/>
+      </w:tabs>
+      <w:snapToGrid w:val="0"/>
+    </w:pPr>
+    <w:rPr>
+      <w:sz w:val="20"/>
+      <w:szCs w:val="20"/>
+    </w:rPr>
+  </w:style>
+  <w:style w:type="character" w:customStyle="1" w:styleId="af2">
+    <w:name w:val="頁首 字元"/>
+    <w:basedOn w:val="a0"/>
+    <w:link w:val="af1"/>
+    <w:uiPriority w:val="99"/>
+    <w:rsid w:val="009A3232"/>
+    <w:rPr>
+      <w:sz w:val="20"/>
+      <w:szCs w:val="20"/>
+    </w:rPr>
+  </w:style>
+  <w:style w:type="paragraph" w:styleId="af3">
+    <w:name w:val="footer"/>
+    <w:basedOn w:val="a"/>
+    <w:link w:val="af4"/>
+    <w:uiPriority w:val="99"/>
+    <w:unhideWhenUsed/>
+    <w:rsid w:val="009A3232"/>
+    <w:pPr>
+      <w:tabs>
+        <w:tab w:val="center" w:pos="4153"/>
+        <w:tab w:val="right" w:pos="8306"/>
+      </w:tabs>
+      <w:snapToGrid w:val="0"/>
+    </w:pPr>
+    <w:rPr>
+      <w:sz w:val="20"/>
+      <w:szCs w:val="20"/>
+    </w:rPr>
+  </w:style>
+  <w:style w:type="character" w:customStyle="1" w:styleId="af4">
+    <w:name w:val="頁尾 字元"/>
+    <w:basedOn w:val="a0"/>
+    <w:link w:val="af3"/>
+    <w:uiPriority w:val="99"/>
+    <w:rsid w:val="009A3232"/>
+    <w:rPr>
+      <w:sz w:val="20"/>
+      <w:szCs w:val="20"/>
     </w:rPr>
   </w:style>
 </w:styles>

--- a/文件/042-可參加的相關競賽.docx
+++ b/文件/042-可參加的相關競賽.docx
@@ -132,7 +132,7 @@
     <w:p>
       <w:pPr>
         <w:rPr>
-          <w:color w:val="388600"/>
+          <w:color w:val="4EA72E" w:themeColor="accent6"/>
           <w:sz w:val="28"/>
           <w:szCs w:val="28"/>
         </w:rPr>
@@ -141,7 +141,7 @@
       <w:r>
         <w:rPr>
           <w:rFonts w:hint="eastAsia"/>
-          <w:color w:val="388600"/>
+          <w:color w:val="4EA72E" w:themeColor="accent6"/>
           <w:sz w:val="28"/>
           <w:szCs w:val="28"/>
         </w:rPr>
@@ -150,7 +150,7 @@
       <w:r>
         <w:rPr>
           <w:rFonts w:hint="eastAsia"/>
-          <w:color w:val="388600"/>
+          <w:color w:val="4EA72E" w:themeColor="accent6"/>
           <w:sz w:val="28"/>
           <w:szCs w:val="28"/>
         </w:rPr>
@@ -159,7 +159,7 @@
       <w:r>
         <w:rPr>
           <w:rFonts w:hint="eastAsia"/>
-          <w:color w:val="388600"/>
+          <w:color w:val="4EA72E" w:themeColor="accent6"/>
           <w:sz w:val="28"/>
           <w:szCs w:val="28"/>
         </w:rPr>
@@ -168,7 +168,7 @@
       <w:r>
         <w:rPr>
           <w:rFonts w:hint="eastAsia"/>
-          <w:color w:val="388600"/>
+          <w:color w:val="4EA72E" w:themeColor="accent6"/>
           <w:sz w:val="28"/>
           <w:szCs w:val="28"/>
         </w:rPr>
@@ -177,7 +177,7 @@
       <w:r>
         <w:rPr>
           <w:rFonts w:hint="eastAsia"/>
-          <w:color w:val="388600"/>
+          <w:color w:val="4EA72E" w:themeColor="accent6"/>
           <w:sz w:val="28"/>
           <w:szCs w:val="28"/>
         </w:rPr>
@@ -186,7 +186,7 @@
       <w:r>
         <w:rPr>
           <w:rFonts w:hint="eastAsia"/>
-          <w:color w:val="388600"/>
+          <w:color w:val="4EA72E" w:themeColor="accent6"/>
           <w:sz w:val="28"/>
           <w:szCs w:val="28"/>
         </w:rPr>
@@ -195,7 +195,7 @@
       <w:r>
         <w:rPr>
           <w:rFonts w:hint="eastAsia"/>
-          <w:color w:val="388600"/>
+          <w:color w:val="4EA72E" w:themeColor="accent6"/>
           <w:sz w:val="28"/>
           <w:szCs w:val="28"/>
         </w:rPr>
@@ -206,36 +206,36 @@
     <w:p>
       <w:pPr>
         <w:rPr>
-          <w:color w:val="388600"/>
-        </w:rPr>
-      </w:pPr>
-      <w:r>
-        <w:rPr>
-          <w:color w:val="388600"/>
+          <w:color w:val="4EA72E" w:themeColor="accent6"/>
+        </w:rPr>
+      </w:pPr>
+      <w:r>
+        <w:rPr>
+          <w:color w:val="4EA72E" w:themeColor="accent6"/>
         </w:rPr>
         <w:fldChar w:fldCharType="begin"/>
       </w:r>
       <w:r>
         <w:rPr>
-          <w:color w:val="388600"/>
+          <w:color w:val="4EA72E" w:themeColor="accent6"/>
         </w:rPr>
         <w:instrText>HYPERLINK "https://web.ksu.edu.tw/DTCE000/page/61242"</w:instrText>
       </w:r>
       <w:r>
         <w:rPr>
-          <w:color w:val="388600"/>
-        </w:rPr>
-      </w:r>
-      <w:r>
-        <w:rPr>
-          <w:color w:val="388600"/>
+          <w:color w:val="4EA72E" w:themeColor="accent6"/>
+        </w:rPr>
+      </w:r>
+      <w:r>
+        <w:rPr>
+          <w:color w:val="4EA72E" w:themeColor="accent6"/>
         </w:rPr>
         <w:fldChar w:fldCharType="separate"/>
       </w:r>
       <w:r>
         <w:rPr>
           <w:rStyle w:val="ae"/>
-          <w:color w:val="388600"/>
+          <w:color w:val="4EA72E" w:themeColor="accent6"/>
           <w:sz w:val="28"/>
           <w:szCs w:val="28"/>
         </w:rPr>
@@ -243,7 +243,7 @@
       </w:r>
       <w:r>
         <w:rPr>
-          <w:color w:val="388600"/>
+          <w:color w:val="4EA72E" w:themeColor="accent6"/>
         </w:rPr>
         <w:fldChar w:fldCharType="end"/>
       </w:r>
@@ -251,7 +251,7 @@
     <w:p>
       <w:pPr>
         <w:rPr>
-          <w:color w:val="388600"/>
+          <w:color w:val="4EA72E" w:themeColor="accent6"/>
           <w:sz w:val="28"/>
           <w:szCs w:val="28"/>
         </w:rPr>
@@ -260,7 +260,7 @@
         <w:r>
           <w:rPr>
             <w:rStyle w:val="ae"/>
-            <w:color w:val="388600"/>
+            <w:color w:val="4EA72E" w:themeColor="accent6"/>
             <w:sz w:val="28"/>
             <w:szCs w:val="28"/>
           </w:rPr>
@@ -271,15 +271,15 @@
     <w:p>
       <w:pPr>
         <w:rPr>
-          <w:color w:val="388600"/>
-          <w:sz w:val="28"/>
-          <w:szCs w:val="28"/>
-        </w:rPr>
-      </w:pPr>
-      <w:r>
-        <w:rPr>
-          <w:rFonts w:hint="eastAsia"/>
-          <w:color w:val="388600"/>
+          <w:color w:val="4EA72E" w:themeColor="accent6"/>
+          <w:sz w:val="28"/>
+          <w:szCs w:val="28"/>
+        </w:rPr>
+      </w:pPr>
+      <w:r>
+        <w:rPr>
+          <w:rFonts w:hint="eastAsia"/>
+          <w:color w:val="4EA72E" w:themeColor="accent6"/>
           <w:sz w:val="28"/>
           <w:szCs w:val="28"/>
         </w:rPr>
@@ -288,7 +288,7 @@
       <w:r>
         <w:rPr>
           <w:rFonts w:hint="eastAsia"/>
-          <w:color w:val="388600"/>
+          <w:color w:val="4EA72E" w:themeColor="accent6"/>
           <w:sz w:val="28"/>
           <w:szCs w:val="28"/>
         </w:rPr>
@@ -298,22 +298,23 @@
     <w:p>
       <w:pPr>
         <w:rPr>
-          <w:sz w:val="28"/>
-          <w:szCs w:val="28"/>
-        </w:rPr>
-      </w:pPr>
-    </w:p>
-    <w:p>
-      <w:pPr>
-        <w:rPr>
-          <w:color w:val="388600"/>
+          <w:color w:val="4EA72E" w:themeColor="accent6"/>
+          <w:sz w:val="28"/>
+          <w:szCs w:val="28"/>
+        </w:rPr>
+      </w:pPr>
+    </w:p>
+    <w:p>
+      <w:pPr>
+        <w:rPr>
+          <w:color w:val="4EA72E" w:themeColor="accent6"/>
         </w:rPr>
       </w:pPr>
       <w:bookmarkStart w:id="1" w:name="_Hlk206790982"/>
       <w:r>
         <w:rPr>
           <w:rFonts w:hint="eastAsia"/>
-          <w:color w:val="388600"/>
+          <w:color w:val="4EA72E" w:themeColor="accent6"/>
         </w:rPr>
         <w:t>總統盃黑客松</w:t>
       </w:r>
@@ -322,13 +323,13 @@
     <w:p>
       <w:pPr>
         <w:rPr>
-          <w:color w:val="388600"/>
-        </w:rPr>
-      </w:pPr>
-      <w:r>
-        <w:rPr>
-          <w:rFonts w:hint="eastAsia"/>
-          <w:color w:val="388600"/>
+          <w:color w:val="4EA72E" w:themeColor="accent6"/>
+        </w:rPr>
+      </w:pPr>
+      <w:r>
+        <w:rPr>
+          <w:rFonts w:hint="eastAsia"/>
+          <w:color w:val="4EA72E" w:themeColor="accent6"/>
         </w:rPr>
         <w:t>(</w:t>
       </w:r>
@@ -337,7 +338,7 @@
           <w:rFonts w:hint="eastAsia"/>
           <w:b/>
           <w:bCs/>
-          <w:color w:val="388600"/>
+          <w:color w:val="4EA72E" w:themeColor="accent6"/>
         </w:rPr>
         <w:t>數位賦能</w:t>
       </w:r>
@@ -346,7 +347,7 @@
           <w:rFonts w:hint="eastAsia"/>
           <w:b/>
           <w:bCs/>
-          <w:color w:val="388600"/>
+          <w:color w:val="4EA72E" w:themeColor="accent6"/>
         </w:rPr>
         <w:t>)</w:t>
       </w:r>
@@ -354,14 +355,14 @@
     <w:p>
       <w:pPr>
         <w:rPr>
-          <w:color w:val="388600"/>
+          <w:color w:val="4EA72E" w:themeColor="accent6"/>
         </w:rPr>
       </w:pPr>
       <w:hyperlink r:id="rId10" w:history="1">
         <w:r>
           <w:rPr>
             <w:rStyle w:val="ae"/>
-            <w:color w:val="388600"/>
+            <w:color w:val="4EA72E" w:themeColor="accent6"/>
           </w:rPr>
           <w:t>https://presidential-hackathon.taiwan.gov.tw/</w:t>
         </w:r>
@@ -370,34 +371,34 @@
     <w:p>
       <w:pPr>
         <w:rPr>
-          <w:color w:val="388600"/>
-        </w:rPr>
-      </w:pPr>
-      <w:r>
-        <w:rPr>
-          <w:rFonts w:hint="eastAsia"/>
-          <w:color w:val="388600"/>
+          <w:color w:val="4EA72E" w:themeColor="accent6"/>
+        </w:rPr>
+      </w:pPr>
+      <w:r>
+        <w:rPr>
+          <w:rFonts w:hint="eastAsia"/>
+          <w:color w:val="4EA72E" w:themeColor="accent6"/>
         </w:rPr>
         <w:t xml:space="preserve">~9/1 </w:t>
       </w:r>
       <w:r>
         <w:rPr>
           <w:rFonts w:hint="eastAsia"/>
-          <w:color w:val="388600"/>
+          <w:color w:val="4EA72E" w:themeColor="accent6"/>
         </w:rPr>
         <w:t>下午</w:t>
       </w:r>
       <w:r>
         <w:rPr>
           <w:rFonts w:hint="eastAsia"/>
-          <w:color w:val="388600"/>
+          <w:color w:val="4EA72E" w:themeColor="accent6"/>
         </w:rPr>
         <w:t>17</w:t>
       </w:r>
       <w:r>
         <w:rPr>
           <w:rFonts w:hint="eastAsia"/>
-          <w:color w:val="388600"/>
+          <w:color w:val="4EA72E" w:themeColor="accent6"/>
         </w:rPr>
         <w:t>點前</w:t>
       </w:r>
@@ -405,51 +406,73 @@
     <w:p>
       <w:pPr>
         <w:rPr>
-          <w:sz w:val="28"/>
-          <w:szCs w:val="28"/>
-        </w:rPr>
-      </w:pPr>
-    </w:p>
-    <w:p>
-      <w:r>
-        <w:rPr>
-          <w:rFonts w:hint="eastAsia"/>
+          <w:color w:val="4EA72E" w:themeColor="accent6"/>
+          <w:sz w:val="28"/>
+          <w:szCs w:val="28"/>
+        </w:rPr>
+      </w:pPr>
+    </w:p>
+    <w:p>
+      <w:pPr>
+        <w:rPr>
+          <w:color w:val="4EA72E" w:themeColor="accent6"/>
+        </w:rPr>
+      </w:pPr>
+      <w:r>
+        <w:rPr>
+          <w:rFonts w:hint="eastAsia"/>
+          <w:color w:val="4EA72E" w:themeColor="accent6"/>
         </w:rPr>
         <w:t>崑山科技大學</w:t>
       </w:r>
       <w:r>
         <w:rPr>
           <w:rFonts w:hint="eastAsia"/>
+          <w:color w:val="4EA72E" w:themeColor="accent6"/>
         </w:rPr>
         <w:t>2025</w:t>
       </w:r>
       <w:r>
         <w:rPr>
           <w:rFonts w:hint="eastAsia"/>
+          <w:color w:val="4EA72E" w:themeColor="accent6"/>
         </w:rPr>
         <w:t>智慧生活創業競賽</w:t>
       </w:r>
     </w:p>
     <w:p>
+      <w:pPr>
+        <w:rPr>
+          <w:color w:val="4EA72E" w:themeColor="accent6"/>
+        </w:rPr>
+      </w:pPr>
       <w:hyperlink r:id="rId11" w:history="1">
         <w:r>
           <w:rPr>
             <w:rStyle w:val="ae"/>
+            <w:color w:val="4EA72E" w:themeColor="accent6"/>
           </w:rPr>
           <w:t>https://web.ksu.edu.tw/DARDIIC/page/61382</w:t>
         </w:r>
       </w:hyperlink>
     </w:p>
     <w:p>
-      <w:r>
-        <w:rPr>
-          <w:rFonts w:hint="eastAsia"/>
+      <w:pPr>
+        <w:rPr>
+          <w:color w:val="4EA72E" w:themeColor="accent6"/>
+        </w:rPr>
+      </w:pPr>
+      <w:r>
+        <w:rPr>
+          <w:rFonts w:hint="eastAsia"/>
+          <w:color w:val="4EA72E" w:themeColor="accent6"/>
         </w:rPr>
         <w:t>報名日期</w:t>
       </w:r>
       <w:r>
         <w:rPr>
           <w:rFonts w:hint="eastAsia"/>
+          <w:color w:val="4EA72E" w:themeColor="accent6"/>
         </w:rPr>
         <w:t>~9/17</w:t>
       </w:r>
@@ -686,7 +709,6 @@
     <w:p>
       <w:pPr>
         <w:rPr>
-          <w:rFonts w:hint="eastAsia"/>
           <w:sz w:val="28"/>
           <w:szCs w:val="28"/>
         </w:rPr>
@@ -750,7 +772,6 @@
     <w:p>
       <w:pPr>
         <w:rPr>
-          <w:rFonts w:hint="eastAsia"/>
           <w:sz w:val="28"/>
           <w:szCs w:val="28"/>
         </w:rPr>
@@ -1276,13 +1297,7 @@
         <w:t>2025-09-01至 2025-10-23 23：59</w:t>
       </w:r>
     </w:p>
-    <w:p>
-      <w:pPr>
-        <w:rPr>
-          <w:rFonts w:hint="eastAsia"/>
-        </w:rPr>
-      </w:pPr>
-    </w:p>
+    <w:p/>
     <w:p/>
     <w:p>
       <w:r>
@@ -2796,6 +2811,7 @@
   <w:style w:type="character" w:default="1" w:styleId="a0">
     <w:name w:val="Default Paragraph Font"/>
     <w:uiPriority w:val="1"/>
+    <w:semiHidden/>
     <w:unhideWhenUsed/>
   </w:style>
   <w:style w:type="table" w:default="1" w:styleId="a1">

--- a/文件/042-可參加的相關競賽.docx
+++ b/文件/042-可參加的相關競賽.docx
@@ -5,15 +5,15 @@
     <w:p>
       <w:pPr>
         <w:rPr>
-          <w:color w:val="007BB8"/>
-          <w:sz w:val="28"/>
-          <w:szCs w:val="28"/>
-        </w:rPr>
-      </w:pPr>
-      <w:r>
-        <w:rPr>
-          <w:rFonts w:hint="eastAsia"/>
-          <w:color w:val="007BB8"/>
+          <w:color w:val="BF4E14" w:themeColor="accent2" w:themeShade="BF"/>
+          <w:sz w:val="28"/>
+          <w:szCs w:val="28"/>
+        </w:rPr>
+      </w:pPr>
+      <w:r>
+        <w:rPr>
+          <w:rFonts w:hint="eastAsia"/>
+          <w:color w:val="BF4E14" w:themeColor="accent2" w:themeShade="BF"/>
           <w:sz w:val="28"/>
           <w:szCs w:val="28"/>
         </w:rPr>
@@ -22,7 +22,7 @@
       <w:r>
         <w:rPr>
           <w:rFonts w:hint="eastAsia"/>
-          <w:color w:val="007BB8"/>
+          <w:color w:val="BF4E14" w:themeColor="accent2" w:themeShade="BF"/>
           <w:sz w:val="28"/>
           <w:szCs w:val="28"/>
         </w:rPr>
@@ -31,7 +31,7 @@
       <w:r>
         <w:rPr>
           <w:rFonts w:hint="eastAsia"/>
-          <w:color w:val="007BB8"/>
+          <w:color w:val="BF4E14" w:themeColor="accent2" w:themeShade="BF"/>
           <w:sz w:val="28"/>
           <w:szCs w:val="28"/>
         </w:rPr>
@@ -40,7 +40,7 @@
       <w:r>
         <w:rPr>
           <w:rFonts w:hint="eastAsia"/>
-          <w:color w:val="007BB8"/>
+          <w:color w:val="BF4E14" w:themeColor="accent2" w:themeShade="BF"/>
           <w:sz w:val="28"/>
           <w:szCs w:val="28"/>
         </w:rPr>
@@ -50,7 +50,7 @@
     <w:p>
       <w:pPr>
         <w:rPr>
-          <w:color w:val="007BB8"/>
+          <w:color w:val="BF4E14" w:themeColor="accent2" w:themeShade="BF"/>
           <w:sz w:val="28"/>
           <w:szCs w:val="28"/>
         </w:rPr>
@@ -59,7 +59,7 @@
         <w:r>
           <w:rPr>
             <w:rStyle w:val="ae"/>
-            <w:color w:val="007BB8"/>
+            <w:color w:val="BF4E14" w:themeColor="accent2" w:themeShade="BF"/>
             <w:sz w:val="28"/>
             <w:szCs w:val="28"/>
           </w:rPr>
@@ -70,15 +70,15 @@
     <w:p>
       <w:pPr>
         <w:rPr>
-          <w:color w:val="007BB8"/>
-          <w:sz w:val="28"/>
-          <w:szCs w:val="28"/>
-        </w:rPr>
-      </w:pPr>
-      <w:r>
-        <w:rPr>
-          <w:rFonts w:hint="eastAsia"/>
-          <w:color w:val="007BB8"/>
+          <w:color w:val="BF4E14" w:themeColor="accent2" w:themeShade="BF"/>
+          <w:sz w:val="28"/>
+          <w:szCs w:val="28"/>
+        </w:rPr>
+      </w:pPr>
+      <w:r>
+        <w:rPr>
+          <w:rFonts w:hint="eastAsia"/>
+          <w:color w:val="BF4E14" w:themeColor="accent2" w:themeShade="BF"/>
           <w:sz w:val="28"/>
           <w:szCs w:val="28"/>
         </w:rPr>
@@ -87,7 +87,7 @@
       <w:r>
         <w:rPr>
           <w:rFonts w:hint="eastAsia"/>
-          <w:color w:val="007BB8"/>
+          <w:color w:val="BF4E14" w:themeColor="accent2" w:themeShade="BF"/>
           <w:sz w:val="28"/>
           <w:szCs w:val="28"/>
         </w:rPr>
@@ -96,7 +96,7 @@
       <w:r>
         <w:rPr>
           <w:rFonts w:hint="eastAsia"/>
-          <w:color w:val="007BB8"/>
+          <w:color w:val="BF4E14" w:themeColor="accent2" w:themeShade="BF"/>
           <w:sz w:val="28"/>
           <w:szCs w:val="28"/>
         </w:rPr>
@@ -105,7 +105,7 @@
       <w:r>
         <w:rPr>
           <w:rFonts w:hint="eastAsia"/>
-          <w:color w:val="007BB8"/>
+          <w:color w:val="BF4E14" w:themeColor="accent2" w:themeShade="BF"/>
           <w:sz w:val="28"/>
           <w:szCs w:val="28"/>
         </w:rPr>
@@ -114,7 +114,7 @@
       <w:r>
         <w:rPr>
           <w:rFonts w:hint="eastAsia"/>
-          <w:color w:val="007BB8"/>
+          <w:color w:val="BF4E14" w:themeColor="accent2" w:themeShade="BF"/>
           <w:sz w:val="28"/>
           <w:szCs w:val="28"/>
         </w:rPr>
@@ -124,15 +124,16 @@
     <w:p>
       <w:pPr>
         <w:rPr>
-          <w:sz w:val="28"/>
-          <w:szCs w:val="28"/>
-        </w:rPr>
-      </w:pPr>
-    </w:p>
-    <w:p>
-      <w:pPr>
-        <w:rPr>
-          <w:color w:val="4EA72E" w:themeColor="accent6"/>
+          <w:color w:val="BF4E14" w:themeColor="accent2" w:themeShade="BF"/>
+          <w:sz w:val="28"/>
+          <w:szCs w:val="28"/>
+        </w:rPr>
+      </w:pPr>
+    </w:p>
+    <w:p>
+      <w:pPr>
+        <w:rPr>
+          <w:color w:val="BF4E14" w:themeColor="accent2" w:themeShade="BF"/>
           <w:sz w:val="28"/>
           <w:szCs w:val="28"/>
         </w:rPr>
@@ -141,7 +142,7 @@
       <w:r>
         <w:rPr>
           <w:rFonts w:hint="eastAsia"/>
-          <w:color w:val="4EA72E" w:themeColor="accent6"/>
+          <w:color w:val="BF4E14" w:themeColor="accent2" w:themeShade="BF"/>
           <w:sz w:val="28"/>
           <w:szCs w:val="28"/>
         </w:rPr>
@@ -150,7 +151,7 @@
       <w:r>
         <w:rPr>
           <w:rFonts w:hint="eastAsia"/>
-          <w:color w:val="4EA72E" w:themeColor="accent6"/>
+          <w:color w:val="BF4E14" w:themeColor="accent2" w:themeShade="BF"/>
           <w:sz w:val="28"/>
           <w:szCs w:val="28"/>
         </w:rPr>
@@ -159,7 +160,7 @@
       <w:r>
         <w:rPr>
           <w:rFonts w:hint="eastAsia"/>
-          <w:color w:val="4EA72E" w:themeColor="accent6"/>
+          <w:color w:val="BF4E14" w:themeColor="accent2" w:themeShade="BF"/>
           <w:sz w:val="28"/>
           <w:szCs w:val="28"/>
         </w:rPr>
@@ -168,7 +169,7 @@
       <w:r>
         <w:rPr>
           <w:rFonts w:hint="eastAsia"/>
-          <w:color w:val="4EA72E" w:themeColor="accent6"/>
+          <w:color w:val="BF4E14" w:themeColor="accent2" w:themeShade="BF"/>
           <w:sz w:val="28"/>
           <w:szCs w:val="28"/>
         </w:rPr>
@@ -177,7 +178,7 @@
       <w:r>
         <w:rPr>
           <w:rFonts w:hint="eastAsia"/>
-          <w:color w:val="4EA72E" w:themeColor="accent6"/>
+          <w:color w:val="BF4E14" w:themeColor="accent2" w:themeShade="BF"/>
           <w:sz w:val="28"/>
           <w:szCs w:val="28"/>
         </w:rPr>
@@ -186,7 +187,7 @@
       <w:r>
         <w:rPr>
           <w:rFonts w:hint="eastAsia"/>
-          <w:color w:val="4EA72E" w:themeColor="accent6"/>
+          <w:color w:val="BF4E14" w:themeColor="accent2" w:themeShade="BF"/>
           <w:sz w:val="28"/>
           <w:szCs w:val="28"/>
         </w:rPr>
@@ -195,7 +196,7 @@
       <w:r>
         <w:rPr>
           <w:rFonts w:hint="eastAsia"/>
-          <w:color w:val="4EA72E" w:themeColor="accent6"/>
+          <w:color w:val="BF4E14" w:themeColor="accent2" w:themeShade="BF"/>
           <w:sz w:val="28"/>
           <w:szCs w:val="28"/>
         </w:rPr>
@@ -206,36 +207,36 @@
     <w:p>
       <w:pPr>
         <w:rPr>
-          <w:color w:val="4EA72E" w:themeColor="accent6"/>
-        </w:rPr>
-      </w:pPr>
-      <w:r>
-        <w:rPr>
-          <w:color w:val="4EA72E" w:themeColor="accent6"/>
+          <w:color w:val="BF4E14" w:themeColor="accent2" w:themeShade="BF"/>
+        </w:rPr>
+      </w:pPr>
+      <w:r>
+        <w:rPr>
+          <w:color w:val="BF4E14" w:themeColor="accent2" w:themeShade="BF"/>
         </w:rPr>
         <w:fldChar w:fldCharType="begin"/>
       </w:r>
       <w:r>
         <w:rPr>
-          <w:color w:val="4EA72E" w:themeColor="accent6"/>
+          <w:color w:val="BF4E14" w:themeColor="accent2" w:themeShade="BF"/>
         </w:rPr>
         <w:instrText>HYPERLINK "https://web.ksu.edu.tw/DTCE000/page/61242"</w:instrText>
       </w:r>
       <w:r>
         <w:rPr>
-          <w:color w:val="4EA72E" w:themeColor="accent6"/>
-        </w:rPr>
-      </w:r>
-      <w:r>
-        <w:rPr>
-          <w:color w:val="4EA72E" w:themeColor="accent6"/>
+          <w:color w:val="BF4E14" w:themeColor="accent2" w:themeShade="BF"/>
+        </w:rPr>
+      </w:r>
+      <w:r>
+        <w:rPr>
+          <w:color w:val="BF4E14" w:themeColor="accent2" w:themeShade="BF"/>
         </w:rPr>
         <w:fldChar w:fldCharType="separate"/>
       </w:r>
       <w:r>
         <w:rPr>
           <w:rStyle w:val="ae"/>
-          <w:color w:val="4EA72E" w:themeColor="accent6"/>
+          <w:color w:val="BF4E14" w:themeColor="accent2" w:themeShade="BF"/>
           <w:sz w:val="28"/>
           <w:szCs w:val="28"/>
         </w:rPr>
@@ -243,7 +244,7 @@
       </w:r>
       <w:r>
         <w:rPr>
-          <w:color w:val="4EA72E" w:themeColor="accent6"/>
+          <w:color w:val="BF4E14" w:themeColor="accent2" w:themeShade="BF"/>
         </w:rPr>
         <w:fldChar w:fldCharType="end"/>
       </w:r>
@@ -251,7 +252,7 @@
     <w:p>
       <w:pPr>
         <w:rPr>
-          <w:color w:val="4EA72E" w:themeColor="accent6"/>
+          <w:color w:val="BF4E14" w:themeColor="accent2" w:themeShade="BF"/>
           <w:sz w:val="28"/>
           <w:szCs w:val="28"/>
         </w:rPr>
@@ -260,7 +261,7 @@
         <w:r>
           <w:rPr>
             <w:rStyle w:val="ae"/>
-            <w:color w:val="4EA72E" w:themeColor="accent6"/>
+            <w:color w:val="BF4E14" w:themeColor="accent2" w:themeShade="BF"/>
             <w:sz w:val="28"/>
             <w:szCs w:val="28"/>
           </w:rPr>
@@ -271,15 +272,15 @@
     <w:p>
       <w:pPr>
         <w:rPr>
-          <w:color w:val="4EA72E" w:themeColor="accent6"/>
-          <w:sz w:val="28"/>
-          <w:szCs w:val="28"/>
-        </w:rPr>
-      </w:pPr>
-      <w:r>
-        <w:rPr>
-          <w:rFonts w:hint="eastAsia"/>
-          <w:color w:val="4EA72E" w:themeColor="accent6"/>
+          <w:color w:val="BF4E14" w:themeColor="accent2" w:themeShade="BF"/>
+          <w:sz w:val="28"/>
+          <w:szCs w:val="28"/>
+        </w:rPr>
+      </w:pPr>
+      <w:r>
+        <w:rPr>
+          <w:rFonts w:hint="eastAsia"/>
+          <w:color w:val="BF4E14" w:themeColor="accent2" w:themeShade="BF"/>
           <w:sz w:val="28"/>
           <w:szCs w:val="28"/>
         </w:rPr>
@@ -288,7 +289,7 @@
       <w:r>
         <w:rPr>
           <w:rFonts w:hint="eastAsia"/>
-          <w:color w:val="4EA72E" w:themeColor="accent6"/>
+          <w:color w:val="BF4E14" w:themeColor="accent2" w:themeShade="BF"/>
           <w:sz w:val="28"/>
           <w:szCs w:val="28"/>
         </w:rPr>
@@ -532,6 +533,99 @@
       </w:pPr>
     </w:p>
     <w:p>
+      <w:pPr>
+        <w:rPr>
+          <w:rFonts w:hint="eastAsia"/>
+          <w:sz w:val="28"/>
+          <w:szCs w:val="28"/>
+        </w:rPr>
+      </w:pPr>
+      <w:r>
+        <w:rPr>
+          <w:rFonts w:hint="eastAsia"/>
+          <w:sz w:val="28"/>
+          <w:szCs w:val="28"/>
+        </w:rPr>
+        <w:t>學長在群裡傳的</w:t>
+      </w:r>
+    </w:p>
+    <w:p>
+      <w:pPr>
+        <w:rPr>
+          <w:sz w:val="28"/>
+          <w:szCs w:val="28"/>
+        </w:rPr>
+      </w:pPr>
+      <w:hyperlink r:id="rId13" w:history="1">
+        <w:r>
+          <w:rPr>
+            <w:rStyle w:val="ae"/>
+            <w:sz w:val="28"/>
+            <w:szCs w:val="28"/>
+          </w:rPr>
+          <w:t xml:space="preserve">2025 </w:t>
+        </w:r>
+        <w:r>
+          <w:rPr>
+            <w:rStyle w:val="ae"/>
+            <w:sz w:val="28"/>
+            <w:szCs w:val="28"/>
+          </w:rPr>
+          <w:t>中華電信智慧創新應用大賽暨</w:t>
+        </w:r>
+        <w:r>
+          <w:rPr>
+            <w:rStyle w:val="ae"/>
+            <w:sz w:val="28"/>
+            <w:szCs w:val="28"/>
+          </w:rPr>
+          <w:t xml:space="preserve"> 5G </w:t>
+        </w:r>
+        <w:r>
+          <w:rPr>
+            <w:rStyle w:val="ae"/>
+            <w:sz w:val="28"/>
+            <w:szCs w:val="28"/>
+          </w:rPr>
+          <w:t>加速器徵選活動</w:t>
+        </w:r>
+      </w:hyperlink>
+    </w:p>
+    <w:p>
+      <w:pPr>
+        <w:rPr>
+          <w:rFonts w:hint="eastAsia"/>
+          <w:sz w:val="28"/>
+          <w:szCs w:val="28"/>
+        </w:rPr>
+      </w:pPr>
+      <w:r>
+        <w:rPr>
+          <w:rFonts w:hint="eastAsia"/>
+          <w:sz w:val="28"/>
+          <w:szCs w:val="28"/>
+        </w:rPr>
+        <w:t>~9/22 12:00</w:t>
+      </w:r>
+      <w:r>
+        <w:rPr>
+          <w:rFonts w:hint="eastAsia"/>
+          <w:sz w:val="28"/>
+          <w:szCs w:val="28"/>
+        </w:rPr>
+        <w:t>截止</w:t>
+      </w:r>
+    </w:p>
+    <w:p>
+      <w:pPr>
+        <w:rPr>
+          <w:rFonts w:hint="eastAsia"/>
+          <w:sz w:val="28"/>
+          <w:szCs w:val="28"/>
+        </w:rPr>
+      </w:pPr>
+    </w:p>
+    <w:p>
       <w:r>
         <w:rPr>
           <w:rFonts w:hint="eastAsia"/>
@@ -552,7 +646,7 @@
       </w:r>
     </w:p>
     <w:p>
-      <w:hyperlink r:id="rId13" w:history="1">
+      <w:hyperlink r:id="rId14" w:history="1">
         <w:r>
           <w:rPr>
             <w:rStyle w:val="ae"/>
@@ -562,7 +656,7 @@
       </w:hyperlink>
     </w:p>
     <w:p>
-      <w:hyperlink r:id="rId14" w:history="1">
+      <w:hyperlink r:id="rId15" w:history="1">
         <w:r>
           <w:rPr>
             <w:rStyle w:val="ae"/>
@@ -639,7 +733,7 @@
           <w:szCs w:val="28"/>
         </w:rPr>
       </w:pPr>
-      <w:hyperlink r:id="rId15" w:history="1">
+      <w:hyperlink r:id="rId16" w:history="1">
         <w:r>
           <w:rPr>
             <w:rStyle w:val="ae"/>
@@ -761,13 +855,16 @@
           <w:szCs w:val="28"/>
         </w:rPr>
       </w:pPr>
-      <w:r>
-        <w:rPr>
-          <w:sz w:val="28"/>
-          <w:szCs w:val="28"/>
-        </w:rPr>
-        <w:t>https://iot2gather.ntust.edu.tw/downloads</w:t>
-      </w:r>
+      <w:hyperlink r:id="rId17" w:history="1">
+        <w:r>
+          <w:rPr>
+            <w:rStyle w:val="ae"/>
+            <w:sz w:val="28"/>
+            <w:szCs w:val="28"/>
+          </w:rPr>
+          <w:t>https://iot2gather.ntust.edu.tw/downloads</w:t>
+        </w:r>
+      </w:hyperlink>
     </w:p>
     <w:p>
       <w:pPr>
@@ -792,28 +889,30 @@
           <w:szCs w:val="28"/>
         </w:rPr>
       </w:pPr>
-      <w:r>
-        <w:rPr>
-          <w:sz w:val="28"/>
-          <w:szCs w:val="28"/>
-        </w:rPr>
-        <w:t>https://iot2gather.ntust.edu.tw/downloads/pG/%E7%AC%AC%E4%B8%83%E5%B1%86%E5%A4%A7%E6%89%8B%E6%94%9C%E5%B0%8F%E6%89%8B%E7%AB%B6%E8%B3%BD%E8%BE%A6%E6%B3%95.pdf</w:t>
-      </w:r>
-    </w:p>
-    <w:p>
-      <w:pPr>
-        <w:rPr>
-          <w:sz w:val="28"/>
-          <w:szCs w:val="28"/>
-        </w:rPr>
-      </w:pPr>
-      <w:r>
-        <w:rPr>
-          <w:rFonts w:hint="eastAsia"/>
-          <w:sz w:val="28"/>
-          <w:szCs w:val="28"/>
-        </w:rPr>
-        <w:lastRenderedPageBreak/>
+      <w:hyperlink r:id="rId18" w:history="1">
+        <w:r>
+          <w:rPr>
+            <w:rStyle w:val="ae"/>
+            <w:sz w:val="28"/>
+            <w:szCs w:val="28"/>
+          </w:rPr>
+          <w:t>https://iot2gather.ntust.edu.tw/downloads/pG/%E7%AC%AC%E4%B8%83%E5%B1%86%E5%A4%A7%E6%89%8B%E6%94%9C%E5%B0%8F%E6%89%8B%E7%AB%B6%E8%B3%BD%E8%BE%A6%E6%B3%95.pdf</w:t>
+        </w:r>
+      </w:hyperlink>
+    </w:p>
+    <w:p>
+      <w:pPr>
+        <w:rPr>
+          <w:sz w:val="28"/>
+          <w:szCs w:val="28"/>
+        </w:rPr>
+      </w:pPr>
+      <w:r>
+        <w:rPr>
+          <w:rFonts w:hint="eastAsia"/>
+          <w:sz w:val="28"/>
+          <w:szCs w:val="28"/>
+        </w:rPr>
         <w:t>報名時間：</w:t>
       </w:r>
       <w:r>
@@ -975,6 +1074,93 @@
           <w:szCs w:val="28"/>
         </w:rPr>
         <w:t>點</w:t>
+      </w:r>
+    </w:p>
+    <w:p>
+      <w:pPr>
+        <w:rPr>
+          <w:sz w:val="28"/>
+          <w:szCs w:val="28"/>
+        </w:rPr>
+      </w:pPr>
+    </w:p>
+    <w:p>
+      <w:pPr>
+        <w:rPr>
+          <w:rFonts w:hint="eastAsia"/>
+          <w:sz w:val="28"/>
+          <w:szCs w:val="28"/>
+        </w:rPr>
+      </w:pPr>
+      <w:r>
+        <w:rPr>
+          <w:rFonts w:hint="eastAsia"/>
+          <w:sz w:val="28"/>
+          <w:szCs w:val="28"/>
+        </w:rPr>
+        <w:t>學長在群裡傳的</w:t>
+      </w:r>
+    </w:p>
+    <w:p>
+      <w:pPr>
+        <w:rPr>
+          <w:sz w:val="28"/>
+          <w:szCs w:val="28"/>
+        </w:rPr>
+      </w:pPr>
+      <w:hyperlink r:id="rId19" w:history="1">
+        <w:r>
+          <w:rPr>
+            <w:rStyle w:val="ae"/>
+            <w:sz w:val="28"/>
+            <w:szCs w:val="28"/>
+          </w:rPr>
+          <w:t>【新竹縣第四屆青春靚點子全國學生創業挑戰賽】</w:t>
+        </w:r>
+        <w:r>
+          <w:rPr>
+            <w:rStyle w:val="ae"/>
+            <w:sz w:val="28"/>
+            <w:szCs w:val="28"/>
+          </w:rPr>
+          <w:t xml:space="preserve"> » SurveyCake Enterprise</w:t>
+        </w:r>
+      </w:hyperlink>
+    </w:p>
+    <w:p>
+      <w:pPr>
+        <w:rPr>
+          <w:sz w:val="28"/>
+          <w:szCs w:val="28"/>
+        </w:rPr>
+      </w:pPr>
+      <w:r>
+        <w:rPr>
+          <w:sz w:val="28"/>
+          <w:szCs w:val="28"/>
+        </w:rPr>
+        <w:t>10/9</w:t>
+      </w:r>
+      <w:r>
+        <w:rPr>
+          <w:sz w:val="28"/>
+          <w:szCs w:val="28"/>
+        </w:rPr>
+        <w:t>（四）</w:t>
+      </w:r>
+      <w:r>
+        <w:rPr>
+          <w:sz w:val="28"/>
+          <w:szCs w:val="28"/>
+        </w:rPr>
+        <w:t>23:59</w:t>
+      </w:r>
+      <w:r>
+        <w:rPr>
+          <w:sz w:val="28"/>
+          <w:szCs w:val="28"/>
+        </w:rPr>
+        <w:t>：報名截止</w:t>
       </w:r>
     </w:p>
     <w:p>
@@ -1008,7 +1194,7 @@
                 <wp:cNvGraphicFramePr/>
                 <a:graphic xmlns:a="http://schemas.openxmlformats.org/drawingml/2006/main">
                   <a:graphicData uri="http://schemas.microsoft.com/office/word/2010/wordprocessingInk">
-                    <w14:contentPart bwMode="auto" r:id="rId16">
+                    <w14:contentPart bwMode="auto" r:id="rId20">
                       <w14:nvContentPartPr>
                         <w14:cNvContentPartPr/>
                       </w14:nvContentPartPr>
@@ -1045,7 +1231,7 @@
                         <pic:cNvPicPr/>
                       </pic:nvPicPr>
                       <pic:blipFill>
-                        <a:blip r:embed="rId17"/>
+                        <a:blip r:embed="rId21"/>
                         <a:stretch>
                           <a:fillRect/>
                         </a:stretch>
@@ -1099,7 +1285,7 @@
           <w:szCs w:val="28"/>
         </w:rPr>
       </w:pPr>
-      <w:hyperlink r:id="rId18" w:history="1">
+      <w:hyperlink r:id="rId22" w:history="1">
         <w:r>
           <w:rPr>
             <w:rStyle w:val="ae"/>
@@ -1314,7 +1500,7 @@
       </w:r>
     </w:p>
     <w:p>
-      <w:hyperlink r:id="rId19" w:history="1">
+      <w:hyperlink r:id="rId23" w:history="1">
         <w:r>
           <w:rPr>
             <w:rStyle w:val="ae"/>
@@ -1371,7 +1557,7 @@
           <w:szCs w:val="28"/>
         </w:rPr>
       </w:pPr>
-      <w:hyperlink r:id="rId20" w:history="1">
+      <w:hyperlink r:id="rId24" w:history="1">
         <w:r>
           <w:rPr>
             <w:rStyle w:val="ae"/>
@@ -1563,7 +1749,7 @@
           <w:szCs w:val="28"/>
         </w:rPr>
       </w:pPr>
-      <w:hyperlink r:id="rId21" w:history="1">
+      <w:hyperlink r:id="rId25" w:history="1">
         <w:r>
           <w:rPr>
             <w:rStyle w:val="ae"/>
@@ -1593,7 +1779,7 @@
         </w:rPr>
         <w:t>競賽須知：</w:t>
       </w:r>
-      <w:hyperlink r:id="rId22" w:history="1">
+      <w:hyperlink r:id="rId26" w:history="1">
         <w:r>
           <w:rPr>
             <w:rStyle w:val="ae"/>
@@ -1856,7 +2042,7 @@
           <w:szCs w:val="28"/>
         </w:rPr>
       </w:pPr>
-      <w:hyperlink r:id="rId23" w:history="1">
+      <w:hyperlink r:id="rId27" w:history="1">
         <w:r>
           <w:rPr>
             <w:rStyle w:val="ae"/>
@@ -1969,7 +2155,7 @@
           <w:szCs w:val="28"/>
         </w:rPr>
       </w:pPr>
-      <w:hyperlink r:id="rId24" w:history="1">
+      <w:hyperlink r:id="rId28" w:history="1">
         <w:r>
           <w:rPr>
             <w:rStyle w:val="ae"/>
@@ -2811,7 +2997,6 @@
   <w:style w:type="character" w:default="1" w:styleId="a0">
     <w:name w:val="Default Paragraph Font"/>
     <w:uiPriority w:val="1"/>
-    <w:semiHidden/>
     <w:unhideWhenUsed/>
   </w:style>
   <w:style w:type="table" w:default="1" w:styleId="a1">

--- a/文件/042-可參加的相關競賽.docx
+++ b/文件/042-可參加的相關競賽.docx
@@ -308,14 +308,14 @@
     <w:p>
       <w:pPr>
         <w:rPr>
-          <w:color w:val="4EA72E" w:themeColor="accent6"/>
+          <w:color w:val="BF4E14" w:themeColor="accent2" w:themeShade="BF"/>
         </w:rPr>
       </w:pPr>
       <w:bookmarkStart w:id="1" w:name="_Hlk206790982"/>
       <w:r>
         <w:rPr>
           <w:rFonts w:hint="eastAsia"/>
-          <w:color w:val="4EA72E" w:themeColor="accent6"/>
+          <w:color w:val="BF4E14" w:themeColor="accent2" w:themeShade="BF"/>
         </w:rPr>
         <w:t>總統盃黑客松</w:t>
       </w:r>
@@ -324,13 +324,13 @@
     <w:p>
       <w:pPr>
         <w:rPr>
-          <w:color w:val="4EA72E" w:themeColor="accent6"/>
-        </w:rPr>
-      </w:pPr>
-      <w:r>
-        <w:rPr>
-          <w:rFonts w:hint="eastAsia"/>
-          <w:color w:val="4EA72E" w:themeColor="accent6"/>
+          <w:color w:val="BF4E14" w:themeColor="accent2" w:themeShade="BF"/>
+        </w:rPr>
+      </w:pPr>
+      <w:r>
+        <w:rPr>
+          <w:rFonts w:hint="eastAsia"/>
+          <w:color w:val="BF4E14" w:themeColor="accent2" w:themeShade="BF"/>
         </w:rPr>
         <w:t>(</w:t>
       </w:r>
@@ -339,7 +339,7 @@
           <w:rFonts w:hint="eastAsia"/>
           <w:b/>
           <w:bCs/>
-          <w:color w:val="4EA72E" w:themeColor="accent6"/>
+          <w:color w:val="BF4E14" w:themeColor="accent2" w:themeShade="BF"/>
         </w:rPr>
         <w:t>數位賦能</w:t>
       </w:r>
@@ -348,7 +348,7 @@
           <w:rFonts w:hint="eastAsia"/>
           <w:b/>
           <w:bCs/>
-          <w:color w:val="4EA72E" w:themeColor="accent6"/>
+          <w:color w:val="BF4E14" w:themeColor="accent2" w:themeShade="BF"/>
         </w:rPr>
         <w:t>)</w:t>
       </w:r>
@@ -356,14 +356,14 @@
     <w:p>
       <w:pPr>
         <w:rPr>
-          <w:color w:val="4EA72E" w:themeColor="accent6"/>
+          <w:color w:val="BF4E14" w:themeColor="accent2" w:themeShade="BF"/>
         </w:rPr>
       </w:pPr>
       <w:hyperlink r:id="rId10" w:history="1">
         <w:r>
           <w:rPr>
             <w:rStyle w:val="ae"/>
-            <w:color w:val="4EA72E" w:themeColor="accent6"/>
+            <w:color w:val="BF4E14" w:themeColor="accent2" w:themeShade="BF"/>
           </w:rPr>
           <w:t>https://presidential-hackathon.taiwan.gov.tw/</w:t>
         </w:r>
@@ -372,34 +372,34 @@
     <w:p>
       <w:pPr>
         <w:rPr>
-          <w:color w:val="4EA72E" w:themeColor="accent6"/>
-        </w:rPr>
-      </w:pPr>
-      <w:r>
-        <w:rPr>
-          <w:rFonts w:hint="eastAsia"/>
-          <w:color w:val="4EA72E" w:themeColor="accent6"/>
+          <w:color w:val="BF4E14" w:themeColor="accent2" w:themeShade="BF"/>
+        </w:rPr>
+      </w:pPr>
+      <w:r>
+        <w:rPr>
+          <w:rFonts w:hint="eastAsia"/>
+          <w:color w:val="BF4E14" w:themeColor="accent2" w:themeShade="BF"/>
         </w:rPr>
         <w:t xml:space="preserve">~9/1 </w:t>
       </w:r>
       <w:r>
         <w:rPr>
           <w:rFonts w:hint="eastAsia"/>
-          <w:color w:val="4EA72E" w:themeColor="accent6"/>
+          <w:color w:val="BF4E14" w:themeColor="accent2" w:themeShade="BF"/>
         </w:rPr>
         <w:t>下午</w:t>
       </w:r>
       <w:r>
         <w:rPr>
           <w:rFonts w:hint="eastAsia"/>
-          <w:color w:val="4EA72E" w:themeColor="accent6"/>
+          <w:color w:val="BF4E14" w:themeColor="accent2" w:themeShade="BF"/>
         </w:rPr>
         <w:t>17</w:t>
       </w:r>
       <w:r>
         <w:rPr>
           <w:rFonts w:hint="eastAsia"/>
-          <w:color w:val="4EA72E" w:themeColor="accent6"/>
+          <w:color w:val="BF4E14" w:themeColor="accent2" w:themeShade="BF"/>
         </w:rPr>
         <w:t>點前</w:t>
       </w:r>
@@ -535,7 +535,6 @@
     <w:p>
       <w:pPr>
         <w:rPr>
-          <w:rFonts w:hint="eastAsia"/>
           <w:sz w:val="28"/>
           <w:szCs w:val="28"/>
         </w:rPr>
@@ -594,7 +593,6 @@
     <w:p>
       <w:pPr>
         <w:rPr>
-          <w:rFonts w:hint="eastAsia"/>
           <w:sz w:val="28"/>
           <w:szCs w:val="28"/>
         </w:rPr>
@@ -619,7 +617,6 @@
     <w:p>
       <w:pPr>
         <w:rPr>
-          <w:rFonts w:hint="eastAsia"/>
           <w:sz w:val="28"/>
           <w:szCs w:val="28"/>
         </w:rPr>
@@ -1087,7 +1084,6 @@
     <w:p>
       <w:pPr>
         <w:rPr>
-          <w:rFonts w:hint="eastAsia"/>
           <w:sz w:val="28"/>
           <w:szCs w:val="28"/>
         </w:rPr>
@@ -2997,6 +2993,7 @@
   <w:style w:type="character" w:default="1" w:styleId="a0">
     <w:name w:val="Default Paragraph Font"/>
     <w:uiPriority w:val="1"/>
+    <w:semiHidden/>
     <w:unhideWhenUsed/>
   </w:style>
   <w:style w:type="table" w:default="1" w:styleId="a1">

--- a/文件/042-可參加的相關競賽.docx
+++ b/文件/042-可參加的相關競賽.docx
@@ -407,36 +407,36 @@
     <w:p>
       <w:pPr>
         <w:rPr>
-          <w:color w:val="4EA72E" w:themeColor="accent6"/>
-          <w:sz w:val="28"/>
-          <w:szCs w:val="28"/>
-        </w:rPr>
-      </w:pPr>
-    </w:p>
-    <w:p>
-      <w:pPr>
-        <w:rPr>
-          <w:color w:val="4EA72E" w:themeColor="accent6"/>
-        </w:rPr>
-      </w:pPr>
-      <w:r>
-        <w:rPr>
-          <w:rFonts w:hint="eastAsia"/>
-          <w:color w:val="4EA72E" w:themeColor="accent6"/>
+          <w:color w:val="00B050"/>
+          <w:sz w:val="28"/>
+          <w:szCs w:val="28"/>
+        </w:rPr>
+      </w:pPr>
+    </w:p>
+    <w:p>
+      <w:pPr>
+        <w:rPr>
+          <w:color w:val="00B050"/>
+        </w:rPr>
+      </w:pPr>
+      <w:r>
+        <w:rPr>
+          <w:rFonts w:hint="eastAsia"/>
+          <w:color w:val="00B050"/>
         </w:rPr>
         <w:t>崑山科技大學</w:t>
       </w:r>
       <w:r>
         <w:rPr>
           <w:rFonts w:hint="eastAsia"/>
-          <w:color w:val="4EA72E" w:themeColor="accent6"/>
+          <w:color w:val="00B050"/>
         </w:rPr>
         <w:t>2025</w:t>
       </w:r>
       <w:r>
         <w:rPr>
           <w:rFonts w:hint="eastAsia"/>
-          <w:color w:val="4EA72E" w:themeColor="accent6"/>
+          <w:color w:val="00B050"/>
         </w:rPr>
         <w:t>智慧生活創業競賽</w:t>
       </w:r>
@@ -444,14 +444,14 @@
     <w:p>
       <w:pPr>
         <w:rPr>
-          <w:color w:val="4EA72E" w:themeColor="accent6"/>
+          <w:color w:val="00B050"/>
         </w:rPr>
       </w:pPr>
       <w:hyperlink r:id="rId11" w:history="1">
         <w:r>
           <w:rPr>
             <w:rStyle w:val="ae"/>
-            <w:color w:val="4EA72E" w:themeColor="accent6"/>
+            <w:color w:val="00B050"/>
           </w:rPr>
           <w:t>https://web.ksu.edu.tw/DARDIIC/page/61382</w:t>
         </w:r>
@@ -460,20 +460,20 @@
     <w:p>
       <w:pPr>
         <w:rPr>
-          <w:color w:val="4EA72E" w:themeColor="accent6"/>
-        </w:rPr>
-      </w:pPr>
-      <w:r>
-        <w:rPr>
-          <w:rFonts w:hint="eastAsia"/>
-          <w:color w:val="4EA72E" w:themeColor="accent6"/>
+          <w:color w:val="00B050"/>
+        </w:rPr>
+      </w:pPr>
+      <w:r>
+        <w:rPr>
+          <w:rFonts w:hint="eastAsia"/>
+          <w:color w:val="00B050"/>
         </w:rPr>
         <w:t>報名日期</w:t>
       </w:r>
       <w:r>
         <w:rPr>
           <w:rFonts w:hint="eastAsia"/>
-          <w:color w:val="4EA72E" w:themeColor="accent6"/>
+          <w:color w:val="00B050"/>
         </w:rPr>
         <w:t>~9/17</w:t>
       </w:r>
@@ -481,45 +481,66 @@
     <w:p>
       <w:pPr>
         <w:rPr>
-          <w:sz w:val="28"/>
-          <w:szCs w:val="28"/>
-        </w:rPr>
-      </w:pPr>
-    </w:p>
-    <w:p>
-      <w:r>
-        <w:rPr>
-          <w:rFonts w:hint="eastAsia"/>
+          <w:color w:val="00B050"/>
+          <w:sz w:val="28"/>
+          <w:szCs w:val="28"/>
+        </w:rPr>
+      </w:pPr>
+    </w:p>
+    <w:p>
+      <w:pPr>
+        <w:rPr>
+          <w:color w:val="00B050"/>
+        </w:rPr>
+      </w:pPr>
+      <w:r>
+        <w:rPr>
+          <w:rFonts w:hint="eastAsia"/>
+          <w:color w:val="00B050"/>
         </w:rPr>
         <w:t xml:space="preserve">2025 </w:t>
       </w:r>
       <w:r>
         <w:rPr>
           <w:rFonts w:hint="eastAsia"/>
+          <w:color w:val="00B050"/>
         </w:rPr>
         <w:t>年第一屆雙福三創盃競賽</w:t>
       </w:r>
     </w:p>
     <w:p>
+      <w:pPr>
+        <w:rPr>
+          <w:color w:val="00B050"/>
+        </w:rPr>
+      </w:pPr>
       <w:hyperlink r:id="rId12" w:history="1">
         <w:r>
           <w:rPr>
             <w:rStyle w:val="ae"/>
+            <w:color w:val="00B050"/>
           </w:rPr>
           <w:t>https://www.bic.ntust.edu.tw/11026/2025-%E5%B9%B4%E7%AC%AC%E4%B8%80%E5%B1%86%E9%9B%99%E7%A6%8F%E4%B8%89%E5%89%B5%E7%9B%83%E7%AB%B6%E8%B3%BD%E9%96%8B%E8%B7%91%E5%9B%89</w:t>
         </w:r>
       </w:hyperlink>
     </w:p>
     <w:p>
-      <w:r>
-        <w:rPr>
-          <w:rFonts w:hint="eastAsia"/>
+      <w:pPr>
+        <w:rPr>
+          <w:color w:val="00B050"/>
+        </w:rPr>
+      </w:pPr>
+      <w:r>
+        <w:rPr>
+          <w:rFonts w:hint="eastAsia"/>
+          <w:color w:val="00B050"/>
         </w:rPr>
         <w:t>~9/19</w:t>
       </w:r>
       <w:r>
         <w:rPr>
           <w:rFonts w:hint="eastAsia"/>
+          <w:color w:val="00B050"/>
         </w:rPr>
         <w:t>前</w:t>
       </w:r>
@@ -1166,6 +1187,82 @@
           <w:szCs w:val="28"/>
         </w:rPr>
       </w:pPr>
+    </w:p>
+    <w:p>
+      <w:pPr>
+        <w:rPr>
+          <w:rFonts w:hint="eastAsia"/>
+          <w:sz w:val="28"/>
+          <w:szCs w:val="28"/>
+        </w:rPr>
+      </w:pPr>
+      <w:r>
+        <w:rPr>
+          <w:rFonts w:hint="eastAsia"/>
+          <w:sz w:val="28"/>
+          <w:szCs w:val="28"/>
+        </w:rPr>
+        <w:t>2025</w:t>
+      </w:r>
+      <w:r>
+        <w:rPr>
+          <w:rFonts w:hint="eastAsia"/>
+          <w:sz w:val="28"/>
+          <w:szCs w:val="28"/>
+        </w:rPr>
+        <w:t>中正大學國際創新創業競賽</w:t>
+      </w:r>
+    </w:p>
+    <w:p>
+      <w:pPr>
+        <w:rPr>
+          <w:sz w:val="28"/>
+          <w:szCs w:val="28"/>
+        </w:rPr>
+      </w:pPr>
+      <w:hyperlink r:id="rId20" w:history="1">
+        <w:r>
+          <w:rPr>
+            <w:rStyle w:val="ae"/>
+            <w:sz w:val="28"/>
+            <w:szCs w:val="28"/>
+          </w:rPr>
+          <w:t>https://startupland.ccu.edu.tw/p/405-1249-77303,c3077.php?Lang=zh-tw</w:t>
+        </w:r>
+      </w:hyperlink>
+    </w:p>
+    <w:p>
+      <w:pPr>
+        <w:rPr>
+          <w:rFonts w:hint="eastAsia"/>
+          <w:sz w:val="28"/>
+          <w:szCs w:val="28"/>
+        </w:rPr>
+      </w:pPr>
+      <w:r>
+        <w:rPr>
+          <w:rFonts w:hint="eastAsia"/>
+          <w:sz w:val="28"/>
+          <w:szCs w:val="28"/>
+        </w:rPr>
+        <w:t>報名截止至</w:t>
+      </w:r>
+      <w:r>
+        <w:rPr>
+          <w:rFonts w:hint="eastAsia"/>
+          <w:sz w:val="28"/>
+          <w:szCs w:val="28"/>
+        </w:rPr>
+        <w:t>10/17</w:t>
+      </w:r>
+    </w:p>
+    <w:p>
+      <w:pPr>
+        <w:rPr>
+          <w:sz w:val="28"/>
+          <w:szCs w:val="28"/>
+        </w:rPr>
+      </w:pPr>
       <w:r>
         <w:rPr>
           <w:noProof/>
@@ -1190,7 +1287,7 @@
                 <wp:cNvGraphicFramePr/>
                 <a:graphic xmlns:a="http://schemas.openxmlformats.org/drawingml/2006/main">
                   <a:graphicData uri="http://schemas.microsoft.com/office/word/2010/wordprocessingInk">
-                    <w14:contentPart bwMode="auto" r:id="rId20">
+                    <w14:contentPart bwMode="auto" r:id="rId21">
                       <w14:nvContentPartPr>
                         <w14:cNvContentPartPr/>
                       </w14:nvContentPartPr>
@@ -1227,7 +1324,7 @@
                         <pic:cNvPicPr/>
                       </pic:nvPicPr>
                       <pic:blipFill>
-                        <a:blip r:embed="rId21"/>
+                        <a:blip r:embed="rId22"/>
                         <a:stretch>
                           <a:fillRect/>
                         </a:stretch>
@@ -1275,13 +1372,23 @@
       </w:r>
     </w:p>
     <w:p>
-      <w:pPr>
-        <w:rPr>
-          <w:sz w:val="28"/>
-          <w:szCs w:val="28"/>
-        </w:rPr>
-      </w:pPr>
-      <w:hyperlink r:id="rId22" w:history="1">
+      <w:hyperlink r:id="rId23" w:history="1">
+        <w:r>
+          <w:rPr>
+            <w:rStyle w:val="ae"/>
+          </w:rPr>
+          <w:t>https://eedept.ncue.edu.tw/innovation2025/join.html</w:t>
+        </w:r>
+      </w:hyperlink>
+    </w:p>
+    <w:p>
+      <w:pPr>
+        <w:rPr>
+          <w:sz w:val="28"/>
+          <w:szCs w:val="28"/>
+        </w:rPr>
+      </w:pPr>
+      <w:hyperlink r:id="rId24" w:history="1">
         <w:r>
           <w:rPr>
             <w:rStyle w:val="ae"/>
@@ -1305,6 +1412,7 @@
           <w:sz w:val="28"/>
           <w:szCs w:val="28"/>
         </w:rPr>
+        <w:lastRenderedPageBreak/>
         <w:t>創新實作主題分成四組：</w:t>
       </w:r>
     </w:p>
@@ -1479,8 +1587,13 @@
         <w:t>2025-09-01至 2025-10-23 23：59</w:t>
       </w:r>
     </w:p>
-    <w:p/>
-    <w:p/>
+    <w:p>
+      <w:pPr>
+        <w:rPr>
+          <w:rFonts w:hint="eastAsia"/>
+        </w:rPr>
+      </w:pPr>
+    </w:p>
     <w:p>
       <w:r>
         <w:rPr>
@@ -1496,7 +1609,7 @@
       </w:r>
     </w:p>
     <w:p>
-      <w:hyperlink r:id="rId23" w:history="1">
+      <w:hyperlink r:id="rId25" w:history="1">
         <w:r>
           <w:rPr>
             <w:rStyle w:val="ae"/>
@@ -1553,7 +1666,7 @@
           <w:szCs w:val="28"/>
         </w:rPr>
       </w:pPr>
-      <w:hyperlink r:id="rId24" w:history="1">
+      <w:hyperlink r:id="rId26" w:history="1">
         <w:r>
           <w:rPr>
             <w:rStyle w:val="ae"/>
@@ -1745,7 +1858,7 @@
           <w:szCs w:val="28"/>
         </w:rPr>
       </w:pPr>
-      <w:hyperlink r:id="rId25" w:history="1">
+      <w:hyperlink r:id="rId27" w:history="1">
         <w:r>
           <w:rPr>
             <w:rStyle w:val="ae"/>
@@ -1775,7 +1888,7 @@
         </w:rPr>
         <w:t>競賽須知：</w:t>
       </w:r>
-      <w:hyperlink r:id="rId26" w:history="1">
+      <w:hyperlink r:id="rId28" w:history="1">
         <w:r>
           <w:rPr>
             <w:rStyle w:val="ae"/>
@@ -2038,7 +2151,7 @@
           <w:szCs w:val="28"/>
         </w:rPr>
       </w:pPr>
-      <w:hyperlink r:id="rId27" w:history="1">
+      <w:hyperlink r:id="rId29" w:history="1">
         <w:r>
           <w:rPr>
             <w:rStyle w:val="ae"/>
@@ -2151,7 +2264,7 @@
           <w:szCs w:val="28"/>
         </w:rPr>
       </w:pPr>
-      <w:hyperlink r:id="rId28" w:history="1">
+      <w:hyperlink r:id="rId30" w:history="1">
         <w:r>
           <w:rPr>
             <w:rStyle w:val="ae"/>
@@ -2993,7 +3106,6 @@
   <w:style w:type="character" w:default="1" w:styleId="a0">
     <w:name w:val="Default Paragraph Font"/>
     <w:uiPriority w:val="1"/>
-    <w:semiHidden/>
     <w:unhideWhenUsed/>
   </w:style>
   <w:style w:type="table" w:default="1" w:styleId="a1">

--- a/文件/042-可參加的相關競賽.docx
+++ b/文件/042-可參加的相關競賽.docx
@@ -416,27 +416,27 @@
     <w:p>
       <w:pPr>
         <w:rPr>
-          <w:color w:val="00B050"/>
-        </w:rPr>
-      </w:pPr>
-      <w:r>
-        <w:rPr>
-          <w:rFonts w:hint="eastAsia"/>
-          <w:color w:val="00B050"/>
+          <w:color w:val="BF4E14" w:themeColor="accent2" w:themeShade="BF"/>
+        </w:rPr>
+      </w:pPr>
+      <w:r>
+        <w:rPr>
+          <w:rFonts w:hint="eastAsia"/>
+          <w:color w:val="BF4E14" w:themeColor="accent2" w:themeShade="BF"/>
         </w:rPr>
         <w:t>崑山科技大學</w:t>
       </w:r>
       <w:r>
         <w:rPr>
           <w:rFonts w:hint="eastAsia"/>
-          <w:color w:val="00B050"/>
+          <w:color w:val="BF4E14" w:themeColor="accent2" w:themeShade="BF"/>
         </w:rPr>
         <w:t>2025</w:t>
       </w:r>
       <w:r>
         <w:rPr>
           <w:rFonts w:hint="eastAsia"/>
-          <w:color w:val="00B050"/>
+          <w:color w:val="BF4E14" w:themeColor="accent2" w:themeShade="BF"/>
         </w:rPr>
         <w:t>智慧生活創業競賽</w:t>
       </w:r>
@@ -444,14 +444,14 @@
     <w:p>
       <w:pPr>
         <w:rPr>
-          <w:color w:val="00B050"/>
+          <w:color w:val="BF4E14" w:themeColor="accent2" w:themeShade="BF"/>
         </w:rPr>
       </w:pPr>
       <w:hyperlink r:id="rId11" w:history="1">
         <w:r>
           <w:rPr>
             <w:rStyle w:val="ae"/>
-            <w:color w:val="00B050"/>
+            <w:color w:val="BF4E14" w:themeColor="accent2" w:themeShade="BF"/>
           </w:rPr>
           <w:t>https://web.ksu.edu.tw/DARDIIC/page/61382</w:t>
         </w:r>
@@ -460,20 +460,20 @@
     <w:p>
       <w:pPr>
         <w:rPr>
-          <w:color w:val="00B050"/>
-        </w:rPr>
-      </w:pPr>
-      <w:r>
-        <w:rPr>
-          <w:rFonts w:hint="eastAsia"/>
-          <w:color w:val="00B050"/>
+          <w:color w:val="BF4E14" w:themeColor="accent2" w:themeShade="BF"/>
+        </w:rPr>
+      </w:pPr>
+      <w:r>
+        <w:rPr>
+          <w:rFonts w:hint="eastAsia"/>
+          <w:color w:val="BF4E14" w:themeColor="accent2" w:themeShade="BF"/>
         </w:rPr>
         <w:t>報名日期</w:t>
       </w:r>
       <w:r>
         <w:rPr>
           <w:rFonts w:hint="eastAsia"/>
-          <w:color w:val="00B050"/>
+          <w:color w:val="BF4E14" w:themeColor="accent2" w:themeShade="BF"/>
         </w:rPr>
         <w:t>~9/17</w:t>
       </w:r>
@@ -591,7 +591,23 @@
             <w:sz w:val="28"/>
             <w:szCs w:val="28"/>
           </w:rPr>
-          <w:t>中華電信智慧創新應用大賽暨</w:t>
+          <w:t>中華電信智慧創新應用</w:t>
+        </w:r>
+        <w:r>
+          <w:rPr>
+            <w:rStyle w:val="ae"/>
+            <w:sz w:val="28"/>
+            <w:szCs w:val="28"/>
+          </w:rPr>
+          <w:t>大</w:t>
+        </w:r>
+        <w:r>
+          <w:rPr>
+            <w:rStyle w:val="ae"/>
+            <w:sz w:val="28"/>
+            <w:szCs w:val="28"/>
+          </w:rPr>
+          <w:t>賽暨</w:t>
         </w:r>
         <w:r>
           <w:rPr>
@@ -669,7 +685,19 @@
           <w:rPr>
             <w:rStyle w:val="ae"/>
           </w:rPr>
-          <w:t>https://bhuntr.com/tw/competitions/f6dy1hdqnxb4ajcipq</w:t>
+          <w:t>https://bhuntr.com/tw/competiti</w:t>
+        </w:r>
+        <w:r>
+          <w:rPr>
+            <w:rStyle w:val="ae"/>
+          </w:rPr>
+          <w:t>o</w:t>
+        </w:r>
+        <w:r>
+          <w:rPr>
+            <w:rStyle w:val="ae"/>
+          </w:rPr>
+          <w:t>ns/f6dy1hdqnxb4ajcipq</w:t>
         </w:r>
       </w:hyperlink>
     </w:p>
@@ -1191,7 +1219,6 @@
     <w:p>
       <w:pPr>
         <w:rPr>
-          <w:rFonts w:hint="eastAsia"/>
           <w:sz w:val="28"/>
           <w:szCs w:val="28"/>
         </w:rPr>
@@ -1234,7 +1261,6 @@
     <w:p>
       <w:pPr>
         <w:rPr>
-          <w:rFonts w:hint="eastAsia"/>
           <w:sz w:val="28"/>
           <w:szCs w:val="28"/>
         </w:rPr>
@@ -1587,13 +1613,7 @@
         <w:t>2025-09-01至 2025-10-23 23：59</w:t>
       </w:r>
     </w:p>
-    <w:p>
-      <w:pPr>
-        <w:rPr>
-          <w:rFonts w:hint="eastAsia"/>
-        </w:rPr>
-      </w:pPr>
-    </w:p>
+    <w:p/>
     <w:p>
       <w:r>
         <w:rPr>
@@ -3106,6 +3126,7 @@
   <w:style w:type="character" w:default="1" w:styleId="a0">
     <w:name w:val="Default Paragraph Font"/>
     <w:uiPriority w:val="1"/>
+    <w:semiHidden/>
     <w:unhideWhenUsed/>
   </w:style>
   <w:style w:type="table" w:default="1" w:styleId="a1">

--- a/文件/042-可參加的相關競賽.docx
+++ b/文件/042-可參加的相關競賽.docx
@@ -490,20 +490,20 @@
     <w:p>
       <w:pPr>
         <w:rPr>
-          <w:color w:val="00B050"/>
-        </w:rPr>
-      </w:pPr>
-      <w:r>
-        <w:rPr>
-          <w:rFonts w:hint="eastAsia"/>
-          <w:color w:val="00B050"/>
+          <w:color w:val="BF4E14" w:themeColor="accent2" w:themeShade="BF"/>
+        </w:rPr>
+      </w:pPr>
+      <w:r>
+        <w:rPr>
+          <w:rFonts w:hint="eastAsia"/>
+          <w:color w:val="BF4E14" w:themeColor="accent2" w:themeShade="BF"/>
         </w:rPr>
         <w:t xml:space="preserve">2025 </w:t>
       </w:r>
       <w:r>
         <w:rPr>
           <w:rFonts w:hint="eastAsia"/>
-          <w:color w:val="00B050"/>
+          <w:color w:val="BF4E14" w:themeColor="accent2" w:themeShade="BF"/>
         </w:rPr>
         <w:t>年第一屆雙福三創盃競賽</w:t>
       </w:r>
@@ -511,14 +511,14 @@
     <w:p>
       <w:pPr>
         <w:rPr>
-          <w:color w:val="00B050"/>
+          <w:color w:val="BF4E14" w:themeColor="accent2" w:themeShade="BF"/>
         </w:rPr>
       </w:pPr>
       <w:hyperlink r:id="rId12" w:history="1">
         <w:r>
           <w:rPr>
             <w:rStyle w:val="ae"/>
-            <w:color w:val="00B050"/>
+            <w:color w:val="BF4E14" w:themeColor="accent2" w:themeShade="BF"/>
           </w:rPr>
           <w:t>https://www.bic.ntust.edu.tw/11026/2025-%E5%B9%B4%E7%AC%AC%E4%B8%80%E5%B1%86%E9%9B%99%E7%A6%8F%E4%B8%89%E5%89%B5%E7%9B%83%E7%AB%B6%E8%B3%BD%E9%96%8B%E8%B7%91%E5%9B%89</w:t>
         </w:r>
@@ -527,20 +527,20 @@
     <w:p>
       <w:pPr>
         <w:rPr>
-          <w:color w:val="00B050"/>
-        </w:rPr>
-      </w:pPr>
-      <w:r>
-        <w:rPr>
-          <w:rFonts w:hint="eastAsia"/>
-          <w:color w:val="00B050"/>
+          <w:color w:val="BF4E14" w:themeColor="accent2" w:themeShade="BF"/>
+        </w:rPr>
+      </w:pPr>
+      <w:r>
+        <w:rPr>
+          <w:rFonts w:hint="eastAsia"/>
+          <w:color w:val="BF4E14" w:themeColor="accent2" w:themeShade="BF"/>
         </w:rPr>
         <w:t>~9/19</w:t>
       </w:r>
       <w:r>
         <w:rPr>
           <w:rFonts w:hint="eastAsia"/>
-          <w:color w:val="00B050"/>
+          <w:color w:val="BF4E14" w:themeColor="accent2" w:themeShade="BF"/>
         </w:rPr>
         <w:t>前</w:t>
       </w:r>
@@ -591,23 +591,7 @@
             <w:sz w:val="28"/>
             <w:szCs w:val="28"/>
           </w:rPr>
-          <w:t>中華電信智慧創新應用</w:t>
-        </w:r>
-        <w:r>
-          <w:rPr>
-            <w:rStyle w:val="ae"/>
-            <w:sz w:val="28"/>
-            <w:szCs w:val="28"/>
-          </w:rPr>
-          <w:t>大</w:t>
-        </w:r>
-        <w:r>
-          <w:rPr>
-            <w:rStyle w:val="ae"/>
-            <w:sz w:val="28"/>
-            <w:szCs w:val="28"/>
-          </w:rPr>
-          <w:t>賽暨</w:t>
+          <w:t>中華電信智慧創新應用大賽暨</w:t>
         </w:r>
         <w:r>
           <w:rPr>
@@ -660,67 +644,91 @@
       </w:pPr>
     </w:p>
     <w:p>
-      <w:r>
-        <w:rPr>
-          <w:rFonts w:hint="eastAsia"/>
-        </w:rPr>
-        <w:t>國南護「</w:t>
-      </w:r>
-      <w:r>
-        <w:rPr>
-          <w:rFonts w:hint="eastAsia"/>
+      <w:pPr>
+        <w:rPr>
+          <w:strike/>
+        </w:rPr>
+      </w:pPr>
+      <w:proofErr w:type="gramStart"/>
+      <w:r>
+        <w:rPr>
+          <w:rFonts w:hint="eastAsia"/>
+          <w:strike/>
+        </w:rPr>
+        <w:t>國南護</w:t>
+      </w:r>
+      <w:proofErr w:type="gramEnd"/>
+      <w:r>
+        <w:rPr>
+          <w:rFonts w:hint="eastAsia"/>
+          <w:strike/>
+        </w:rPr>
+        <w:t>「</w:t>
+      </w:r>
+      <w:r>
+        <w:rPr>
+          <w:rFonts w:hint="eastAsia"/>
+          <w:strike/>
         </w:rPr>
         <w:t xml:space="preserve">2025 NTIN-start </w:t>
       </w:r>
       <w:r>
         <w:rPr>
           <w:rFonts w:hint="eastAsia"/>
+          <w:strike/>
         </w:rPr>
         <w:t>三創競賽」</w:t>
       </w:r>
     </w:p>
     <w:p>
+      <w:pPr>
+        <w:rPr>
+          <w:strike/>
+        </w:rPr>
+      </w:pPr>
       <w:hyperlink r:id="rId14" w:history="1">
         <w:r>
           <w:rPr>
             <w:rStyle w:val="ae"/>
+            <w:strike/>
           </w:rPr>
-          <w:t>https://bhuntr.com/tw/competiti</w:t>
-        </w:r>
-        <w:r>
-          <w:rPr>
-            <w:rStyle w:val="ae"/>
-          </w:rPr>
-          <w:t>o</w:t>
-        </w:r>
-        <w:r>
-          <w:rPr>
-            <w:rStyle w:val="ae"/>
-          </w:rPr>
-          <w:t>ns/f6dy1hdqnxb4ajcipq</w:t>
+          <w:t>https://bhuntr.com/tw/competitions/f6dy1hdqnxb4ajcipq</w:t>
         </w:r>
       </w:hyperlink>
     </w:p>
     <w:p>
+      <w:pPr>
+        <w:rPr>
+          <w:strike/>
+        </w:rPr>
+      </w:pPr>
       <w:hyperlink r:id="rId15" w:history="1">
         <w:r>
           <w:rPr>
             <w:rStyle w:val="ae"/>
+            <w:strike/>
           </w:rPr>
           <w:t>https://docs.google.com/forms/d/e/1FAIpQLSdCrGCJJzWptkYVkjlIi5bRkIqUyTkkMv02pJr7JxpeqG6JrA/viewform</w:t>
         </w:r>
       </w:hyperlink>
     </w:p>
     <w:p>
-      <w:r>
-        <w:rPr>
-          <w:rFonts w:hint="eastAsia"/>
+      <w:pPr>
+        <w:rPr>
+          <w:strike/>
+        </w:rPr>
+      </w:pPr>
+      <w:r>
+        <w:rPr>
+          <w:rFonts w:hint="eastAsia"/>
+          <w:strike/>
         </w:rPr>
         <w:t>9/26</w:t>
       </w:r>
       <w:r>
         <w:rPr>
           <w:rFonts w:hint="eastAsia"/>
+          <w:strike/>
         </w:rPr>
         <w:t>之前</w:t>
       </w:r>
@@ -786,7 +794,23 @@
             <w:sz w:val="28"/>
             <w:szCs w:val="28"/>
           </w:rPr>
-          <w:t>https://www.youtube.com/watch?v=63NhVbj_ZqU&amp;t=3s</w:t>
+          <w:t>https://www.youtube.com/watch?v=63NhVbj_Zq</w:t>
+        </w:r>
+        <w:r>
+          <w:rPr>
+            <w:rStyle w:val="ae"/>
+            <w:sz w:val="28"/>
+            <w:szCs w:val="28"/>
+          </w:rPr>
+          <w:t>U</w:t>
+        </w:r>
+        <w:r>
+          <w:rPr>
+            <w:rStyle w:val="ae"/>
+            <w:sz w:val="28"/>
+            <w:szCs w:val="28"/>
+          </w:rPr>
+          <w:t>&amp;t=3s</w:t>
         </w:r>
       </w:hyperlink>
     </w:p>

--- a/文件/042-可參加的相關競賽.docx
+++ b/文件/042-可參加的相關競賽.docx
@@ -556,13 +556,15 @@
     <w:p>
       <w:pPr>
         <w:rPr>
-          <w:sz w:val="28"/>
-          <w:szCs w:val="28"/>
-        </w:rPr>
-      </w:pPr>
-      <w:r>
-        <w:rPr>
-          <w:rFonts w:hint="eastAsia"/>
+          <w:color w:val="747474" w:themeColor="background2" w:themeShade="80"/>
+          <w:sz w:val="28"/>
+          <w:szCs w:val="28"/>
+        </w:rPr>
+      </w:pPr>
+      <w:r>
+        <w:rPr>
+          <w:rFonts w:hint="eastAsia"/>
+          <w:color w:val="747474" w:themeColor="background2" w:themeShade="80"/>
           <w:sz w:val="28"/>
           <w:szCs w:val="28"/>
         </w:rPr>
@@ -572,6 +574,7 @@
     <w:p>
       <w:pPr>
         <w:rPr>
+          <w:color w:val="747474" w:themeColor="background2" w:themeShade="80"/>
           <w:sz w:val="28"/>
           <w:szCs w:val="28"/>
         </w:rPr>
@@ -580,6 +583,7 @@
         <w:r>
           <w:rPr>
             <w:rStyle w:val="ae"/>
+            <w:color w:val="747474" w:themeColor="background2" w:themeShade="80"/>
             <w:sz w:val="28"/>
             <w:szCs w:val="28"/>
           </w:rPr>
@@ -588,6 +592,7 @@
         <w:r>
           <w:rPr>
             <w:rStyle w:val="ae"/>
+            <w:color w:val="747474" w:themeColor="background2" w:themeShade="80"/>
             <w:sz w:val="28"/>
             <w:szCs w:val="28"/>
           </w:rPr>
@@ -596,6 +601,7 @@
         <w:r>
           <w:rPr>
             <w:rStyle w:val="ae"/>
+            <w:color w:val="747474" w:themeColor="background2" w:themeShade="80"/>
             <w:sz w:val="28"/>
             <w:szCs w:val="28"/>
           </w:rPr>
@@ -604,6 +610,7 @@
         <w:r>
           <w:rPr>
             <w:rStyle w:val="ae"/>
+            <w:color w:val="747474" w:themeColor="background2" w:themeShade="80"/>
             <w:sz w:val="28"/>
             <w:szCs w:val="28"/>
           </w:rPr>
@@ -614,13 +621,15 @@
     <w:p>
       <w:pPr>
         <w:rPr>
-          <w:sz w:val="28"/>
-          <w:szCs w:val="28"/>
-        </w:rPr>
-      </w:pPr>
-      <w:r>
-        <w:rPr>
-          <w:rFonts w:hint="eastAsia"/>
+          <w:color w:val="747474" w:themeColor="background2" w:themeShade="80"/>
+          <w:sz w:val="28"/>
+          <w:szCs w:val="28"/>
+        </w:rPr>
+      </w:pPr>
+      <w:r>
+        <w:rPr>
+          <w:rFonts w:hint="eastAsia"/>
+          <w:color w:val="747474" w:themeColor="background2" w:themeShade="80"/>
           <w:sz w:val="28"/>
           <w:szCs w:val="28"/>
         </w:rPr>
@@ -629,6 +638,7 @@
       <w:r>
         <w:rPr>
           <w:rFonts w:hint="eastAsia"/>
+          <w:color w:val="747474" w:themeColor="background2" w:themeShade="80"/>
           <w:sz w:val="28"/>
           <w:szCs w:val="28"/>
         </w:rPr>
@@ -744,6 +754,7 @@
     <w:p>
       <w:pPr>
         <w:rPr>
+          <w:color w:val="BF4E14" w:themeColor="accent2" w:themeShade="BF"/>
           <w:sz w:val="28"/>
           <w:szCs w:val="28"/>
         </w:rPr>
@@ -751,6 +762,7 @@
       <w:r>
         <w:rPr>
           <w:rFonts w:ascii="Cambria Math" w:hAnsi="Cambria Math" w:cs="Cambria Math"/>
+          <w:color w:val="BF4E14" w:themeColor="accent2" w:themeShade="BF"/>
           <w:sz w:val="28"/>
           <w:szCs w:val="28"/>
         </w:rPr>
@@ -759,6 +771,7 @@
       <w:r>
         <w:rPr>
           <w:rFonts w:hint="eastAsia"/>
+          <w:color w:val="BF4E14" w:themeColor="accent2" w:themeShade="BF"/>
           <w:sz w:val="28"/>
           <w:szCs w:val="28"/>
         </w:rPr>
@@ -768,12 +781,14 @@
     <w:p>
       <w:pPr>
         <w:rPr>
-          <w:sz w:val="28"/>
-          <w:szCs w:val="28"/>
-        </w:rPr>
-      </w:pPr>
-      <w:r>
-        <w:rPr>
+          <w:color w:val="BF4E14" w:themeColor="accent2" w:themeShade="BF"/>
+          <w:sz w:val="28"/>
+          <w:szCs w:val="28"/>
+        </w:rPr>
+      </w:pPr>
+      <w:r>
+        <w:rPr>
+          <w:color w:val="BF4E14" w:themeColor="accent2" w:themeShade="BF"/>
           <w:sz w:val="28"/>
           <w:szCs w:val="28"/>
         </w:rPr>
@@ -783,18 +798,192 @@
     <w:p>
       <w:pPr>
         <w:rPr>
+          <w:color w:val="BF4E14" w:themeColor="accent2" w:themeShade="BF"/>
           <w:sz w:val="28"/>
           <w:szCs w:val="28"/>
         </w:rPr>
       </w:pPr>
       <w:hyperlink r:id="rId16" w:history="1">
+        <w:r>
+          <w:rPr>
+            <w:rStyle w:val="ae"/>
+            <w:color w:val="BF4E14" w:themeColor="accent2" w:themeShade="BF"/>
+            <w:sz w:val="28"/>
+            <w:szCs w:val="28"/>
+          </w:rPr>
+          <w:t>https://www.youtube.com/watch?v=63NhVbj_ZqU&amp;t=3s</w:t>
+        </w:r>
+      </w:hyperlink>
+    </w:p>
+    <w:p>
+      <w:pPr>
+        <w:rPr>
+          <w:color w:val="BF4E14" w:themeColor="accent2" w:themeShade="BF"/>
+          <w:sz w:val="28"/>
+          <w:szCs w:val="28"/>
+        </w:rPr>
+      </w:pPr>
+      <w:r>
+        <w:rPr>
+          <w:rFonts w:hint="eastAsia"/>
+          <w:color w:val="BF4E14" w:themeColor="accent2" w:themeShade="BF"/>
+          <w:sz w:val="28"/>
+          <w:szCs w:val="28"/>
+        </w:rPr>
+        <w:t>報名時間</w:t>
+      </w:r>
+      <w:r>
+        <w:rPr>
+          <w:rFonts w:hint="eastAsia"/>
+          <w:color w:val="BF4E14" w:themeColor="accent2" w:themeShade="BF"/>
+          <w:sz w:val="28"/>
+          <w:szCs w:val="28"/>
+        </w:rPr>
+        <w:t>~9/30</w:t>
+      </w:r>
+      <w:r>
+        <w:rPr>
+          <w:rFonts w:hint="eastAsia"/>
+          <w:color w:val="BF4E14" w:themeColor="accent2" w:themeShade="BF"/>
+          <w:sz w:val="28"/>
+          <w:szCs w:val="28"/>
+        </w:rPr>
+        <w:t>的下午</w:t>
+      </w:r>
+      <w:r>
+        <w:rPr>
+          <w:rFonts w:hint="eastAsia"/>
+          <w:color w:val="BF4E14" w:themeColor="accent2" w:themeShade="BF"/>
+          <w:sz w:val="28"/>
+          <w:szCs w:val="28"/>
+        </w:rPr>
+        <w:t>5</w:t>
+      </w:r>
+      <w:r>
+        <w:rPr>
+          <w:rFonts w:hint="eastAsia"/>
+          <w:color w:val="BF4E14" w:themeColor="accent2" w:themeShade="BF"/>
+          <w:sz w:val="28"/>
+          <w:szCs w:val="28"/>
+        </w:rPr>
+        <w:t>點截止</w:t>
+      </w:r>
+    </w:p>
+    <w:p>
+      <w:pPr>
+        <w:rPr>
+          <w:sz w:val="28"/>
+          <w:szCs w:val="28"/>
+        </w:rPr>
+      </w:pPr>
+    </w:p>
+    <w:p>
+      <w:pPr>
+        <w:rPr>
+          <w:sz w:val="28"/>
+          <w:szCs w:val="28"/>
+        </w:rPr>
+      </w:pPr>
+      <w:r>
+        <w:rPr>
+          <w:rFonts w:hint="eastAsia"/>
+          <w:sz w:val="28"/>
+          <w:szCs w:val="28"/>
+        </w:rPr>
+        <w:t>第</w:t>
+      </w:r>
+      <w:r>
+        <w:rPr>
+          <w:rFonts w:hint="eastAsia"/>
+          <w:sz w:val="28"/>
+          <w:szCs w:val="28"/>
+        </w:rPr>
+        <w:t>7</w:t>
+      </w:r>
+      <w:r>
+        <w:rPr>
+          <w:rFonts w:hint="eastAsia"/>
+          <w:sz w:val="28"/>
+          <w:szCs w:val="28"/>
+        </w:rPr>
+        <w:t>屆大</w:t>
+      </w:r>
+      <w:proofErr w:type="gramStart"/>
+      <w:r>
+        <w:rPr>
+          <w:rFonts w:hint="eastAsia"/>
+          <w:sz w:val="28"/>
+          <w:szCs w:val="28"/>
+        </w:rPr>
+        <w:t>手攜小手</w:t>
+      </w:r>
+      <w:proofErr w:type="gramEnd"/>
+      <w:r>
+        <w:rPr>
+          <w:rFonts w:hint="eastAsia"/>
+          <w:sz w:val="28"/>
+          <w:szCs w:val="28"/>
+        </w:rPr>
+        <w:t xml:space="preserve"> </w:t>
+      </w:r>
+      <w:r>
+        <w:rPr>
+          <w:rFonts w:hint="eastAsia"/>
+          <w:sz w:val="28"/>
+          <w:szCs w:val="28"/>
+        </w:rPr>
+        <w:t>智慧創新應用競賽</w:t>
+      </w:r>
+    </w:p>
+    <w:p>
+      <w:pPr>
+        <w:rPr>
+          <w:rFonts w:hint="eastAsia"/>
+          <w:sz w:val="28"/>
+          <w:szCs w:val="28"/>
+        </w:rPr>
+      </w:pPr>
+      <w:r>
+        <w:rPr>
+          <w:rFonts w:hint="eastAsia"/>
+          <w:sz w:val="28"/>
+          <w:szCs w:val="28"/>
+        </w:rPr>
+        <w:lastRenderedPageBreak/>
+        <w:t>(</w:t>
+      </w:r>
+      <w:r>
+        <w:rPr>
+          <w:rFonts w:hint="eastAsia"/>
+          <w:sz w:val="28"/>
+          <w:szCs w:val="28"/>
+        </w:rPr>
+        <w:t>要軟硬體</w:t>
+      </w:r>
+      <w:r>
+        <w:rPr>
+          <w:rFonts w:hint="eastAsia"/>
+          <w:sz w:val="28"/>
+          <w:szCs w:val="28"/>
+        </w:rPr>
+        <w:t>)</w:t>
+      </w:r>
+    </w:p>
+    <w:p>
+      <w:pPr>
+        <w:rPr>
+          <w:sz w:val="28"/>
+          <w:szCs w:val="28"/>
+        </w:rPr>
+      </w:pPr>
+      <w:hyperlink r:id="rId17" w:history="1">
         <w:r>
           <w:rPr>
             <w:rStyle w:val="ae"/>
             <w:sz w:val="28"/>
             <w:szCs w:val="28"/>
           </w:rPr>
-          <w:t>https://www.youtube.com/watch?v=63NhVbj_Zq</w:t>
+          <w:t>https://iot2gather.ntust.edu</w:t>
         </w:r>
         <w:r>
           <w:rPr>
@@ -802,7 +991,7 @@
             <w:sz w:val="28"/>
             <w:szCs w:val="28"/>
           </w:rPr>
-          <w:t>U</w:t>
+          <w:t>.</w:t>
         </w:r>
         <w:r>
           <w:rPr>
@@ -810,129 +999,7 @@
             <w:sz w:val="28"/>
             <w:szCs w:val="28"/>
           </w:rPr>
-          <w:t>&amp;t=3s</w:t>
-        </w:r>
-      </w:hyperlink>
-    </w:p>
-    <w:p>
-      <w:pPr>
-        <w:rPr>
-          <w:sz w:val="28"/>
-          <w:szCs w:val="28"/>
-        </w:rPr>
-      </w:pPr>
-      <w:r>
-        <w:rPr>
-          <w:rFonts w:hint="eastAsia"/>
-          <w:sz w:val="28"/>
-          <w:szCs w:val="28"/>
-        </w:rPr>
-        <w:t>報名時間</w:t>
-      </w:r>
-      <w:r>
-        <w:rPr>
-          <w:rFonts w:hint="eastAsia"/>
-          <w:sz w:val="28"/>
-          <w:szCs w:val="28"/>
-        </w:rPr>
-        <w:t>~9/30</w:t>
-      </w:r>
-      <w:r>
-        <w:rPr>
-          <w:rFonts w:hint="eastAsia"/>
-          <w:sz w:val="28"/>
-          <w:szCs w:val="28"/>
-        </w:rPr>
-        <w:t>的下午</w:t>
-      </w:r>
-      <w:r>
-        <w:rPr>
-          <w:rFonts w:hint="eastAsia"/>
-          <w:sz w:val="28"/>
-          <w:szCs w:val="28"/>
-        </w:rPr>
-        <w:t>5</w:t>
-      </w:r>
-      <w:r>
-        <w:rPr>
-          <w:rFonts w:hint="eastAsia"/>
-          <w:sz w:val="28"/>
-          <w:szCs w:val="28"/>
-        </w:rPr>
-        <w:t>點截止</w:t>
-      </w:r>
-    </w:p>
-    <w:p>
-      <w:pPr>
-        <w:rPr>
-          <w:sz w:val="28"/>
-          <w:szCs w:val="28"/>
-        </w:rPr>
-      </w:pPr>
-    </w:p>
-    <w:p>
-      <w:pPr>
-        <w:rPr>
-          <w:sz w:val="28"/>
-          <w:szCs w:val="28"/>
-        </w:rPr>
-      </w:pPr>
-      <w:r>
-        <w:rPr>
-          <w:rFonts w:hint="eastAsia"/>
-          <w:sz w:val="28"/>
-          <w:szCs w:val="28"/>
-        </w:rPr>
-        <w:t>第</w:t>
-      </w:r>
-      <w:r>
-        <w:rPr>
-          <w:rFonts w:hint="eastAsia"/>
-          <w:sz w:val="28"/>
-          <w:szCs w:val="28"/>
-        </w:rPr>
-        <w:t>7</w:t>
-      </w:r>
-      <w:r>
-        <w:rPr>
-          <w:rFonts w:hint="eastAsia"/>
-          <w:sz w:val="28"/>
-          <w:szCs w:val="28"/>
-        </w:rPr>
-        <w:t>屆大手攜小手</w:t>
-      </w:r>
-      <w:r>
-        <w:rPr>
-          <w:rFonts w:hint="eastAsia"/>
-          <w:sz w:val="28"/>
-          <w:szCs w:val="28"/>
-        </w:rPr>
-        <w:t xml:space="preserve"> </w:t>
-      </w:r>
-      <w:r>
-        <w:rPr>
-          <w:rFonts w:hint="eastAsia"/>
-          <w:sz w:val="28"/>
-          <w:szCs w:val="28"/>
-        </w:rPr>
-        <w:t>智慧創新應用競賽</w:t>
-      </w:r>
-    </w:p>
-    <w:p>
-      <w:pPr>
-        <w:rPr>
-          <w:sz w:val="28"/>
-          <w:szCs w:val="28"/>
-        </w:rPr>
-      </w:pPr>
-      <w:hyperlink r:id="rId17" w:history="1">
-        <w:r>
-          <w:rPr>
-            <w:rStyle w:val="ae"/>
-            <w:sz w:val="28"/>
-            <w:szCs w:val="28"/>
-          </w:rPr>
-          <w:t>https://iot2gather.ntust.edu.tw/downloads</w:t>
+          <w:t>tw/downloads</w:t>
         </w:r>
       </w:hyperlink>
     </w:p>
@@ -966,7 +1033,23 @@
             <w:sz w:val="28"/>
             <w:szCs w:val="28"/>
           </w:rPr>
-          <w:t>https://iot2gather.ntust.edu.tw/downloads/pG/%E7%AC%AC%E4%B8%83%E5%B1%86%E5%A4%A7%E6%89%8B%E6%94%9C%E5%B0%8F%E6%89%8B%E7%AB%B6%E8%B3%BD%E8%BE%A6%E6%B3%95.pdf</w:t>
+          <w:t>https://iot2gather.ntust.edu.tw/downloads/pG/%E7%AC%AC%E4%B8%83%E5%B1%86%E5%A4%A7%E6%89%8B%E6%94%9C%E5%B0%8F%E6%89%8B%E7%AB</w:t>
+        </w:r>
+        <w:r>
+          <w:rPr>
+            <w:rStyle w:val="ae"/>
+            <w:sz w:val="28"/>
+            <w:szCs w:val="28"/>
+          </w:rPr>
+          <w:t>%</w:t>
+        </w:r>
+        <w:r>
+          <w:rPr>
+            <w:rStyle w:val="ae"/>
+            <w:sz w:val="28"/>
+            <w:szCs w:val="28"/>
+          </w:rPr>
+          <w:t>B6%E8%B3%BD%E8%BE%A6%E6%B3%95.pdf</w:t>
         </w:r>
       </w:hyperlink>
     </w:p>
@@ -1192,7 +1275,23 @@
             <w:sz w:val="28"/>
             <w:szCs w:val="28"/>
           </w:rPr>
-          <w:t xml:space="preserve"> » SurveyCake Enterprise</w:t>
+          <w:t xml:space="preserve"> » SurveyCake Enterp</w:t>
+        </w:r>
+        <w:r>
+          <w:rPr>
+            <w:rStyle w:val="ae"/>
+            <w:sz w:val="28"/>
+            <w:szCs w:val="28"/>
+          </w:rPr>
+          <w:t>r</w:t>
+        </w:r>
+        <w:r>
+          <w:rPr>
+            <w:rStyle w:val="ae"/>
+            <w:sz w:val="28"/>
+            <w:szCs w:val="28"/>
+          </w:rPr>
+          <w:t>ise</w:t>
         </w:r>
       </w:hyperlink>
     </w:p>
@@ -1278,7 +1377,23 @@
             <w:sz w:val="28"/>
             <w:szCs w:val="28"/>
           </w:rPr>
-          <w:t>https://startupland.ccu.edu.tw/p/405-1249-77303,c3077.php?Lang=zh-tw</w:t>
+          <w:t>https://sta</w:t>
+        </w:r>
+        <w:r>
+          <w:rPr>
+            <w:rStyle w:val="ae"/>
+            <w:sz w:val="28"/>
+            <w:szCs w:val="28"/>
+          </w:rPr>
+          <w:t>r</w:t>
+        </w:r>
+        <w:r>
+          <w:rPr>
+            <w:rStyle w:val="ae"/>
+            <w:sz w:val="28"/>
+            <w:szCs w:val="28"/>
+          </w:rPr>
+          <w:t>tupland.ccu.edu.tw/p/405-1249-77303,c3077.php?Lang=zh-tw</w:t>
         </w:r>
       </w:hyperlink>
     </w:p>
@@ -1462,7 +1577,6 @@
           <w:sz w:val="28"/>
           <w:szCs w:val="28"/>
         </w:rPr>
-        <w:lastRenderedPageBreak/>
         <w:t>創新實作主題分成四組：</w:t>
       </w:r>
     </w:p>

--- a/文件/042-可參加的相關競賽.docx
+++ b/文件/042-可參加的相關競賽.docx
@@ -880,13 +880,15 @@
     <w:p>
       <w:pPr>
         <w:rPr>
-          <w:sz w:val="28"/>
-          <w:szCs w:val="28"/>
-        </w:rPr>
-      </w:pPr>
-      <w:r>
-        <w:rPr>
-          <w:rFonts w:hint="eastAsia"/>
+          <w:strike/>
+          <w:sz w:val="28"/>
+          <w:szCs w:val="28"/>
+        </w:rPr>
+      </w:pPr>
+      <w:r>
+        <w:rPr>
+          <w:rFonts w:hint="eastAsia"/>
+          <w:strike/>
           <w:sz w:val="28"/>
           <w:szCs w:val="28"/>
         </w:rPr>
@@ -895,6 +897,7 @@
       <w:r>
         <w:rPr>
           <w:rFonts w:hint="eastAsia"/>
+          <w:strike/>
           <w:sz w:val="28"/>
           <w:szCs w:val="28"/>
         </w:rPr>
@@ -903,6 +906,7 @@
       <w:r>
         <w:rPr>
           <w:rFonts w:hint="eastAsia"/>
+          <w:strike/>
           <w:sz w:val="28"/>
           <w:szCs w:val="28"/>
         </w:rPr>
@@ -912,6 +916,7 @@
       <w:r>
         <w:rPr>
           <w:rFonts w:hint="eastAsia"/>
+          <w:strike/>
           <w:sz w:val="28"/>
           <w:szCs w:val="28"/>
         </w:rPr>
@@ -921,6 +926,7 @@
       <w:r>
         <w:rPr>
           <w:rFonts w:hint="eastAsia"/>
+          <w:strike/>
           <w:sz w:val="28"/>
           <w:szCs w:val="28"/>
         </w:rPr>
@@ -929,6 +935,7 @@
       <w:r>
         <w:rPr>
           <w:rFonts w:hint="eastAsia"/>
+          <w:strike/>
           <w:sz w:val="28"/>
           <w:szCs w:val="28"/>
         </w:rPr>
@@ -938,14 +945,15 @@
     <w:p>
       <w:pPr>
         <w:rPr>
-          <w:rFonts w:hint="eastAsia"/>
-          <w:sz w:val="28"/>
-          <w:szCs w:val="28"/>
-        </w:rPr>
-      </w:pPr>
-      <w:r>
-        <w:rPr>
-          <w:rFonts w:hint="eastAsia"/>
+          <w:strike/>
+          <w:sz w:val="28"/>
+          <w:szCs w:val="28"/>
+        </w:rPr>
+      </w:pPr>
+      <w:r>
+        <w:rPr>
+          <w:rFonts w:hint="eastAsia"/>
+          <w:strike/>
           <w:sz w:val="28"/>
           <w:szCs w:val="28"/>
         </w:rPr>
@@ -955,6 +963,7 @@
       <w:r>
         <w:rPr>
           <w:rFonts w:hint="eastAsia"/>
+          <w:strike/>
           <w:sz w:val="28"/>
           <w:szCs w:val="28"/>
         </w:rPr>
@@ -963,6 +972,7 @@
       <w:r>
         <w:rPr>
           <w:rFonts w:hint="eastAsia"/>
+          <w:strike/>
           <w:sz w:val="28"/>
           <w:szCs w:val="28"/>
         </w:rPr>
@@ -972,6 +982,7 @@
     <w:p>
       <w:pPr>
         <w:rPr>
+          <w:strike/>
           <w:sz w:val="28"/>
           <w:szCs w:val="28"/>
         </w:rPr>
@@ -980,39 +991,26 @@
         <w:r>
           <w:rPr>
             <w:rStyle w:val="ae"/>
+            <w:strike/>
             <w:sz w:val="28"/>
             <w:szCs w:val="28"/>
           </w:rPr>
-          <w:t>https://iot2gather.ntust.edu</w:t>
-        </w:r>
-        <w:r>
-          <w:rPr>
-            <w:rStyle w:val="ae"/>
-            <w:sz w:val="28"/>
-            <w:szCs w:val="28"/>
-          </w:rPr>
-          <w:t>.</w:t>
-        </w:r>
-        <w:r>
-          <w:rPr>
-            <w:rStyle w:val="ae"/>
-            <w:sz w:val="28"/>
-            <w:szCs w:val="28"/>
-          </w:rPr>
-          <w:t>tw/downloads</w:t>
+          <w:t>https://iot2gather.ntust.edu.tw/downloads</w:t>
         </w:r>
       </w:hyperlink>
     </w:p>
     <w:p>
       <w:pPr>
         <w:rPr>
-          <w:sz w:val="28"/>
-          <w:szCs w:val="28"/>
-        </w:rPr>
-      </w:pPr>
-      <w:r>
-        <w:rPr>
-          <w:rFonts w:hint="eastAsia"/>
+          <w:strike/>
+          <w:sz w:val="28"/>
+          <w:szCs w:val="28"/>
+        </w:rPr>
+      </w:pPr>
+      <w:r>
+        <w:rPr>
+          <w:rFonts w:hint="eastAsia"/>
+          <w:strike/>
           <w:sz w:val="28"/>
           <w:szCs w:val="28"/>
         </w:rPr>
@@ -1022,6 +1020,7 @@
     <w:p>
       <w:pPr>
         <w:rPr>
+          <w:strike/>
           <w:sz w:val="28"/>
           <w:szCs w:val="28"/>
         </w:rPr>
@@ -1030,39 +1029,26 @@
         <w:r>
           <w:rPr>
             <w:rStyle w:val="ae"/>
+            <w:strike/>
             <w:sz w:val="28"/>
             <w:szCs w:val="28"/>
           </w:rPr>
-          <w:t>https://iot2gather.ntust.edu.tw/downloads/pG/%E7%AC%AC%E4%B8%83%E5%B1%86%E5%A4%A7%E6%89%8B%E6%94%9C%E5%B0%8F%E6%89%8B%E7%AB</w:t>
-        </w:r>
-        <w:r>
-          <w:rPr>
-            <w:rStyle w:val="ae"/>
-            <w:sz w:val="28"/>
-            <w:szCs w:val="28"/>
-          </w:rPr>
-          <w:t>%</w:t>
-        </w:r>
-        <w:r>
-          <w:rPr>
-            <w:rStyle w:val="ae"/>
-            <w:sz w:val="28"/>
-            <w:szCs w:val="28"/>
-          </w:rPr>
-          <w:t>B6%E8%B3%BD%E8%BE%A6%E6%B3%95.pdf</w:t>
+          <w:t>https://iot2gather.ntust.edu.tw/downloads/pG/%E7%AC%AC%E4%B8%83%E5%B1%86%E5%A4%A7%E6%89%8B%E6%94%9C%E5%B0%8F%E6%89%8B%E7%AB%B6%E8%B3%BD%E8%BE%A6%E6%B3%95.pdf</w:t>
         </w:r>
       </w:hyperlink>
     </w:p>
     <w:p>
       <w:pPr>
         <w:rPr>
-          <w:sz w:val="28"/>
-          <w:szCs w:val="28"/>
-        </w:rPr>
-      </w:pPr>
-      <w:r>
-        <w:rPr>
-          <w:rFonts w:hint="eastAsia"/>
+          <w:strike/>
+          <w:sz w:val="28"/>
+          <w:szCs w:val="28"/>
+        </w:rPr>
+      </w:pPr>
+      <w:r>
+        <w:rPr>
+          <w:rFonts w:hint="eastAsia"/>
+          <w:strike/>
           <w:sz w:val="28"/>
           <w:szCs w:val="28"/>
         </w:rPr>
@@ -1071,6 +1057,7 @@
       <w:r>
         <w:rPr>
           <w:rFonts w:hint="eastAsia"/>
+          <w:strike/>
           <w:sz w:val="28"/>
           <w:szCs w:val="28"/>
         </w:rPr>
@@ -1079,6 +1066,7 @@
       <w:r>
         <w:rPr>
           <w:rFonts w:hint="eastAsia"/>
+          <w:strike/>
           <w:sz w:val="28"/>
           <w:szCs w:val="28"/>
         </w:rPr>
@@ -1087,6 +1075,7 @@
       <w:r>
         <w:rPr>
           <w:rFonts w:hint="eastAsia"/>
+          <w:strike/>
           <w:sz w:val="28"/>
           <w:szCs w:val="28"/>
         </w:rPr>
@@ -1095,6 +1084,7 @@
       <w:r>
         <w:rPr>
           <w:rFonts w:hint="eastAsia"/>
+          <w:strike/>
           <w:sz w:val="28"/>
           <w:szCs w:val="28"/>
         </w:rPr>
@@ -1103,6 +1093,7 @@
       <w:r>
         <w:rPr>
           <w:rFonts w:hint="eastAsia"/>
+          <w:strike/>
           <w:sz w:val="28"/>
           <w:szCs w:val="28"/>
         </w:rPr>
@@ -1111,6 +1102,7 @@
       <w:r>
         <w:rPr>
           <w:rFonts w:hint="eastAsia"/>
+          <w:strike/>
           <w:sz w:val="28"/>
           <w:szCs w:val="28"/>
         </w:rPr>
@@ -1119,22 +1111,27 @@
       <w:r>
         <w:rPr>
           <w:rFonts w:hint="eastAsia"/>
+          <w:strike/>
           <w:sz w:val="28"/>
           <w:szCs w:val="28"/>
         </w:rPr>
         <w:t>(</w:t>
       </w:r>
-      <w:r>
-        <w:rPr>
-          <w:rFonts w:hint="eastAsia"/>
+      <w:proofErr w:type="gramStart"/>
+      <w:r>
+        <w:rPr>
+          <w:rFonts w:hint="eastAsia"/>
+          <w:strike/>
           <w:sz w:val="28"/>
           <w:szCs w:val="28"/>
         </w:rPr>
         <w:t>一</w:t>
       </w:r>
-      <w:r>
-        <w:rPr>
-          <w:rFonts w:hint="eastAsia"/>
+      <w:proofErr w:type="gramEnd"/>
+      <w:r>
+        <w:rPr>
+          <w:rFonts w:hint="eastAsia"/>
+          <w:strike/>
           <w:sz w:val="28"/>
           <w:szCs w:val="28"/>
         </w:rPr>
@@ -1143,6 +1140,7 @@
       <w:r>
         <w:rPr>
           <w:rFonts w:hint="eastAsia"/>
+          <w:strike/>
           <w:sz w:val="28"/>
           <w:szCs w:val="28"/>
         </w:rPr>
@@ -1151,6 +1149,7 @@
       <w:r>
         <w:rPr>
           <w:rFonts w:hint="eastAsia"/>
+          <w:strike/>
           <w:sz w:val="28"/>
           <w:szCs w:val="28"/>
         </w:rPr>
@@ -1159,6 +1158,7 @@
       <w:r>
         <w:rPr>
           <w:rFonts w:hint="eastAsia"/>
+          <w:strike/>
           <w:sz w:val="28"/>
           <w:szCs w:val="28"/>
         </w:rPr>
@@ -1167,6 +1167,7 @@
       <w:r>
         <w:rPr>
           <w:rFonts w:hint="eastAsia"/>
+          <w:strike/>
           <w:sz w:val="28"/>
           <w:szCs w:val="28"/>
         </w:rPr>
@@ -1175,6 +1176,7 @@
       <w:r>
         <w:rPr>
           <w:rFonts w:hint="eastAsia"/>
+          <w:strike/>
           <w:sz w:val="28"/>
           <w:szCs w:val="28"/>
         </w:rPr>
@@ -1183,6 +1185,7 @@
       <w:r>
         <w:rPr>
           <w:rFonts w:hint="eastAsia"/>
+          <w:strike/>
           <w:sz w:val="28"/>
           <w:szCs w:val="28"/>
         </w:rPr>
@@ -1191,6 +1194,7 @@
       <w:r>
         <w:rPr>
           <w:rFonts w:hint="eastAsia"/>
+          <w:strike/>
           <w:sz w:val="28"/>
           <w:szCs w:val="28"/>
         </w:rPr>
@@ -1199,6 +1203,7 @@
       <w:r>
         <w:rPr>
           <w:rFonts w:hint="eastAsia"/>
+          <w:strike/>
           <w:sz w:val="28"/>
           <w:szCs w:val="28"/>
         </w:rPr>
@@ -1207,6 +1212,7 @@
       <w:r>
         <w:rPr>
           <w:rFonts w:hint="eastAsia"/>
+          <w:strike/>
           <w:sz w:val="28"/>
           <w:szCs w:val="28"/>
         </w:rPr>
@@ -1215,6 +1221,7 @@
       <w:r>
         <w:rPr>
           <w:rFonts w:hint="eastAsia"/>
+          <w:strike/>
           <w:sz w:val="28"/>
           <w:szCs w:val="28"/>
         </w:rPr>
@@ -1223,6 +1230,7 @@
       <w:r>
         <w:rPr>
           <w:rFonts w:hint="eastAsia"/>
+          <w:strike/>
           <w:sz w:val="28"/>
           <w:szCs w:val="28"/>
         </w:rPr>
@@ -1275,23 +1283,7 @@
             <w:sz w:val="28"/>
             <w:szCs w:val="28"/>
           </w:rPr>
-          <w:t xml:space="preserve"> » SurveyCake Enterp</w:t>
-        </w:r>
-        <w:r>
-          <w:rPr>
-            <w:rStyle w:val="ae"/>
-            <w:sz w:val="28"/>
-            <w:szCs w:val="28"/>
-          </w:rPr>
-          <w:t>r</w:t>
-        </w:r>
-        <w:r>
-          <w:rPr>
-            <w:rStyle w:val="ae"/>
-            <w:sz w:val="28"/>
-            <w:szCs w:val="28"/>
-          </w:rPr>
-          <w:t>ise</w:t>
+          <w:t xml:space="preserve"> » SurveyCake Enterprise</w:t>
         </w:r>
       </w:hyperlink>
     </w:p>
@@ -1377,23 +1369,7 @@
             <w:sz w:val="28"/>
             <w:szCs w:val="28"/>
           </w:rPr>
-          <w:t>https://sta</w:t>
-        </w:r>
-        <w:r>
-          <w:rPr>
-            <w:rStyle w:val="ae"/>
-            <w:sz w:val="28"/>
-            <w:szCs w:val="28"/>
-          </w:rPr>
-          <w:t>r</w:t>
-        </w:r>
-        <w:r>
-          <w:rPr>
-            <w:rStyle w:val="ae"/>
-            <w:sz w:val="28"/>
-            <w:szCs w:val="28"/>
-          </w:rPr>
-          <w:t>tupland.ccu.edu.tw/p/405-1249-77303,c3077.php?Lang=zh-tw</w:t>
+          <w:t>https://startupland.ccu.edu.tw/p/405-1249-77303,c3077.php?Lang=zh-tw</w:t>
         </w:r>
       </w:hyperlink>
     </w:p>

--- a/文件/042-可參加的相關競賽.docx
+++ b/文件/042-可參加的相關競賽.docx
@@ -1248,13 +1248,15 @@
     <w:p>
       <w:pPr>
         <w:rPr>
-          <w:sz w:val="28"/>
-          <w:szCs w:val="28"/>
-        </w:rPr>
-      </w:pPr>
-      <w:r>
-        <w:rPr>
-          <w:rFonts w:hint="eastAsia"/>
+          <w:color w:val="BF4E14" w:themeColor="accent2" w:themeShade="BF"/>
+          <w:sz w:val="28"/>
+          <w:szCs w:val="28"/>
+        </w:rPr>
+      </w:pPr>
+      <w:r>
+        <w:rPr>
+          <w:rFonts w:hint="eastAsia"/>
+          <w:color w:val="BF4E14" w:themeColor="accent2" w:themeShade="BF"/>
           <w:sz w:val="28"/>
           <w:szCs w:val="28"/>
         </w:rPr>
@@ -1264,6 +1266,7 @@
     <w:p>
       <w:pPr>
         <w:rPr>
+          <w:color w:val="BF4E14" w:themeColor="accent2" w:themeShade="BF"/>
           <w:sz w:val="28"/>
           <w:szCs w:val="28"/>
         </w:rPr>
@@ -1272,6 +1275,7 @@
         <w:r>
           <w:rPr>
             <w:rStyle w:val="ae"/>
+            <w:color w:val="BF4E14" w:themeColor="accent2" w:themeShade="BF"/>
             <w:sz w:val="28"/>
             <w:szCs w:val="28"/>
           </w:rPr>
@@ -1280,6 +1284,7 @@
         <w:r>
           <w:rPr>
             <w:rStyle w:val="ae"/>
+            <w:color w:val="BF4E14" w:themeColor="accent2" w:themeShade="BF"/>
             <w:sz w:val="28"/>
             <w:szCs w:val="28"/>
           </w:rPr>
@@ -1290,12 +1295,14 @@
     <w:p>
       <w:pPr>
         <w:rPr>
-          <w:sz w:val="28"/>
-          <w:szCs w:val="28"/>
-        </w:rPr>
-      </w:pPr>
-      <w:r>
-        <w:rPr>
+          <w:color w:val="BF4E14" w:themeColor="accent2" w:themeShade="BF"/>
+          <w:sz w:val="28"/>
+          <w:szCs w:val="28"/>
+        </w:rPr>
+      </w:pPr>
+      <w:r>
+        <w:rPr>
+          <w:color w:val="BF4E14" w:themeColor="accent2" w:themeShade="BF"/>
           <w:sz w:val="28"/>
           <w:szCs w:val="28"/>
         </w:rPr>
@@ -1303,6 +1310,7 @@
       </w:r>
       <w:r>
         <w:rPr>
+          <w:color w:val="BF4E14" w:themeColor="accent2" w:themeShade="BF"/>
           <w:sz w:val="28"/>
           <w:szCs w:val="28"/>
         </w:rPr>
@@ -1310,6 +1318,7 @@
       </w:r>
       <w:r>
         <w:rPr>
+          <w:color w:val="BF4E14" w:themeColor="accent2" w:themeShade="BF"/>
           <w:sz w:val="28"/>
           <w:szCs w:val="28"/>
         </w:rPr>
@@ -1317,6 +1326,7 @@
       </w:r>
       <w:r>
         <w:rPr>
+          <w:color w:val="BF4E14" w:themeColor="accent2" w:themeShade="BF"/>
           <w:sz w:val="28"/>
           <w:szCs w:val="28"/>
         </w:rPr>
